--- a/dist/wine-quality-learning-guide.docx
+++ b/dist/wine-quality-learning-guide.docx
@@ -4470,7 +4470,7 @@
     </w:p>
     <w:p>
       <w:r>
-        <w:t>This interval reflects holdout sampling variation conditional on this trained model and split. It does not include every uncertainty from retraining, model selection, or a different wine population. It is also not graph bootstrap averaging: no arrows are relearned in this calculation. The small validation gaps between models do not establish a universal ranking.</w:t>
+        <w:t>This interval reflects holdout sampling variation conditional on this trained model and split. It does not include every uncertainty from retraining, model selection, or a different wine population. It is also not the arrow-stability bootstrap described in Chapter 13: no arrows are relearned in this calculation. The small validation gaps between models do not establish a universal ranking.</w:t>
       </w:r>
     </w:p>
     <w:p>
@@ -5455,6 +5455,11 @@
     </w:p>
     <w:p>
       <w:r>
+        <w:t>The arrows are also drawn by stability. The selected recipe was relearned on 1,000 resamples of the training wines, drawing measurement groups with replacement. Hover over an arrow to read how often it appeared in those graphs and how often it pointed the drawn way. Solid arrows appeared in at least 85% of the resamples, the threshold the original R project used to keep an arrow; dotted arrows appeared in fewer than half. This is a diagnostic of the frozen model. It changes no prediction, and it cannot make an arrow causal.</w:t>
+      </w:r>
+    </w:p>
+    <w:p>
+      <w:r>
         <w:t xml:space="preserve">In </w:t>
       </w:r>
       <w:r>
@@ -5513,6 +5518,35 @@
       </w:r>
       <w:r>
         <w:t xml:space="preserve"> It changes the information conditioned on by an observational model. It does not simulate a validated chemical intervention.</w:t>
+      </w:r>
+    </w:p>
+    <w:p>
+      <w:r>
+        <w:rPr>
+          <w:b/>
+        </w:rPr>
+        <w:t>Exercise.</w:t>
+      </w:r>
+      <w:r>
+        <w:t xml:space="preserve"> In </w:t>
+      </w:r>
+      <w:r>
+        <w:rPr>
+          <w:b/>
+        </w:rPr>
+        <w:t>Explore the network</w:t>
+      </w:r>
+      <w:r>
+        <w:t xml:space="preserve">, select quality. Which of its arrows is least stable, and what does a direction share near 50% mean? </w:t>
+      </w:r>
+      <w:r>
+        <w:rPr>
+          <w:b/>
+        </w:rPr>
+        <w:t>Answer.</w:t>
+      </w:r>
+      <w:r>
+        <w:t xml:space="preserve"> The arrow to total sulfur dioxide appears in the fewest resamples. A share near 50% means the resamples learned each direction about equally often: the data support a dependency between the two variables but do not determine which way the arrow points.</w:t>
       </w:r>
     </w:p>
     <w:p>
@@ -5879,7 +5913,7 @@
                 <w:rFonts w:ascii="Consolas" w:hAnsi="Consolas"/>
                 <w:sz w:val="21"/>
               </w:rPr>
-              <w:t>dist/results.json</w:t>
+              <w:t>bootstrap_structure.py</w:t>
             </w:r>
           </w:p>
         </w:tc>
@@ -5904,7 +5938,7 @@
               <w:rPr>
                 <w:sz w:val="21"/>
               </w:rPr>
-              <w:t>Records scores, row indices, cut points, graph, tables, and software versions</w:t>
+              <w:t>Relearns the selected recipe on resamples and records each arrow's stability</w:t>
             </w:r>
           </w:p>
         </w:tc>
@@ -5935,6 +5969,62 @@
                 <w:rFonts w:ascii="Consolas" w:hAnsi="Consolas"/>
                 <w:sz w:val="21"/>
               </w:rPr>
+              <w:t>dist/results.json</w:t>
+            </w:r>
+          </w:p>
+        </w:tc>
+        <w:tc>
+          <w:tcPr>
+            <w:tcW w:type="dxa" w:w="5501"/>
+            <w:vAlign w:val="center"/>
+            <w:tcMar>
+              <w:top w:w="65" w:type="dxa"/>
+              <w:bottom w:w="65" w:type="dxa"/>
+              <w:left w:w="85" w:type="dxa"/>
+              <w:right w:w="85" w:type="dxa"/>
+            </w:tcMar>
+            <w:shd w:fill="F3F5F8"/>
+          </w:tcPr>
+          <w:p>
+            <w:pPr>
+              <w:spacing w:after="0" w:line="245" w:lineRule="auto"/>
+              <w:jc w:val="left"/>
+            </w:pPr>
+            <w:r>
+              <w:rPr>
+                <w:sz w:val="21"/>
+              </w:rPr>
+              <w:t>Records scores, row indices, cut points, graph, tables, and software versions</w:t>
+            </w:r>
+          </w:p>
+        </w:tc>
+      </w:tr>
+      <w:tr>
+        <w:trPr>
+          <w:cantSplit/>
+        </w:trPr>
+        <w:tc>
+          <w:tcPr>
+            <w:tcW w:type="dxa" w:w="4493"/>
+            <w:vAlign w:val="center"/>
+            <w:tcMar>
+              <w:top w:w="65" w:type="dxa"/>
+              <w:bottom w:w="65" w:type="dxa"/>
+              <w:left w:w="85" w:type="dxa"/>
+              <w:right w:w="85" w:type="dxa"/>
+            </w:tcMar>
+            <w:shd w:fill="FFFFFF"/>
+          </w:tcPr>
+          <w:p>
+            <w:pPr>
+              <w:spacing w:after="0" w:line="245" w:lineRule="auto"/>
+              <w:jc w:val="left"/>
+            </w:pPr>
+            <w:r>
+              <w:rPr>
+                <w:rFonts w:ascii="Consolas" w:hAnsi="Consolas"/>
+                <w:sz w:val="21"/>
+              </w:rPr>
               <w:t>data/holdout-predictions.csv</w:t>
             </w:r>
           </w:p>
@@ -5949,7 +6039,7 @@
               <w:left w:w="85" w:type="dxa"/>
               <w:right w:w="85" w:type="dxa"/>
             </w:tcMar>
-            <w:shd w:fill="F3F5F8"/>
+            <w:shd w:fill="FFFFFF"/>
           </w:tcPr>
           <w:p>
             <w:pPr>
@@ -5979,7 +6069,7 @@
               <w:left w:w="85" w:type="dxa"/>
               <w:right w:w="85" w:type="dxa"/>
             </w:tcMar>
-            <w:shd w:fill="FFFFFF"/>
+            <w:shd w:fill="F3F5F8"/>
           </w:tcPr>
           <w:p>
             <w:pPr>
@@ -6018,7 +6108,7 @@
               <w:left w:w="85" w:type="dxa"/>
               <w:right w:w="85" w:type="dxa"/>
             </w:tcMar>
-            <w:shd w:fill="FFFFFF"/>
+            <w:shd w:fill="F3F5F8"/>
           </w:tcPr>
           <w:p>
             <w:pPr>
@@ -6048,7 +6138,7 @@
               <w:left w:w="85" w:type="dxa"/>
               <w:right w:w="85" w:type="dxa"/>
             </w:tcMar>
-            <w:shd w:fill="F3F5F8"/>
+            <w:shd w:fill="FFFFFF"/>
           </w:tcPr>
           <w:p>
             <w:pPr>
@@ -6074,7 +6164,7 @@
               <w:left w:w="85" w:type="dxa"/>
               <w:right w:w="85" w:type="dxa"/>
             </w:tcMar>
-            <w:shd w:fill="F3F5F8"/>
+            <w:shd w:fill="FFFFFF"/>
           </w:tcPr>
           <w:p>
             <w:pPr>
@@ -6158,6 +6248,19 @@
         <w:t>python train.py</w:t>
       </w:r>
       <w:r>
+        <w:t xml:space="preserve"> followed by </w:t>
+      </w:r>
+      <w:r>
+        <w:rPr>
+          <w:rFonts w:ascii="Consolas" w:hAnsi="Consolas"/>
+          <w:sz w:val="19"/>
+        </w:rPr>
+        <w:t>python bootstrap_structure.py</w:t>
+      </w:r>
+      <w:r>
+        <w:t xml:space="preserve"> for the arrow stability shown in the network view</w:t>
+      </w:r>
+      <w:r>
         <w:t xml:space="preserve">. A virtual environment is a separate set of Python packages for this project. </w:t>
       </w:r>
       <w:r>
@@ -6217,7 +6320,7 @@
     </w:p>
     <w:p>
       <w:r>
-        <w:t>Other changes are deliberate methodological choices. Quantile bins replace Hartemink; pyAgrum hill climbing replaces the original comparison of Grow-Shrink, hill climbing, and MMHC; exact inference uses all supplied evidence. The original graph bootstrap averaging has not been reproduced. The holdout-accuracy bootstrap serves a different purpose. New scores therefore should not be advertised as a like-for-like performance improvement over the R numbers.</w:t>
+        <w:t>Other changes are deliberate methodological choices. Quantile bins replace Hartemink; pyAgrum hill climbing replaces the original comparison of Grow-Shrink, hill climbing, and MMHC; exact inference uses all supplied evidence. The original graph bootstrap is reproduced only as the arrow-stability diagnostic in Chapter 13; no averaged network is used for prediction. The holdout-accuracy bootstrap serves a different purpose. New scores therefore should not be advertised as a like-for-like performance improvement over the R numbers.</w:t>
       </w:r>
     </w:p>
     <w:p>
@@ -6266,7 +6369,7 @@
     </w:p>
     <w:p>
       <w:r>
-        <w:t>Choose one question at a time: does an ordinal model improve score-distance errors; does a faithful Hartemink rebuild change the result; or are the learned arrows stable across resampled training sets? Write the comparison and success metric before running it. Once repeated improvements use this holdout as feedback, it becomes development data; use new independent data or an appropriate nested evaluation for a fresh final estimate.</w:t>
+        <w:t>Choose one question at a time: does an ordinal model improve score-distance errors; does a faithful Hartemink rebuild change the result; or does keeping only the arrows that proved stable under resampling (Chapter 13) change the predictions? Write the comparison and success metric before running it. Once repeated improvements use this holdout as feedback, it becomes development data; use new independent data or an appropriate nested evaluation for a fresh final estimate.</w:t>
       </w:r>
     </w:p>
     <w:p>

--- a/dist/wine-quality-learning-guide.docx
+++ b/dist/wine-quality-learning-guide.docx
@@ -25,7 +25,7 @@
     </w:p>
     <w:p>
       <w:r>
-        <w:t>We rebuilt an earlier university project written in R using Python. The rebuild keeps the research question, corrects problems in the evaluation, compares the network with simpler models, and makes the predictions explorable in a browser. The aim is a project whose reasoning you can explain and whose results someone else can reproduce.</w:t>
+        <w:t>We rebuilt an earlier university project written in R using Python. The rebuild keeps the research question, corrects problems in the evaluation, compares the network with simpler models, and makes both the network's reasoning and the reference model's predictions explorable in a browser. The aim is a project whose reasoning you can explain and whose results someone else can reproduce.</w:t>
       </w:r>
     </w:p>
     <w:p>
@@ -41,7 +41,25 @@
         <w:t>The main result.</w:t>
       </w:r>
       <w:r>
-        <w:t xml:space="preserve"> The selected Bayesian network correctly predicts 181 of 320 held-out scores, or 56.6%. It is useful for learning about uncertain predictions, but it misses all held-out wines with scores 3, 4, and 8. Logistic regression wins the project's model-selection criterion. These findings are part of the project, including the disappointing ones.</w:t>
+        <w:t xml:space="preserve"> The selected Bayesian network correctly predicts 181 of 320 held-out scores, or 56.6%, and misses all held-out wines with scores 3, 4, and 8. Logistic regression wins the project's model-selection criterion and predicts more accurately, at 60.0%. The explorer therefore gives the two models different jobs: logistic regression is the </w:t>
+      </w:r>
+      <w:r>
+        <w:rPr>
+          <w:b/>
+        </w:rPr>
+        <w:t>prediction reference</w:t>
+      </w:r>
+      <w:r>
+        <w:t xml:space="preserve">, used when all eleven measurements are known, and the network is the </w:t>
+      </w:r>
+      <w:r>
+        <w:rPr>
+          <w:b/>
+        </w:rPr>
+        <w:t>reasoning model</w:t>
+      </w:r>
+      <w:r>
+        <w:t>, used to answer with any subset of measurements and to show how beliefs shift. These findings are part of the project, including the disappointing ones.</w:t>
       </w:r>
     </w:p>
     <w:p>
@@ -117,7 +135,17 @@
     </w:p>
     <w:p>
       <w:r>
-        <w:t>Guide edition September 2026. Companion to Wine Quality Explorer. No model was retrained for this document.</w:t>
+        <w:t xml:space="preserve">Guide edition September 2026, second edition, written for the explorer that pairs the network with a prediction reference. The first edition is kept as </w:t>
+      </w:r>
+      <w:r>
+        <w:rPr>
+          <w:rFonts w:ascii="Consolas" w:hAnsi="Consolas"/>
+          <w:sz w:val="19"/>
+        </w:rPr>
+        <w:t>docs/BEGINNER_GUIDE_old.md</w:t>
+      </w:r>
+      <w:r>
+        <w:t>. Companion to Wine Quality Explorer. No model was retrained for this document.</w:t>
       </w:r>
     </w:p>
     <w:p>
@@ -184,8 +212,6 @@
       <w:tblPr>
         <w:tblW w:type="auto" w:w="0"/>
         <w:jc w:val="center"/>
-        <w:tblLayout w:type="fixed"/>
-        <w:tblLook w:firstColumn="1" w:firstRow="1" w:lastColumn="0" w:lastRow="0" w:noHBand="0" w:noVBand="1" w:val="04A0"/>
         <w:tblBorders>
           <w:top w:val="single" w:sz="4" w:color="D9D9D9"/>
           <w:left w:val="single" w:sz="4" w:color="D9D9D9"/>
@@ -194,11 +220,13 @@
           <w:insideH w:val="single" w:sz="4" w:color="D9D9D9"/>
           <w:insideV w:val="single" w:sz="4" w:color="D9D9D9"/>
         </w:tblBorders>
+        <w:tblLayout w:type="fixed"/>
+        <w:tblLook w:firstColumn="1" w:firstRow="1" w:lastColumn="0" w:lastRow="0" w:noHBand="0" w:noVBand="1" w:val="04A0"/>
       </w:tblPr>
       <w:tblGrid>
-        <w:gridCol w:w="1800"/>
-        <w:gridCol w:w="2160"/>
-        <w:gridCol w:w="6034"/>
+        <w:gridCol w:w="2832"/>
+        <w:gridCol w:w="2998"/>
+        <w:gridCol w:w="4164"/>
       </w:tblGrid>
       <w:tr>
         <w:trPr>
@@ -207,15 +235,15 @@
         </w:trPr>
         <w:tc>
           <w:tcPr>
-            <w:tcW w:type="dxa" w:w="1800"/>
-            <w:vAlign w:val="center"/>
+            <w:tcW w:type="dxa" w:w="2832"/>
+            <w:shd w:val="clear" w:fill="273649"/>
             <w:tcMar>
               <w:top w:w="65" w:type="dxa"/>
+              <w:left w:w="85" w:type="dxa"/>
               <w:bottom w:w="65" w:type="dxa"/>
-              <w:left w:w="85" w:type="dxa"/>
               <w:right w:w="85" w:type="dxa"/>
             </w:tcMar>
-            <w:shd w:fill="273649"/>
+            <w:vAlign w:val="center"/>
           </w:tcPr>
           <w:p>
             <w:pPr>
@@ -235,15 +263,15 @@
         </w:tc>
         <w:tc>
           <w:tcPr>
-            <w:tcW w:type="dxa" w:w="2160"/>
-            <w:vAlign w:val="center"/>
+            <w:tcW w:type="dxa" w:w="2998"/>
+            <w:shd w:val="clear" w:fill="273649"/>
             <w:tcMar>
               <w:top w:w="65" w:type="dxa"/>
+              <w:left w:w="85" w:type="dxa"/>
               <w:bottom w:w="65" w:type="dxa"/>
-              <w:left w:w="85" w:type="dxa"/>
               <w:right w:w="85" w:type="dxa"/>
             </w:tcMar>
-            <w:shd w:fill="273649"/>
+            <w:vAlign w:val="center"/>
           </w:tcPr>
           <w:p>
             <w:pPr>
@@ -263,15 +291,15 @@
         </w:tc>
         <w:tc>
           <w:tcPr>
-            <w:tcW w:type="dxa" w:w="6034"/>
-            <w:vAlign w:val="center"/>
+            <w:tcW w:type="dxa" w:w="4164"/>
+            <w:shd w:val="clear" w:fill="273649"/>
             <w:tcMar>
               <w:top w:w="65" w:type="dxa"/>
+              <w:left w:w="85" w:type="dxa"/>
               <w:bottom w:w="65" w:type="dxa"/>
-              <w:left w:w="85" w:type="dxa"/>
               <w:right w:w="85" w:type="dxa"/>
             </w:tcMar>
-            <w:shd w:fill="273649"/>
+            <w:vAlign w:val="center"/>
           </w:tcPr>
           <w:p>
             <w:pPr>
@@ -296,15 +324,15 @@
         </w:trPr>
         <w:tc>
           <w:tcPr>
-            <w:tcW w:type="dxa" w:w="1800"/>
-            <w:vAlign w:val="center"/>
+            <w:tcW w:type="dxa" w:w="2832"/>
+            <w:shd w:val="clear" w:fill="FFFFFF"/>
             <w:tcMar>
               <w:top w:w="65" w:type="dxa"/>
+              <w:left w:w="85" w:type="dxa"/>
               <w:bottom w:w="65" w:type="dxa"/>
-              <w:left w:w="85" w:type="dxa"/>
               <w:right w:w="85" w:type="dxa"/>
             </w:tcMar>
-            <w:shd w:fill="FFFFFF"/>
+            <w:vAlign w:val="center"/>
           </w:tcPr>
           <w:p>
             <w:pPr>
@@ -321,15 +349,15 @@
         </w:tc>
         <w:tc>
           <w:tcPr>
-            <w:tcW w:type="dxa" w:w="2160"/>
-            <w:vAlign w:val="center"/>
+            <w:tcW w:type="dxa" w:w="2998"/>
+            <w:shd w:val="clear" w:fill="FFFFFF"/>
             <w:tcMar>
               <w:top w:w="65" w:type="dxa"/>
+              <w:left w:w="85" w:type="dxa"/>
               <w:bottom w:w="65" w:type="dxa"/>
-              <w:left w:w="85" w:type="dxa"/>
               <w:right w:w="85" w:type="dxa"/>
             </w:tcMar>
-            <w:shd w:fill="FFFFFF"/>
+            <w:vAlign w:val="center"/>
           </w:tcPr>
           <w:p>
             <w:pPr>
@@ -346,15 +374,15 @@
         </w:tc>
         <w:tc>
           <w:tcPr>
-            <w:tcW w:type="dxa" w:w="6034"/>
-            <w:vAlign w:val="center"/>
+            <w:tcW w:type="dxa" w:w="4164"/>
+            <w:shd w:val="clear" w:fill="FFFFFF"/>
             <w:tcMar>
               <w:top w:w="65" w:type="dxa"/>
+              <w:left w:w="85" w:type="dxa"/>
               <w:bottom w:w="65" w:type="dxa"/>
-              <w:left w:w="85" w:type="dxa"/>
               <w:right w:w="85" w:type="dxa"/>
             </w:tcMar>
-            <w:shd w:fill="FFFFFF"/>
+            <w:vAlign w:val="center"/>
           </w:tcPr>
           <w:p>
             <w:pPr>
@@ -376,15 +404,15 @@
         </w:trPr>
         <w:tc>
           <w:tcPr>
-            <w:tcW w:type="dxa" w:w="1800"/>
-            <w:vAlign w:val="center"/>
+            <w:tcW w:type="dxa" w:w="2832"/>
+            <w:shd w:val="clear" w:fill="F3F5F8"/>
             <w:tcMar>
               <w:top w:w="65" w:type="dxa"/>
+              <w:left w:w="85" w:type="dxa"/>
               <w:bottom w:w="65" w:type="dxa"/>
-              <w:left w:w="85" w:type="dxa"/>
               <w:right w:w="85" w:type="dxa"/>
             </w:tcMar>
-            <w:shd w:fill="F3F5F8"/>
+            <w:vAlign w:val="center"/>
           </w:tcPr>
           <w:p>
             <w:pPr>
@@ -401,15 +429,15 @@
         </w:tc>
         <w:tc>
           <w:tcPr>
-            <w:tcW w:type="dxa" w:w="2160"/>
-            <w:vAlign w:val="center"/>
+            <w:tcW w:type="dxa" w:w="2998"/>
+            <w:shd w:val="clear" w:fill="F3F5F8"/>
             <w:tcMar>
               <w:top w:w="65" w:type="dxa"/>
+              <w:left w:w="85" w:type="dxa"/>
               <w:bottom w:w="65" w:type="dxa"/>
-              <w:left w:w="85" w:type="dxa"/>
               <w:right w:w="85" w:type="dxa"/>
             </w:tcMar>
-            <w:shd w:fill="F3F5F8"/>
+            <w:vAlign w:val="center"/>
           </w:tcPr>
           <w:p>
             <w:pPr>
@@ -426,15 +454,15 @@
         </w:tc>
         <w:tc>
           <w:tcPr>
-            <w:tcW w:type="dxa" w:w="6034"/>
-            <w:vAlign w:val="center"/>
+            <w:tcW w:type="dxa" w:w="4164"/>
+            <w:shd w:val="clear" w:fill="F3F5F8"/>
             <w:tcMar>
               <w:top w:w="65" w:type="dxa"/>
+              <w:left w:w="85" w:type="dxa"/>
               <w:bottom w:w="65" w:type="dxa"/>
-              <w:left w:w="85" w:type="dxa"/>
               <w:right w:w="85" w:type="dxa"/>
             </w:tcMar>
-            <w:shd w:fill="F3F5F8"/>
+            <w:vAlign w:val="center"/>
           </w:tcPr>
           <w:p>
             <w:pPr>
@@ -456,15 +484,15 @@
         </w:trPr>
         <w:tc>
           <w:tcPr>
-            <w:tcW w:type="dxa" w:w="1800"/>
-            <w:vAlign w:val="center"/>
+            <w:tcW w:type="dxa" w:w="2832"/>
+            <w:shd w:val="clear" w:fill="FFFFFF"/>
             <w:tcMar>
               <w:top w:w="65" w:type="dxa"/>
+              <w:left w:w="85" w:type="dxa"/>
               <w:bottom w:w="65" w:type="dxa"/>
-              <w:left w:w="85" w:type="dxa"/>
               <w:right w:w="85" w:type="dxa"/>
             </w:tcMar>
-            <w:shd w:fill="FFFFFF"/>
+            <w:vAlign w:val="center"/>
           </w:tcPr>
           <w:p>
             <w:pPr>
@@ -481,15 +509,15 @@
         </w:tc>
         <w:tc>
           <w:tcPr>
-            <w:tcW w:type="dxa" w:w="2160"/>
-            <w:vAlign w:val="center"/>
+            <w:tcW w:type="dxa" w:w="2998"/>
+            <w:shd w:val="clear" w:fill="FFFFFF"/>
             <w:tcMar>
               <w:top w:w="65" w:type="dxa"/>
+              <w:left w:w="85" w:type="dxa"/>
               <w:bottom w:w="65" w:type="dxa"/>
-              <w:left w:w="85" w:type="dxa"/>
               <w:right w:w="85" w:type="dxa"/>
             </w:tcMar>
-            <w:shd w:fill="FFFFFF"/>
+            <w:vAlign w:val="center"/>
           </w:tcPr>
           <w:p>
             <w:pPr>
@@ -506,15 +534,15 @@
         </w:tc>
         <w:tc>
           <w:tcPr>
-            <w:tcW w:type="dxa" w:w="6034"/>
-            <w:vAlign w:val="center"/>
+            <w:tcW w:type="dxa" w:w="4164"/>
+            <w:shd w:val="clear" w:fill="FFFFFF"/>
             <w:tcMar>
               <w:top w:w="65" w:type="dxa"/>
+              <w:left w:w="85" w:type="dxa"/>
               <w:bottom w:w="65" w:type="dxa"/>
-              <w:left w:w="85" w:type="dxa"/>
               <w:right w:w="85" w:type="dxa"/>
             </w:tcMar>
-            <w:shd w:fill="FFFFFF"/>
+            <w:vAlign w:val="center"/>
           </w:tcPr>
           <w:p>
             <w:pPr>
@@ -536,15 +564,15 @@
         </w:trPr>
         <w:tc>
           <w:tcPr>
-            <w:tcW w:type="dxa" w:w="1800"/>
-            <w:vAlign w:val="center"/>
+            <w:tcW w:type="dxa" w:w="2832"/>
+            <w:shd w:val="clear" w:fill="F3F5F8"/>
             <w:tcMar>
               <w:top w:w="65" w:type="dxa"/>
+              <w:left w:w="85" w:type="dxa"/>
               <w:bottom w:w="65" w:type="dxa"/>
-              <w:left w:w="85" w:type="dxa"/>
               <w:right w:w="85" w:type="dxa"/>
             </w:tcMar>
-            <w:shd w:fill="F3F5F8"/>
+            <w:vAlign w:val="center"/>
           </w:tcPr>
           <w:p>
             <w:pPr>
@@ -561,15 +589,15 @@
         </w:tc>
         <w:tc>
           <w:tcPr>
-            <w:tcW w:type="dxa" w:w="2160"/>
-            <w:vAlign w:val="center"/>
+            <w:tcW w:type="dxa" w:w="2998"/>
+            <w:shd w:val="clear" w:fill="F3F5F8"/>
             <w:tcMar>
               <w:top w:w="65" w:type="dxa"/>
+              <w:left w:w="85" w:type="dxa"/>
               <w:bottom w:w="65" w:type="dxa"/>
-              <w:left w:w="85" w:type="dxa"/>
               <w:right w:w="85" w:type="dxa"/>
             </w:tcMar>
-            <w:shd w:fill="F3F5F8"/>
+            <w:vAlign w:val="center"/>
           </w:tcPr>
           <w:p>
             <w:pPr>
@@ -586,15 +614,15 @@
         </w:tc>
         <w:tc>
           <w:tcPr>
-            <w:tcW w:type="dxa" w:w="6034"/>
-            <w:vAlign w:val="center"/>
+            <w:tcW w:type="dxa" w:w="4164"/>
+            <w:shd w:val="clear" w:fill="F3F5F8"/>
             <w:tcMar>
               <w:top w:w="65" w:type="dxa"/>
+              <w:left w:w="85" w:type="dxa"/>
               <w:bottom w:w="65" w:type="dxa"/>
-              <w:left w:w="85" w:type="dxa"/>
               <w:right w:w="85" w:type="dxa"/>
             </w:tcMar>
-            <w:shd w:fill="F3F5F8"/>
+            <w:vAlign w:val="center"/>
           </w:tcPr>
           <w:p>
             <w:pPr>
@@ -616,15 +644,15 @@
         </w:trPr>
         <w:tc>
           <w:tcPr>
-            <w:tcW w:type="dxa" w:w="1800"/>
-            <w:vAlign w:val="center"/>
+            <w:tcW w:type="dxa" w:w="2832"/>
+            <w:shd w:val="clear" w:fill="FFFFFF"/>
             <w:tcMar>
               <w:top w:w="65" w:type="dxa"/>
+              <w:left w:w="85" w:type="dxa"/>
               <w:bottom w:w="65" w:type="dxa"/>
-              <w:left w:w="85" w:type="dxa"/>
               <w:right w:w="85" w:type="dxa"/>
             </w:tcMar>
-            <w:shd w:fill="FFFFFF"/>
+            <w:vAlign w:val="center"/>
           </w:tcPr>
           <w:p>
             <w:pPr>
@@ -641,15 +669,15 @@
         </w:tc>
         <w:tc>
           <w:tcPr>
-            <w:tcW w:type="dxa" w:w="2160"/>
-            <w:vAlign w:val="center"/>
+            <w:tcW w:type="dxa" w:w="2998"/>
+            <w:shd w:val="clear" w:fill="FFFFFF"/>
             <w:tcMar>
               <w:top w:w="65" w:type="dxa"/>
+              <w:left w:w="85" w:type="dxa"/>
               <w:bottom w:w="65" w:type="dxa"/>
-              <w:left w:w="85" w:type="dxa"/>
               <w:right w:w="85" w:type="dxa"/>
             </w:tcMar>
-            <w:shd w:fill="FFFFFF"/>
+            <w:vAlign w:val="center"/>
           </w:tcPr>
           <w:p>
             <w:pPr>
@@ -666,15 +694,15 @@
         </w:tc>
         <w:tc>
           <w:tcPr>
-            <w:tcW w:type="dxa" w:w="6034"/>
-            <w:vAlign w:val="center"/>
+            <w:tcW w:type="dxa" w:w="4164"/>
+            <w:shd w:val="clear" w:fill="FFFFFF"/>
             <w:tcMar>
               <w:top w:w="65" w:type="dxa"/>
+              <w:left w:w="85" w:type="dxa"/>
               <w:bottom w:w="65" w:type="dxa"/>
-              <w:left w:w="85" w:type="dxa"/>
               <w:right w:w="85" w:type="dxa"/>
             </w:tcMar>
-            <w:shd w:fill="FFFFFF"/>
+            <w:vAlign w:val="center"/>
           </w:tcPr>
           <w:p>
             <w:pPr>
@@ -696,15 +724,15 @@
         </w:trPr>
         <w:tc>
           <w:tcPr>
-            <w:tcW w:type="dxa" w:w="1800"/>
-            <w:vAlign w:val="center"/>
+            <w:tcW w:type="dxa" w:w="2832"/>
+            <w:shd w:val="clear" w:fill="F3F5F8"/>
             <w:tcMar>
               <w:top w:w="65" w:type="dxa"/>
+              <w:left w:w="85" w:type="dxa"/>
               <w:bottom w:w="65" w:type="dxa"/>
-              <w:left w:w="85" w:type="dxa"/>
               <w:right w:w="85" w:type="dxa"/>
             </w:tcMar>
-            <w:shd w:fill="F3F5F8"/>
+            <w:vAlign w:val="center"/>
           </w:tcPr>
           <w:p>
             <w:pPr>
@@ -721,15 +749,15 @@
         </w:tc>
         <w:tc>
           <w:tcPr>
-            <w:tcW w:type="dxa" w:w="2160"/>
-            <w:vAlign w:val="center"/>
+            <w:tcW w:type="dxa" w:w="2998"/>
+            <w:shd w:val="clear" w:fill="F3F5F8"/>
             <w:tcMar>
               <w:top w:w="65" w:type="dxa"/>
+              <w:left w:w="85" w:type="dxa"/>
               <w:bottom w:w="65" w:type="dxa"/>
-              <w:left w:w="85" w:type="dxa"/>
               <w:right w:w="85" w:type="dxa"/>
             </w:tcMar>
-            <w:shd w:fill="F3F5F8"/>
+            <w:vAlign w:val="center"/>
           </w:tcPr>
           <w:p>
             <w:pPr>
@@ -746,15 +774,15 @@
         </w:tc>
         <w:tc>
           <w:tcPr>
-            <w:tcW w:type="dxa" w:w="6034"/>
-            <w:vAlign w:val="center"/>
+            <w:tcW w:type="dxa" w:w="4164"/>
+            <w:shd w:val="clear" w:fill="F3F5F8"/>
             <w:tcMar>
               <w:top w:w="65" w:type="dxa"/>
+              <w:left w:w="85" w:type="dxa"/>
               <w:bottom w:w="65" w:type="dxa"/>
-              <w:left w:w="85" w:type="dxa"/>
               <w:right w:w="85" w:type="dxa"/>
             </w:tcMar>
-            <w:shd w:fill="F3F5F8"/>
+            <w:vAlign w:val="center"/>
           </w:tcPr>
           <w:p>
             <w:pPr>
@@ -846,8 +874,6 @@
       <w:tblPr>
         <w:tblW w:type="auto" w:w="0"/>
         <w:jc w:val="center"/>
-        <w:tblLayout w:type="fixed"/>
-        <w:tblLook w:firstColumn="1" w:firstRow="1" w:lastColumn="0" w:lastRow="0" w:noHBand="0" w:noVBand="1" w:val="04A0"/>
         <w:tblBorders>
           <w:top w:val="single" w:sz="4" w:color="D9D9D9"/>
           <w:left w:val="single" w:sz="4" w:color="D9D9D9"/>
@@ -856,12 +882,14 @@
           <w:insideH w:val="single" w:sz="4" w:color="D9D9D9"/>
           <w:insideV w:val="single" w:sz="4" w:color="D9D9D9"/>
         </w:tblBorders>
+        <w:tblLayout w:type="fixed"/>
+        <w:tblLook w:firstColumn="1" w:firstRow="1" w:lastColumn="0" w:lastRow="0" w:noHBand="0" w:noVBand="1" w:val="04A0"/>
       </w:tblPr>
       <w:tblGrid>
-        <w:gridCol w:w="4378"/>
-        <w:gridCol w:w="2016"/>
-        <w:gridCol w:w="2016"/>
-        <w:gridCol w:w="1584"/>
+        <w:gridCol w:w="4164"/>
+        <w:gridCol w:w="2221"/>
+        <w:gridCol w:w="2360"/>
+        <w:gridCol w:w="1249"/>
       </w:tblGrid>
       <w:tr>
         <w:trPr>
@@ -870,15 +898,15 @@
         </w:trPr>
         <w:tc>
           <w:tcPr>
-            <w:tcW w:type="dxa" w:w="4378"/>
-            <w:vAlign w:val="center"/>
+            <w:tcW w:type="dxa" w:w="4164"/>
+            <w:shd w:val="clear" w:fill="273649"/>
             <w:tcMar>
               <w:top w:w="65" w:type="dxa"/>
+              <w:left w:w="85" w:type="dxa"/>
               <w:bottom w:w="65" w:type="dxa"/>
-              <w:left w:w="85" w:type="dxa"/>
               <w:right w:w="85" w:type="dxa"/>
             </w:tcMar>
-            <w:shd w:fill="273649"/>
+            <w:vAlign w:val="center"/>
           </w:tcPr>
           <w:p>
             <w:pPr>
@@ -898,15 +926,15 @@
         </w:tc>
         <w:tc>
           <w:tcPr>
-            <w:tcW w:type="dxa" w:w="2016"/>
-            <w:vAlign w:val="center"/>
+            <w:tcW w:type="dxa" w:w="2221"/>
+            <w:shd w:val="clear" w:fill="273649"/>
             <w:tcMar>
               <w:top w:w="65" w:type="dxa"/>
+              <w:left w:w="85" w:type="dxa"/>
               <w:bottom w:w="65" w:type="dxa"/>
-              <w:left w:w="85" w:type="dxa"/>
               <w:right w:w="85" w:type="dxa"/>
             </w:tcMar>
-            <w:shd w:fill="273649"/>
+            <w:vAlign w:val="center"/>
           </w:tcPr>
           <w:p>
             <w:pPr>
@@ -926,15 +954,15 @@
         </w:tc>
         <w:tc>
           <w:tcPr>
-            <w:tcW w:type="dxa" w:w="2016"/>
-            <w:vAlign w:val="center"/>
+            <w:tcW w:type="dxa" w:w="2360"/>
+            <w:shd w:val="clear" w:fill="273649"/>
             <w:tcMar>
               <w:top w:w="65" w:type="dxa"/>
+              <w:left w:w="85" w:type="dxa"/>
               <w:bottom w:w="65" w:type="dxa"/>
-              <w:left w:w="85" w:type="dxa"/>
               <w:right w:w="85" w:type="dxa"/>
             </w:tcMar>
-            <w:shd w:fill="273649"/>
+            <w:vAlign w:val="center"/>
           </w:tcPr>
           <w:p>
             <w:pPr>
@@ -954,15 +982,15 @@
         </w:tc>
         <w:tc>
           <w:tcPr>
-            <w:tcW w:type="dxa" w:w="1584"/>
-            <w:vAlign w:val="center"/>
+            <w:tcW w:type="dxa" w:w="1249"/>
+            <w:shd w:val="clear" w:fill="273649"/>
             <w:tcMar>
               <w:top w:w="65" w:type="dxa"/>
+              <w:left w:w="85" w:type="dxa"/>
               <w:bottom w:w="65" w:type="dxa"/>
-              <w:left w:w="85" w:type="dxa"/>
               <w:right w:w="85" w:type="dxa"/>
             </w:tcMar>
-            <w:shd w:fill="273649"/>
+            <w:vAlign w:val="center"/>
           </w:tcPr>
           <w:p>
             <w:pPr>
@@ -987,15 +1015,15 @@
         </w:trPr>
         <w:tc>
           <w:tcPr>
-            <w:tcW w:type="dxa" w:w="4378"/>
-            <w:vAlign w:val="center"/>
+            <w:tcW w:type="dxa" w:w="4164"/>
+            <w:shd w:val="clear" w:fill="FFFFFF"/>
             <w:tcMar>
               <w:top w:w="65" w:type="dxa"/>
+              <w:left w:w="85" w:type="dxa"/>
               <w:bottom w:w="65" w:type="dxa"/>
-              <w:left w:w="85" w:type="dxa"/>
               <w:right w:w="85" w:type="dxa"/>
             </w:tcMar>
-            <w:shd w:fill="FFFFFF"/>
+            <w:vAlign w:val="center"/>
           </w:tcPr>
           <w:p>
             <w:pPr>
@@ -1012,15 +1040,15 @@
         </w:tc>
         <w:tc>
           <w:tcPr>
-            <w:tcW w:type="dxa" w:w="2016"/>
-            <w:vAlign w:val="center"/>
+            <w:tcW w:type="dxa" w:w="2221"/>
+            <w:shd w:val="clear" w:fill="FFFFFF"/>
             <w:tcMar>
               <w:top w:w="65" w:type="dxa"/>
+              <w:left w:w="85" w:type="dxa"/>
               <w:bottom w:w="65" w:type="dxa"/>
-              <w:left w:w="85" w:type="dxa"/>
               <w:right w:w="85" w:type="dxa"/>
             </w:tcMar>
-            <w:shd w:fill="FFFFFF"/>
+            <w:vAlign w:val="center"/>
           </w:tcPr>
           <w:p>
             <w:pPr>
@@ -1037,15 +1065,15 @@
         </w:tc>
         <w:tc>
           <w:tcPr>
-            <w:tcW w:type="dxa" w:w="2016"/>
-            <w:vAlign w:val="center"/>
+            <w:tcW w:type="dxa" w:w="2360"/>
+            <w:shd w:val="clear" w:fill="FFFFFF"/>
             <w:tcMar>
               <w:top w:w="65" w:type="dxa"/>
+              <w:left w:w="85" w:type="dxa"/>
               <w:bottom w:w="65" w:type="dxa"/>
-              <w:left w:w="85" w:type="dxa"/>
               <w:right w:w="85" w:type="dxa"/>
             </w:tcMar>
-            <w:shd w:fill="FFFFFF"/>
+            <w:vAlign w:val="center"/>
           </w:tcPr>
           <w:p>
             <w:pPr>
@@ -1062,15 +1090,15 @@
         </w:tc>
         <w:tc>
           <w:tcPr>
-            <w:tcW w:type="dxa" w:w="1584"/>
-            <w:vAlign w:val="center"/>
+            <w:tcW w:type="dxa" w:w="1249"/>
+            <w:shd w:val="clear" w:fill="FFFFFF"/>
             <w:tcMar>
               <w:top w:w="65" w:type="dxa"/>
+              <w:left w:w="85" w:type="dxa"/>
               <w:bottom w:w="65" w:type="dxa"/>
-              <w:left w:w="85" w:type="dxa"/>
               <w:right w:w="85" w:type="dxa"/>
             </w:tcMar>
-            <w:shd w:fill="FFFFFF"/>
+            <w:vAlign w:val="center"/>
           </w:tcPr>
           <w:p>
             <w:pPr>
@@ -1092,15 +1120,15 @@
         </w:trPr>
         <w:tc>
           <w:tcPr>
-            <w:tcW w:type="dxa" w:w="4378"/>
-            <w:vAlign w:val="center"/>
+            <w:tcW w:type="dxa" w:w="4164"/>
+            <w:shd w:val="clear" w:fill="F3F5F8"/>
             <w:tcMar>
               <w:top w:w="65" w:type="dxa"/>
+              <w:left w:w="85" w:type="dxa"/>
               <w:bottom w:w="65" w:type="dxa"/>
-              <w:left w:w="85" w:type="dxa"/>
               <w:right w:w="85" w:type="dxa"/>
             </w:tcMar>
-            <w:shd w:fill="F3F5F8"/>
+            <w:vAlign w:val="center"/>
           </w:tcPr>
           <w:p>
             <w:pPr>
@@ -1117,15 +1145,15 @@
         </w:tc>
         <w:tc>
           <w:tcPr>
-            <w:tcW w:type="dxa" w:w="2016"/>
-            <w:vAlign w:val="center"/>
+            <w:tcW w:type="dxa" w:w="2221"/>
+            <w:shd w:val="clear" w:fill="F3F5F8"/>
             <w:tcMar>
               <w:top w:w="65" w:type="dxa"/>
+              <w:left w:w="85" w:type="dxa"/>
               <w:bottom w:w="65" w:type="dxa"/>
-              <w:left w:w="85" w:type="dxa"/>
               <w:right w:w="85" w:type="dxa"/>
             </w:tcMar>
-            <w:shd w:fill="F3F5F8"/>
+            <w:vAlign w:val="center"/>
           </w:tcPr>
           <w:p>
             <w:pPr>
@@ -1142,15 +1170,15 @@
         </w:tc>
         <w:tc>
           <w:tcPr>
-            <w:tcW w:type="dxa" w:w="2016"/>
-            <w:vAlign w:val="center"/>
+            <w:tcW w:type="dxa" w:w="2360"/>
+            <w:shd w:val="clear" w:fill="F3F5F8"/>
             <w:tcMar>
               <w:top w:w="65" w:type="dxa"/>
+              <w:left w:w="85" w:type="dxa"/>
               <w:bottom w:w="65" w:type="dxa"/>
-              <w:left w:w="85" w:type="dxa"/>
               <w:right w:w="85" w:type="dxa"/>
             </w:tcMar>
-            <w:shd w:fill="F3F5F8"/>
+            <w:vAlign w:val="center"/>
           </w:tcPr>
           <w:p>
             <w:pPr>
@@ -1167,15 +1195,15 @@
         </w:tc>
         <w:tc>
           <w:tcPr>
-            <w:tcW w:type="dxa" w:w="1584"/>
-            <w:vAlign w:val="center"/>
+            <w:tcW w:type="dxa" w:w="1249"/>
+            <w:shd w:val="clear" w:fill="F3F5F8"/>
             <w:tcMar>
               <w:top w:w="65" w:type="dxa"/>
+              <w:left w:w="85" w:type="dxa"/>
               <w:bottom w:w="65" w:type="dxa"/>
-              <w:left w:w="85" w:type="dxa"/>
               <w:right w:w="85" w:type="dxa"/>
             </w:tcMar>
-            <w:shd w:fill="F3F5F8"/>
+            <w:vAlign w:val="center"/>
           </w:tcPr>
           <w:p>
             <w:pPr>
@@ -1197,15 +1225,15 @@
         </w:trPr>
         <w:tc>
           <w:tcPr>
-            <w:tcW w:type="dxa" w:w="4378"/>
-            <w:vAlign w:val="center"/>
+            <w:tcW w:type="dxa" w:w="4164"/>
+            <w:shd w:val="clear" w:fill="FFFFFF"/>
             <w:tcMar>
               <w:top w:w="65" w:type="dxa"/>
+              <w:left w:w="85" w:type="dxa"/>
               <w:bottom w:w="65" w:type="dxa"/>
-              <w:left w:w="85" w:type="dxa"/>
               <w:right w:w="85" w:type="dxa"/>
             </w:tcMar>
-            <w:shd w:fill="FFFFFF"/>
+            <w:vAlign w:val="center"/>
           </w:tcPr>
           <w:p>
             <w:pPr>
@@ -1222,15 +1250,15 @@
         </w:tc>
         <w:tc>
           <w:tcPr>
-            <w:tcW w:type="dxa" w:w="2016"/>
-            <w:vAlign w:val="center"/>
+            <w:tcW w:type="dxa" w:w="2221"/>
+            <w:shd w:val="clear" w:fill="FFFFFF"/>
             <w:tcMar>
               <w:top w:w="65" w:type="dxa"/>
+              <w:left w:w="85" w:type="dxa"/>
               <w:bottom w:w="65" w:type="dxa"/>
-              <w:left w:w="85" w:type="dxa"/>
               <w:right w:w="85" w:type="dxa"/>
             </w:tcMar>
-            <w:shd w:fill="FFFFFF"/>
+            <w:vAlign w:val="center"/>
           </w:tcPr>
           <w:p>
             <w:pPr>
@@ -1247,15 +1275,15 @@
         </w:tc>
         <w:tc>
           <w:tcPr>
-            <w:tcW w:type="dxa" w:w="2016"/>
-            <w:vAlign w:val="center"/>
+            <w:tcW w:type="dxa" w:w="2360"/>
+            <w:shd w:val="clear" w:fill="FFFFFF"/>
             <w:tcMar>
               <w:top w:w="65" w:type="dxa"/>
+              <w:left w:w="85" w:type="dxa"/>
               <w:bottom w:w="65" w:type="dxa"/>
-              <w:left w:w="85" w:type="dxa"/>
               <w:right w:w="85" w:type="dxa"/>
             </w:tcMar>
-            <w:shd w:fill="FFFFFF"/>
+            <w:vAlign w:val="center"/>
           </w:tcPr>
           <w:p>
             <w:pPr>
@@ -1272,15 +1300,15 @@
         </w:tc>
         <w:tc>
           <w:tcPr>
-            <w:tcW w:type="dxa" w:w="1584"/>
-            <w:vAlign w:val="center"/>
+            <w:tcW w:type="dxa" w:w="1249"/>
+            <w:shd w:val="clear" w:fill="FFFFFF"/>
             <w:tcMar>
               <w:top w:w="65" w:type="dxa"/>
+              <w:left w:w="85" w:type="dxa"/>
               <w:bottom w:w="65" w:type="dxa"/>
-              <w:left w:w="85" w:type="dxa"/>
               <w:right w:w="85" w:type="dxa"/>
             </w:tcMar>
-            <w:shd w:fill="FFFFFF"/>
+            <w:vAlign w:val="center"/>
           </w:tcPr>
           <w:p>
             <w:pPr>
@@ -1697,8 +1725,6 @@
       <w:tblPr>
         <w:tblW w:type="auto" w:w="0"/>
         <w:jc w:val="center"/>
-        <w:tblLayout w:type="fixed"/>
-        <w:tblLook w:firstColumn="1" w:firstRow="1" w:lastColumn="0" w:lastRow="0" w:noHBand="0" w:noVBand="1" w:val="04A0"/>
         <w:tblBorders>
           <w:top w:val="single" w:sz="4" w:color="D9D9D9"/>
           <w:left w:val="single" w:sz="4" w:color="D9D9D9"/>
@@ -1707,11 +1733,13 @@
           <w:insideH w:val="single" w:sz="4" w:color="D9D9D9"/>
           <w:insideV w:val="single" w:sz="4" w:color="D9D9D9"/>
         </w:tblBorders>
+        <w:tblLayout w:type="fixed"/>
+        <w:tblLook w:firstColumn="1" w:firstRow="1" w:lastColumn="0" w:lastRow="0" w:noHBand="0" w:noVBand="1" w:val="04A0"/>
       </w:tblPr>
       <w:tblGrid>
-        <w:gridCol w:w="2304"/>
-        <w:gridCol w:w="3845"/>
-        <w:gridCol w:w="3845"/>
+        <w:gridCol w:w="2124"/>
+        <w:gridCol w:w="3873"/>
+        <w:gridCol w:w="3997"/>
       </w:tblGrid>
       <w:tr>
         <w:trPr>
@@ -1720,15 +1748,15 @@
         </w:trPr>
         <w:tc>
           <w:tcPr>
-            <w:tcW w:type="dxa" w:w="2304"/>
-            <w:vAlign w:val="center"/>
+            <w:tcW w:type="dxa" w:w="2124"/>
+            <w:shd w:val="clear" w:fill="273649"/>
             <w:tcMar>
               <w:top w:w="65" w:type="dxa"/>
+              <w:left w:w="85" w:type="dxa"/>
               <w:bottom w:w="65" w:type="dxa"/>
-              <w:left w:w="85" w:type="dxa"/>
               <w:right w:w="85" w:type="dxa"/>
             </w:tcMar>
-            <w:shd w:fill="273649"/>
+            <w:vAlign w:val="center"/>
           </w:tcPr>
           <w:p>
             <w:pPr>
@@ -1748,15 +1776,15 @@
         </w:tc>
         <w:tc>
           <w:tcPr>
-            <w:tcW w:type="dxa" w:w="3845"/>
-            <w:vAlign w:val="center"/>
+            <w:tcW w:type="dxa" w:w="3873"/>
+            <w:shd w:val="clear" w:fill="273649"/>
             <w:tcMar>
               <w:top w:w="65" w:type="dxa"/>
+              <w:left w:w="85" w:type="dxa"/>
               <w:bottom w:w="65" w:type="dxa"/>
-              <w:left w:w="85" w:type="dxa"/>
               <w:right w:w="85" w:type="dxa"/>
             </w:tcMar>
-            <w:shd w:fill="273649"/>
+            <w:vAlign w:val="center"/>
           </w:tcPr>
           <w:p>
             <w:pPr>
@@ -1776,15 +1804,15 @@
         </w:tc>
         <w:tc>
           <w:tcPr>
-            <w:tcW w:type="dxa" w:w="3845"/>
-            <w:vAlign w:val="center"/>
+            <w:tcW w:type="dxa" w:w="3997"/>
+            <w:shd w:val="clear" w:fill="273649"/>
             <w:tcMar>
               <w:top w:w="65" w:type="dxa"/>
+              <w:left w:w="85" w:type="dxa"/>
               <w:bottom w:w="65" w:type="dxa"/>
-              <w:left w:w="85" w:type="dxa"/>
               <w:right w:w="85" w:type="dxa"/>
             </w:tcMar>
-            <w:shd w:fill="273649"/>
+            <w:vAlign w:val="center"/>
           </w:tcPr>
           <w:p>
             <w:pPr>
@@ -1809,15 +1837,15 @@
         </w:trPr>
         <w:tc>
           <w:tcPr>
-            <w:tcW w:type="dxa" w:w="2304"/>
-            <w:vAlign w:val="center"/>
+            <w:tcW w:type="dxa" w:w="2124"/>
+            <w:shd w:val="clear" w:fill="FFFFFF"/>
             <w:tcMar>
               <w:top w:w="65" w:type="dxa"/>
+              <w:left w:w="85" w:type="dxa"/>
               <w:bottom w:w="65" w:type="dxa"/>
-              <w:left w:w="85" w:type="dxa"/>
               <w:right w:w="85" w:type="dxa"/>
             </w:tcMar>
-            <w:shd w:fill="FFFFFF"/>
+            <w:vAlign w:val="center"/>
           </w:tcPr>
           <w:p>
             <w:pPr>
@@ -1834,15 +1862,15 @@
         </w:tc>
         <w:tc>
           <w:tcPr>
-            <w:tcW w:type="dxa" w:w="3845"/>
-            <w:vAlign w:val="center"/>
+            <w:tcW w:type="dxa" w:w="3873"/>
+            <w:shd w:val="clear" w:fill="FFFFFF"/>
             <w:tcMar>
               <w:top w:w="65" w:type="dxa"/>
+              <w:left w:w="85" w:type="dxa"/>
               <w:bottom w:w="65" w:type="dxa"/>
-              <w:left w:w="85" w:type="dxa"/>
               <w:right w:w="85" w:type="dxa"/>
             </w:tcMar>
-            <w:shd w:fill="FFFFFF"/>
+            <w:vAlign w:val="center"/>
           </w:tcPr>
           <w:p>
             <w:pPr>
@@ -1859,15 +1887,15 @@
         </w:tc>
         <w:tc>
           <w:tcPr>
-            <w:tcW w:type="dxa" w:w="3845"/>
-            <w:vAlign w:val="center"/>
+            <w:tcW w:type="dxa" w:w="3997"/>
+            <w:shd w:val="clear" w:fill="FFFFFF"/>
             <w:tcMar>
               <w:top w:w="65" w:type="dxa"/>
+              <w:left w:w="85" w:type="dxa"/>
               <w:bottom w:w="65" w:type="dxa"/>
-              <w:left w:w="85" w:type="dxa"/>
               <w:right w:w="85" w:type="dxa"/>
             </w:tcMar>
-            <w:shd w:fill="FFFFFF"/>
+            <w:vAlign w:val="center"/>
           </w:tcPr>
           <w:p>
             <w:pPr>
@@ -1889,15 +1917,15 @@
         </w:trPr>
         <w:tc>
           <w:tcPr>
-            <w:tcW w:type="dxa" w:w="2304"/>
-            <w:vAlign w:val="center"/>
+            <w:tcW w:type="dxa" w:w="2124"/>
+            <w:shd w:val="clear" w:fill="F3F5F8"/>
             <w:tcMar>
               <w:top w:w="65" w:type="dxa"/>
+              <w:left w:w="85" w:type="dxa"/>
               <w:bottom w:w="65" w:type="dxa"/>
-              <w:left w:w="85" w:type="dxa"/>
               <w:right w:w="85" w:type="dxa"/>
             </w:tcMar>
-            <w:shd w:fill="F3F5F8"/>
+            <w:vAlign w:val="center"/>
           </w:tcPr>
           <w:p>
             <w:pPr>
@@ -1914,15 +1942,15 @@
         </w:tc>
         <w:tc>
           <w:tcPr>
-            <w:tcW w:type="dxa" w:w="3845"/>
-            <w:vAlign w:val="center"/>
+            <w:tcW w:type="dxa" w:w="3873"/>
+            <w:shd w:val="clear" w:fill="F3F5F8"/>
             <w:tcMar>
               <w:top w:w="65" w:type="dxa"/>
+              <w:left w:w="85" w:type="dxa"/>
               <w:bottom w:w="65" w:type="dxa"/>
-              <w:left w:w="85" w:type="dxa"/>
               <w:right w:w="85" w:type="dxa"/>
             </w:tcMar>
-            <w:shd w:fill="F3F5F8"/>
+            <w:vAlign w:val="center"/>
           </w:tcPr>
           <w:p>
             <w:pPr>
@@ -1939,15 +1967,15 @@
         </w:tc>
         <w:tc>
           <w:tcPr>
-            <w:tcW w:type="dxa" w:w="3845"/>
-            <w:vAlign w:val="center"/>
+            <w:tcW w:type="dxa" w:w="3997"/>
+            <w:shd w:val="clear" w:fill="F3F5F8"/>
             <w:tcMar>
               <w:top w:w="65" w:type="dxa"/>
+              <w:left w:w="85" w:type="dxa"/>
               <w:bottom w:w="65" w:type="dxa"/>
-              <w:left w:w="85" w:type="dxa"/>
               <w:right w:w="85" w:type="dxa"/>
             </w:tcMar>
-            <w:shd w:fill="F3F5F8"/>
+            <w:vAlign w:val="center"/>
           </w:tcPr>
           <w:p>
             <w:pPr>
@@ -2183,8 +2211,6 @@
       <w:tblPr>
         <w:tblW w:type="auto" w:w="0"/>
         <w:jc w:val="center"/>
-        <w:tblLayout w:type="fixed"/>
-        <w:tblLook w:firstColumn="1" w:firstRow="1" w:lastColumn="0" w:lastRow="0" w:noHBand="0" w:noVBand="1" w:val="04A0"/>
         <w:tblBorders>
           <w:top w:val="single" w:sz="4" w:color="D9D9D9"/>
           <w:left w:val="single" w:sz="4" w:color="D9D9D9"/>
@@ -2193,10 +2219,12 @@
           <w:insideH w:val="single" w:sz="4" w:color="D9D9D9"/>
           <w:insideV w:val="single" w:sz="4" w:color="D9D9D9"/>
         </w:tblBorders>
+        <w:tblLayout w:type="fixed"/>
+        <w:tblLook w:firstColumn="1" w:firstRow="1" w:lastColumn="0" w:lastRow="0" w:noHBand="0" w:noVBand="1" w:val="04A0"/>
       </w:tblPr>
       <w:tblGrid>
-        <w:gridCol w:w="3456"/>
-        <w:gridCol w:w="6538"/>
+        <w:gridCol w:w="7852"/>
+        <w:gridCol w:w="2142"/>
       </w:tblGrid>
       <w:tr>
         <w:trPr>
@@ -2205,15 +2233,15 @@
         </w:trPr>
         <w:tc>
           <w:tcPr>
-            <w:tcW w:type="dxa" w:w="3456"/>
-            <w:vAlign w:val="center"/>
+            <w:tcW w:type="dxa" w:w="7852"/>
+            <w:shd w:val="clear" w:fill="273649"/>
             <w:tcMar>
               <w:top w:w="65" w:type="dxa"/>
+              <w:left w:w="85" w:type="dxa"/>
               <w:bottom w:w="65" w:type="dxa"/>
-              <w:left w:w="85" w:type="dxa"/>
               <w:right w:w="85" w:type="dxa"/>
             </w:tcMar>
-            <w:shd w:fill="273649"/>
+            <w:vAlign w:val="center"/>
           </w:tcPr>
           <w:p>
             <w:pPr>
@@ -2233,15 +2261,15 @@
         </w:tc>
         <w:tc>
           <w:tcPr>
-            <w:tcW w:type="dxa" w:w="6538"/>
-            <w:vAlign w:val="center"/>
+            <w:tcW w:type="dxa" w:w="2142"/>
+            <w:shd w:val="clear" w:fill="273649"/>
             <w:tcMar>
               <w:top w:w="65" w:type="dxa"/>
+              <w:left w:w="85" w:type="dxa"/>
               <w:bottom w:w="65" w:type="dxa"/>
-              <w:left w:w="85" w:type="dxa"/>
               <w:right w:w="85" w:type="dxa"/>
             </w:tcMar>
-            <w:shd w:fill="273649"/>
+            <w:vAlign w:val="center"/>
           </w:tcPr>
           <w:p>
             <w:pPr>
@@ -2266,15 +2294,15 @@
         </w:trPr>
         <w:tc>
           <w:tcPr>
-            <w:tcW w:type="dxa" w:w="3456"/>
-            <w:vAlign w:val="center"/>
+            <w:tcW w:type="dxa" w:w="7852"/>
+            <w:shd w:val="clear" w:fill="FFFFFF"/>
             <w:tcMar>
               <w:top w:w="65" w:type="dxa"/>
+              <w:left w:w="85" w:type="dxa"/>
               <w:bottom w:w="65" w:type="dxa"/>
-              <w:left w:w="85" w:type="dxa"/>
               <w:right w:w="85" w:type="dxa"/>
             </w:tcMar>
-            <w:shd w:fill="FFFFFF"/>
+            <w:vAlign w:val="center"/>
           </w:tcPr>
           <w:p>
             <w:pPr>
@@ -2291,15 +2319,15 @@
         </w:tc>
         <w:tc>
           <w:tcPr>
-            <w:tcW w:type="dxa" w:w="6538"/>
-            <w:vAlign w:val="center"/>
+            <w:tcW w:type="dxa" w:w="2142"/>
+            <w:shd w:val="clear" w:fill="FFFFFF"/>
             <w:tcMar>
               <w:top w:w="65" w:type="dxa"/>
+              <w:left w:w="85" w:type="dxa"/>
               <w:bottom w:w="65" w:type="dxa"/>
-              <w:left w:w="85" w:type="dxa"/>
               <w:right w:w="85" w:type="dxa"/>
             </w:tcMar>
-            <w:shd w:fill="FFFFFF"/>
+            <w:vAlign w:val="center"/>
           </w:tcPr>
           <w:p>
             <w:pPr>
@@ -2321,15 +2349,15 @@
         </w:trPr>
         <w:tc>
           <w:tcPr>
-            <w:tcW w:type="dxa" w:w="3456"/>
-            <w:vAlign w:val="center"/>
+            <w:tcW w:type="dxa" w:w="7852"/>
+            <w:shd w:val="clear" w:fill="F3F5F8"/>
             <w:tcMar>
               <w:top w:w="65" w:type="dxa"/>
+              <w:left w:w="85" w:type="dxa"/>
               <w:bottom w:w="65" w:type="dxa"/>
-              <w:left w:w="85" w:type="dxa"/>
               <w:right w:w="85" w:type="dxa"/>
             </w:tcMar>
-            <w:shd w:fill="F3F5F8"/>
+            <w:vAlign w:val="center"/>
           </w:tcPr>
           <w:p>
             <w:pPr>
@@ -2346,15 +2374,15 @@
         </w:tc>
         <w:tc>
           <w:tcPr>
-            <w:tcW w:type="dxa" w:w="6538"/>
-            <w:vAlign w:val="center"/>
+            <w:tcW w:type="dxa" w:w="2142"/>
+            <w:shd w:val="clear" w:fill="F3F5F8"/>
             <w:tcMar>
               <w:top w:w="65" w:type="dxa"/>
+              <w:left w:w="85" w:type="dxa"/>
               <w:bottom w:w="65" w:type="dxa"/>
-              <w:left w:w="85" w:type="dxa"/>
               <w:right w:w="85" w:type="dxa"/>
             </w:tcMar>
-            <w:shd w:fill="F3F5F8"/>
+            <w:vAlign w:val="center"/>
           </w:tcPr>
           <w:p>
             <w:pPr>
@@ -2376,15 +2404,15 @@
         </w:trPr>
         <w:tc>
           <w:tcPr>
-            <w:tcW w:type="dxa" w:w="3456"/>
-            <w:vAlign w:val="center"/>
+            <w:tcW w:type="dxa" w:w="7852"/>
+            <w:shd w:val="clear" w:fill="FFFFFF"/>
             <w:tcMar>
               <w:top w:w="65" w:type="dxa"/>
+              <w:left w:w="85" w:type="dxa"/>
               <w:bottom w:w="65" w:type="dxa"/>
-              <w:left w:w="85" w:type="dxa"/>
               <w:right w:w="85" w:type="dxa"/>
             </w:tcMar>
-            <w:shd w:fill="FFFFFF"/>
+            <w:vAlign w:val="center"/>
           </w:tcPr>
           <w:p>
             <w:pPr>
@@ -2401,15 +2429,15 @@
         </w:tc>
         <w:tc>
           <w:tcPr>
-            <w:tcW w:type="dxa" w:w="6538"/>
-            <w:vAlign w:val="center"/>
+            <w:tcW w:type="dxa" w:w="2142"/>
+            <w:shd w:val="clear" w:fill="FFFFFF"/>
             <w:tcMar>
               <w:top w:w="65" w:type="dxa"/>
+              <w:left w:w="85" w:type="dxa"/>
               <w:bottom w:w="65" w:type="dxa"/>
-              <w:left w:w="85" w:type="dxa"/>
               <w:right w:w="85" w:type="dxa"/>
             </w:tcMar>
-            <w:shd w:fill="FFFFFF"/>
+            <w:vAlign w:val="center"/>
           </w:tcPr>
           <w:p>
             <w:pPr>
@@ -2594,8 +2622,6 @@
       <w:tblPr>
         <w:tblW w:type="auto" w:w="0"/>
         <w:jc w:val="center"/>
-        <w:tblLayout w:type="fixed"/>
-        <w:tblLook w:firstColumn="1" w:firstRow="1" w:lastColumn="0" w:lastRow="0" w:noHBand="0" w:noVBand="1" w:val="04A0"/>
         <w:tblBorders>
           <w:top w:val="single" w:sz="4" w:color="D9D9D9"/>
           <w:left w:val="single" w:sz="4" w:color="D9D9D9"/>
@@ -2604,11 +2630,13 @@
           <w:insideH w:val="single" w:sz="4" w:color="D9D9D9"/>
           <w:insideV w:val="single" w:sz="4" w:color="D9D9D9"/>
         </w:tblBorders>
+        <w:tblLayout w:type="fixed"/>
+        <w:tblLook w:firstColumn="1" w:firstRow="1" w:lastColumn="0" w:lastRow="0" w:noHBand="0" w:noVBand="1" w:val="04A0"/>
       </w:tblPr>
       <w:tblGrid>
-        <w:gridCol w:w="2088"/>
-        <w:gridCol w:w="4450"/>
-        <w:gridCol w:w="3456"/>
+        <w:gridCol w:w="2279"/>
+        <w:gridCol w:w="3857"/>
+        <w:gridCol w:w="3858"/>
       </w:tblGrid>
       <w:tr>
         <w:trPr>
@@ -2617,15 +2645,15 @@
         </w:trPr>
         <w:tc>
           <w:tcPr>
-            <w:tcW w:type="dxa" w:w="2088"/>
-            <w:vAlign w:val="center"/>
+            <w:tcW w:type="dxa" w:w="2279"/>
+            <w:shd w:val="clear" w:fill="273649"/>
             <w:tcMar>
               <w:top w:w="65" w:type="dxa"/>
+              <w:left w:w="85" w:type="dxa"/>
               <w:bottom w:w="65" w:type="dxa"/>
-              <w:left w:w="85" w:type="dxa"/>
               <w:right w:w="85" w:type="dxa"/>
             </w:tcMar>
-            <w:shd w:fill="273649"/>
+            <w:vAlign w:val="center"/>
           </w:tcPr>
           <w:p>
             <w:pPr>
@@ -2645,15 +2673,15 @@
         </w:tc>
         <w:tc>
           <w:tcPr>
-            <w:tcW w:type="dxa" w:w="4450"/>
-            <w:vAlign w:val="center"/>
+            <w:tcW w:type="dxa" w:w="3857"/>
+            <w:shd w:val="clear" w:fill="273649"/>
             <w:tcMar>
               <w:top w:w="65" w:type="dxa"/>
+              <w:left w:w="85" w:type="dxa"/>
               <w:bottom w:w="65" w:type="dxa"/>
-              <w:left w:w="85" w:type="dxa"/>
               <w:right w:w="85" w:type="dxa"/>
             </w:tcMar>
-            <w:shd w:fill="273649"/>
+            <w:vAlign w:val="center"/>
           </w:tcPr>
           <w:p>
             <w:pPr>
@@ -2673,15 +2701,15 @@
         </w:tc>
         <w:tc>
           <w:tcPr>
-            <w:tcW w:type="dxa" w:w="3456"/>
-            <w:vAlign w:val="center"/>
+            <w:tcW w:type="dxa" w:w="3858"/>
+            <w:shd w:val="clear" w:fill="273649"/>
             <w:tcMar>
               <w:top w:w="65" w:type="dxa"/>
+              <w:left w:w="85" w:type="dxa"/>
               <w:bottom w:w="65" w:type="dxa"/>
-              <w:left w:w="85" w:type="dxa"/>
               <w:right w:w="85" w:type="dxa"/>
             </w:tcMar>
-            <w:shd w:fill="273649"/>
+            <w:vAlign w:val="center"/>
           </w:tcPr>
           <w:p>
             <w:pPr>
@@ -2706,15 +2734,15 @@
         </w:trPr>
         <w:tc>
           <w:tcPr>
-            <w:tcW w:type="dxa" w:w="2088"/>
-            <w:vAlign w:val="center"/>
+            <w:tcW w:type="dxa" w:w="2279"/>
+            <w:shd w:val="clear" w:fill="FFFFFF"/>
             <w:tcMar>
               <w:top w:w="65" w:type="dxa"/>
+              <w:left w:w="85" w:type="dxa"/>
               <w:bottom w:w="65" w:type="dxa"/>
-              <w:left w:w="85" w:type="dxa"/>
               <w:right w:w="85" w:type="dxa"/>
             </w:tcMar>
-            <w:shd w:fill="FFFFFF"/>
+            <w:vAlign w:val="center"/>
           </w:tcPr>
           <w:p>
             <w:pPr>
@@ -2731,15 +2759,15 @@
         </w:tc>
         <w:tc>
           <w:tcPr>
-            <w:tcW w:type="dxa" w:w="4450"/>
-            <w:vAlign w:val="center"/>
+            <w:tcW w:type="dxa" w:w="3857"/>
+            <w:shd w:val="clear" w:fill="FFFFFF"/>
             <w:tcMar>
               <w:top w:w="65" w:type="dxa"/>
+              <w:left w:w="85" w:type="dxa"/>
               <w:bottom w:w="65" w:type="dxa"/>
-              <w:left w:w="85" w:type="dxa"/>
               <w:right w:w="85" w:type="dxa"/>
             </w:tcMar>
-            <w:shd w:fill="FFFFFF"/>
+            <w:vAlign w:val="center"/>
           </w:tcPr>
           <w:p>
             <w:pPr>
@@ -2756,15 +2784,15 @@
         </w:tc>
         <w:tc>
           <w:tcPr>
-            <w:tcW w:type="dxa" w:w="3456"/>
-            <w:vAlign w:val="center"/>
+            <w:tcW w:type="dxa" w:w="3858"/>
+            <w:shd w:val="clear" w:fill="FFFFFF"/>
             <w:tcMar>
               <w:top w:w="65" w:type="dxa"/>
+              <w:left w:w="85" w:type="dxa"/>
               <w:bottom w:w="65" w:type="dxa"/>
-              <w:left w:w="85" w:type="dxa"/>
               <w:right w:w="85" w:type="dxa"/>
             </w:tcMar>
-            <w:shd w:fill="FFFFFF"/>
+            <w:vAlign w:val="center"/>
           </w:tcPr>
           <w:p>
             <w:pPr>
@@ -2786,15 +2814,15 @@
         </w:trPr>
         <w:tc>
           <w:tcPr>
-            <w:tcW w:type="dxa" w:w="2088"/>
-            <w:vAlign w:val="center"/>
+            <w:tcW w:type="dxa" w:w="2279"/>
+            <w:shd w:val="clear" w:fill="F3F5F8"/>
             <w:tcMar>
               <w:top w:w="65" w:type="dxa"/>
+              <w:left w:w="85" w:type="dxa"/>
               <w:bottom w:w="65" w:type="dxa"/>
-              <w:left w:w="85" w:type="dxa"/>
               <w:right w:w="85" w:type="dxa"/>
             </w:tcMar>
-            <w:shd w:fill="F3F5F8"/>
+            <w:vAlign w:val="center"/>
           </w:tcPr>
           <w:p>
             <w:pPr>
@@ -2811,15 +2839,15 @@
         </w:tc>
         <w:tc>
           <w:tcPr>
-            <w:tcW w:type="dxa" w:w="4450"/>
-            <w:vAlign w:val="center"/>
+            <w:tcW w:type="dxa" w:w="3857"/>
+            <w:shd w:val="clear" w:fill="F3F5F8"/>
             <w:tcMar>
               <w:top w:w="65" w:type="dxa"/>
+              <w:left w:w="85" w:type="dxa"/>
               <w:bottom w:w="65" w:type="dxa"/>
-              <w:left w:w="85" w:type="dxa"/>
               <w:right w:w="85" w:type="dxa"/>
             </w:tcMar>
-            <w:shd w:fill="F3F5F8"/>
+            <w:vAlign w:val="center"/>
           </w:tcPr>
           <w:p>
             <w:pPr>
@@ -2836,15 +2864,15 @@
         </w:tc>
         <w:tc>
           <w:tcPr>
-            <w:tcW w:type="dxa" w:w="3456"/>
-            <w:vAlign w:val="center"/>
+            <w:tcW w:type="dxa" w:w="3858"/>
+            <w:shd w:val="clear" w:fill="F3F5F8"/>
             <w:tcMar>
               <w:top w:w="65" w:type="dxa"/>
+              <w:left w:w="85" w:type="dxa"/>
               <w:bottom w:w="65" w:type="dxa"/>
-              <w:left w:w="85" w:type="dxa"/>
               <w:right w:w="85" w:type="dxa"/>
             </w:tcMar>
-            <w:shd w:fill="F3F5F8"/>
+            <w:vAlign w:val="center"/>
           </w:tcPr>
           <w:p>
             <w:pPr>
@@ -2866,15 +2894,15 @@
         </w:trPr>
         <w:tc>
           <w:tcPr>
-            <w:tcW w:type="dxa" w:w="2088"/>
-            <w:vAlign w:val="center"/>
+            <w:tcW w:type="dxa" w:w="2279"/>
+            <w:shd w:val="clear" w:fill="FFFFFF"/>
             <w:tcMar>
               <w:top w:w="65" w:type="dxa"/>
+              <w:left w:w="85" w:type="dxa"/>
               <w:bottom w:w="65" w:type="dxa"/>
-              <w:left w:w="85" w:type="dxa"/>
               <w:right w:w="85" w:type="dxa"/>
             </w:tcMar>
-            <w:shd w:fill="FFFFFF"/>
+            <w:vAlign w:val="center"/>
           </w:tcPr>
           <w:p>
             <w:pPr>
@@ -2891,15 +2919,15 @@
         </w:tc>
         <w:tc>
           <w:tcPr>
-            <w:tcW w:type="dxa" w:w="4450"/>
-            <w:vAlign w:val="center"/>
+            <w:tcW w:type="dxa" w:w="3857"/>
+            <w:shd w:val="clear" w:fill="FFFFFF"/>
             <w:tcMar>
               <w:top w:w="65" w:type="dxa"/>
+              <w:left w:w="85" w:type="dxa"/>
               <w:bottom w:w="65" w:type="dxa"/>
-              <w:left w:w="85" w:type="dxa"/>
               <w:right w:w="85" w:type="dxa"/>
             </w:tcMar>
-            <w:shd w:fill="FFFFFF"/>
+            <w:vAlign w:val="center"/>
           </w:tcPr>
           <w:p>
             <w:pPr>
@@ -2916,15 +2944,15 @@
         </w:tc>
         <w:tc>
           <w:tcPr>
-            <w:tcW w:type="dxa" w:w="3456"/>
-            <w:vAlign w:val="center"/>
+            <w:tcW w:type="dxa" w:w="3858"/>
+            <w:shd w:val="clear" w:fill="FFFFFF"/>
             <w:tcMar>
               <w:top w:w="65" w:type="dxa"/>
+              <w:left w:w="85" w:type="dxa"/>
               <w:bottom w:w="65" w:type="dxa"/>
-              <w:left w:w="85" w:type="dxa"/>
               <w:right w:w="85" w:type="dxa"/>
             </w:tcMar>
-            <w:shd w:fill="FFFFFF"/>
+            <w:vAlign w:val="center"/>
           </w:tcPr>
           <w:p>
             <w:pPr>
@@ -2946,15 +2974,15 @@
         </w:trPr>
         <w:tc>
           <w:tcPr>
-            <w:tcW w:type="dxa" w:w="2088"/>
-            <w:vAlign w:val="center"/>
+            <w:tcW w:type="dxa" w:w="2279"/>
+            <w:shd w:val="clear" w:fill="F3F5F8"/>
             <w:tcMar>
               <w:top w:w="65" w:type="dxa"/>
+              <w:left w:w="85" w:type="dxa"/>
               <w:bottom w:w="65" w:type="dxa"/>
-              <w:left w:w="85" w:type="dxa"/>
               <w:right w:w="85" w:type="dxa"/>
             </w:tcMar>
-            <w:shd w:fill="F3F5F8"/>
+            <w:vAlign w:val="center"/>
           </w:tcPr>
           <w:p>
             <w:pPr>
@@ -2971,15 +2999,15 @@
         </w:tc>
         <w:tc>
           <w:tcPr>
-            <w:tcW w:type="dxa" w:w="4450"/>
-            <w:vAlign w:val="center"/>
+            <w:tcW w:type="dxa" w:w="3857"/>
+            <w:shd w:val="clear" w:fill="F3F5F8"/>
             <w:tcMar>
               <w:top w:w="65" w:type="dxa"/>
+              <w:left w:w="85" w:type="dxa"/>
               <w:bottom w:w="65" w:type="dxa"/>
-              <w:left w:w="85" w:type="dxa"/>
               <w:right w:w="85" w:type="dxa"/>
             </w:tcMar>
-            <w:shd w:fill="F3F5F8"/>
+            <w:vAlign w:val="center"/>
           </w:tcPr>
           <w:p>
             <w:pPr>
@@ -2996,15 +3024,15 @@
         </w:tc>
         <w:tc>
           <w:tcPr>
-            <w:tcW w:type="dxa" w:w="3456"/>
-            <w:vAlign w:val="center"/>
+            <w:tcW w:type="dxa" w:w="3858"/>
+            <w:shd w:val="clear" w:fill="F3F5F8"/>
             <w:tcMar>
               <w:top w:w="65" w:type="dxa"/>
+              <w:left w:w="85" w:type="dxa"/>
               <w:bottom w:w="65" w:type="dxa"/>
-              <w:left w:w="85" w:type="dxa"/>
               <w:right w:w="85" w:type="dxa"/>
             </w:tcMar>
-            <w:shd w:fill="F3F5F8"/>
+            <w:vAlign w:val="center"/>
           </w:tcPr>
           <w:p>
             <w:pPr>
@@ -3053,7 +3081,7 @@
     </w:p>
     <w:p>
       <w:r>
-        <w:t>The dashboard centers a Bayesian network because exploring conditional probabilities is the project's research topic. It also reports the overall selected model. Keeping a stronger alternative visible makes the portfolio's conclusion more credible: the network's educational and inference capabilities are valuable even when it does not win the prediction comparison.</w:t>
+        <w:t>The dashboard keeps the Bayesian network as its reasoning model because exploring conditional probabilities is the project's research topic, and it shows the validation-selected logistic regression as the prediction reference whenever all eleven measurements are known. Keeping the stronger alternative visible makes the conclusion more credible: the network's inference with partial evidence is valuable even though it does not win the prediction comparison.</w:t>
       </w:r>
     </w:p>
     <w:p>
@@ -3134,8 +3162,6 @@
       <w:tblPr>
         <w:tblW w:type="auto" w:w="0"/>
         <w:jc w:val="center"/>
-        <w:tblLayout w:type="fixed"/>
-        <w:tblLook w:firstColumn="1" w:firstRow="1" w:lastColumn="0" w:lastRow="0" w:noHBand="0" w:noVBand="1" w:val="04A0"/>
         <w:tblBorders>
           <w:top w:val="single" w:sz="4" w:color="D9D9D9"/>
           <w:left w:val="single" w:sz="4" w:color="D9D9D9"/>
@@ -3144,10 +3170,12 @@
           <w:insideH w:val="single" w:sz="4" w:color="D9D9D9"/>
           <w:insideV w:val="single" w:sz="4" w:color="D9D9D9"/>
         </w:tblBorders>
+        <w:tblLayout w:type="fixed"/>
+        <w:tblLook w:firstColumn="1" w:firstRow="1" w:lastColumn="0" w:lastRow="0" w:noHBand="0" w:noVBand="1" w:val="04A0"/>
       </w:tblPr>
       <w:tblGrid>
-        <w:gridCol w:w="3456"/>
-        <w:gridCol w:w="6538"/>
+        <w:gridCol w:w="3887"/>
+        <w:gridCol w:w="6107"/>
       </w:tblGrid>
       <w:tr>
         <w:trPr>
@@ -3156,15 +3184,15 @@
         </w:trPr>
         <w:tc>
           <w:tcPr>
-            <w:tcW w:type="dxa" w:w="3456"/>
-            <w:vAlign w:val="center"/>
+            <w:tcW w:type="dxa" w:w="3887"/>
+            <w:shd w:val="clear" w:fill="273649"/>
             <w:tcMar>
               <w:top w:w="65" w:type="dxa"/>
+              <w:left w:w="85" w:type="dxa"/>
               <w:bottom w:w="65" w:type="dxa"/>
-              <w:left w:w="85" w:type="dxa"/>
               <w:right w:w="85" w:type="dxa"/>
             </w:tcMar>
-            <w:shd w:fill="273649"/>
+            <w:vAlign w:val="center"/>
           </w:tcPr>
           <w:p>
             <w:pPr>
@@ -3184,15 +3212,15 @@
         </w:tc>
         <w:tc>
           <w:tcPr>
-            <w:tcW w:type="dxa" w:w="6538"/>
-            <w:vAlign w:val="center"/>
+            <w:tcW w:type="dxa" w:w="6107"/>
+            <w:shd w:val="clear" w:fill="273649"/>
             <w:tcMar>
               <w:top w:w="65" w:type="dxa"/>
+              <w:left w:w="85" w:type="dxa"/>
               <w:bottom w:w="65" w:type="dxa"/>
-              <w:left w:w="85" w:type="dxa"/>
               <w:right w:w="85" w:type="dxa"/>
             </w:tcMar>
-            <w:shd w:fill="273649"/>
+            <w:vAlign w:val="center"/>
           </w:tcPr>
           <w:p>
             <w:pPr>
@@ -3217,15 +3245,15 @@
         </w:trPr>
         <w:tc>
           <w:tcPr>
-            <w:tcW w:type="dxa" w:w="3456"/>
-            <w:vAlign w:val="center"/>
+            <w:tcW w:type="dxa" w:w="3887"/>
+            <w:shd w:val="clear" w:fill="FFFFFF"/>
             <w:tcMar>
               <w:top w:w="65" w:type="dxa"/>
+              <w:left w:w="85" w:type="dxa"/>
               <w:bottom w:w="65" w:type="dxa"/>
-              <w:left w:w="85" w:type="dxa"/>
               <w:right w:w="85" w:type="dxa"/>
             </w:tcMar>
-            <w:shd w:fill="FFFFFF"/>
+            <w:vAlign w:val="center"/>
           </w:tcPr>
           <w:p>
             <w:pPr>
@@ -3242,15 +3270,15 @@
         </w:tc>
         <w:tc>
           <w:tcPr>
-            <w:tcW w:type="dxa" w:w="6538"/>
-            <w:vAlign w:val="center"/>
+            <w:tcW w:type="dxa" w:w="6107"/>
+            <w:shd w:val="clear" w:fill="FFFFFF"/>
             <w:tcMar>
               <w:top w:w="65" w:type="dxa"/>
+              <w:left w:w="85" w:type="dxa"/>
               <w:bottom w:w="65" w:type="dxa"/>
-              <w:left w:w="85" w:type="dxa"/>
               <w:right w:w="85" w:type="dxa"/>
             </w:tcMar>
-            <w:shd w:fill="FFFFFF"/>
+            <w:vAlign w:val="center"/>
           </w:tcPr>
           <w:p>
             <w:pPr>
@@ -3272,15 +3300,15 @@
         </w:trPr>
         <w:tc>
           <w:tcPr>
-            <w:tcW w:type="dxa" w:w="3456"/>
-            <w:vAlign w:val="center"/>
+            <w:tcW w:type="dxa" w:w="3887"/>
+            <w:shd w:val="clear" w:fill="F3F5F8"/>
             <w:tcMar>
               <w:top w:w="65" w:type="dxa"/>
+              <w:left w:w="85" w:type="dxa"/>
               <w:bottom w:w="65" w:type="dxa"/>
-              <w:left w:w="85" w:type="dxa"/>
               <w:right w:w="85" w:type="dxa"/>
             </w:tcMar>
-            <w:shd w:fill="F3F5F8"/>
+            <w:vAlign w:val="center"/>
           </w:tcPr>
           <w:p>
             <w:pPr>
@@ -3297,15 +3325,15 @@
         </w:tc>
         <w:tc>
           <w:tcPr>
-            <w:tcW w:type="dxa" w:w="6538"/>
-            <w:vAlign w:val="center"/>
+            <w:tcW w:type="dxa" w:w="6107"/>
+            <w:shd w:val="clear" w:fill="F3F5F8"/>
             <w:tcMar>
               <w:top w:w="65" w:type="dxa"/>
+              <w:left w:w="85" w:type="dxa"/>
               <w:bottom w:w="65" w:type="dxa"/>
-              <w:left w:w="85" w:type="dxa"/>
               <w:right w:w="85" w:type="dxa"/>
             </w:tcMar>
-            <w:shd w:fill="F3F5F8"/>
+            <w:vAlign w:val="center"/>
           </w:tcPr>
           <w:p>
             <w:pPr>
@@ -3327,15 +3355,15 @@
         </w:trPr>
         <w:tc>
           <w:tcPr>
-            <w:tcW w:type="dxa" w:w="3456"/>
-            <w:vAlign w:val="center"/>
+            <w:tcW w:type="dxa" w:w="3887"/>
+            <w:shd w:val="clear" w:fill="FFFFFF"/>
             <w:tcMar>
               <w:top w:w="65" w:type="dxa"/>
+              <w:left w:w="85" w:type="dxa"/>
               <w:bottom w:w="65" w:type="dxa"/>
-              <w:left w:w="85" w:type="dxa"/>
               <w:right w:w="85" w:type="dxa"/>
             </w:tcMar>
-            <w:shd w:fill="FFFFFF"/>
+            <w:vAlign w:val="center"/>
           </w:tcPr>
           <w:p>
             <w:pPr>
@@ -3352,15 +3380,15 @@
         </w:tc>
         <w:tc>
           <w:tcPr>
-            <w:tcW w:type="dxa" w:w="6538"/>
-            <w:vAlign w:val="center"/>
+            <w:tcW w:type="dxa" w:w="6107"/>
+            <w:shd w:val="clear" w:fill="FFFFFF"/>
             <w:tcMar>
               <w:top w:w="65" w:type="dxa"/>
+              <w:left w:w="85" w:type="dxa"/>
               <w:bottom w:w="65" w:type="dxa"/>
-              <w:left w:w="85" w:type="dxa"/>
               <w:right w:w="85" w:type="dxa"/>
             </w:tcMar>
-            <w:shd w:fill="FFFFFF"/>
+            <w:vAlign w:val="center"/>
           </w:tcPr>
           <w:p>
             <w:pPr>
@@ -3382,15 +3410,15 @@
         </w:trPr>
         <w:tc>
           <w:tcPr>
-            <w:tcW w:type="dxa" w:w="3456"/>
-            <w:vAlign w:val="center"/>
+            <w:tcW w:type="dxa" w:w="3887"/>
+            <w:shd w:val="clear" w:fill="F3F5F8"/>
             <w:tcMar>
               <w:top w:w="65" w:type="dxa"/>
+              <w:left w:w="85" w:type="dxa"/>
               <w:bottom w:w="65" w:type="dxa"/>
-              <w:left w:w="85" w:type="dxa"/>
               <w:right w:w="85" w:type="dxa"/>
             </w:tcMar>
-            <w:shd w:fill="F3F5F8"/>
+            <w:vAlign w:val="center"/>
           </w:tcPr>
           <w:p>
             <w:pPr>
@@ -3407,15 +3435,15 @@
         </w:tc>
         <w:tc>
           <w:tcPr>
-            <w:tcW w:type="dxa" w:w="6538"/>
-            <w:vAlign w:val="center"/>
+            <w:tcW w:type="dxa" w:w="6107"/>
+            <w:shd w:val="clear" w:fill="F3F5F8"/>
             <w:tcMar>
               <w:top w:w="65" w:type="dxa"/>
+              <w:left w:w="85" w:type="dxa"/>
               <w:bottom w:w="65" w:type="dxa"/>
-              <w:left w:w="85" w:type="dxa"/>
               <w:right w:w="85" w:type="dxa"/>
             </w:tcMar>
-            <w:shd w:fill="F3F5F8"/>
+            <w:vAlign w:val="center"/>
           </w:tcPr>
           <w:p>
             <w:pPr>
@@ -3437,15 +3465,15 @@
         </w:trPr>
         <w:tc>
           <w:tcPr>
-            <w:tcW w:type="dxa" w:w="3456"/>
-            <w:vAlign w:val="center"/>
+            <w:tcW w:type="dxa" w:w="3887"/>
+            <w:shd w:val="clear" w:fill="FFFFFF"/>
             <w:tcMar>
               <w:top w:w="65" w:type="dxa"/>
+              <w:left w:w="85" w:type="dxa"/>
               <w:bottom w:w="65" w:type="dxa"/>
-              <w:left w:w="85" w:type="dxa"/>
               <w:right w:w="85" w:type="dxa"/>
             </w:tcMar>
-            <w:shd w:fill="FFFFFF"/>
+            <w:vAlign w:val="center"/>
           </w:tcPr>
           <w:p>
             <w:pPr>
@@ -3462,15 +3490,15 @@
         </w:tc>
         <w:tc>
           <w:tcPr>
-            <w:tcW w:type="dxa" w:w="6538"/>
-            <w:vAlign w:val="center"/>
+            <w:tcW w:type="dxa" w:w="6107"/>
+            <w:shd w:val="clear" w:fill="FFFFFF"/>
             <w:tcMar>
               <w:top w:w="65" w:type="dxa"/>
+              <w:left w:w="85" w:type="dxa"/>
               <w:bottom w:w="65" w:type="dxa"/>
-              <w:left w:w="85" w:type="dxa"/>
               <w:right w:w="85" w:type="dxa"/>
             </w:tcMar>
-            <w:shd w:fill="FFFFFF"/>
+            <w:vAlign w:val="center"/>
           </w:tcPr>
           <w:p>
             <w:pPr>
@@ -3559,8 +3587,6 @@
       <w:tblPr>
         <w:tblW w:type="auto" w:w="0"/>
         <w:jc w:val="center"/>
-        <w:tblLayout w:type="fixed"/>
-        <w:tblLook w:firstColumn="1" w:firstRow="1" w:lastColumn="0" w:lastRow="0" w:noHBand="0" w:noVBand="1" w:val="04A0"/>
         <w:tblBorders>
           <w:top w:val="single" w:sz="4" w:color="D9D9D9"/>
           <w:left w:val="single" w:sz="4" w:color="D9D9D9"/>
@@ -3569,12 +3595,14 @@
           <w:insideH w:val="single" w:sz="4" w:color="D9D9D9"/>
           <w:insideV w:val="single" w:sz="4" w:color="D9D9D9"/>
         </w:tblBorders>
+        <w:tblLayout w:type="fixed"/>
+        <w:tblLook w:firstColumn="1" w:firstRow="1" w:lastColumn="0" w:lastRow="0" w:noHBand="0" w:noVBand="1" w:val="04A0"/>
       </w:tblPr>
       <w:tblGrid>
-        <w:gridCol w:w="4320"/>
-        <w:gridCol w:w="1843"/>
-        <w:gridCol w:w="1915"/>
-        <w:gridCol w:w="1915"/>
+        <w:gridCol w:w="3569"/>
+        <w:gridCol w:w="2346"/>
+        <w:gridCol w:w="2040"/>
+        <w:gridCol w:w="2039"/>
       </w:tblGrid>
       <w:tr>
         <w:trPr>
@@ -3583,15 +3611,15 @@
         </w:trPr>
         <w:tc>
           <w:tcPr>
-            <w:tcW w:type="dxa" w:w="4320"/>
-            <w:vAlign w:val="center"/>
+            <w:tcW w:type="dxa" w:w="3569"/>
+            <w:shd w:val="clear" w:fill="273649"/>
             <w:tcMar>
               <w:top w:w="65" w:type="dxa"/>
+              <w:left w:w="85" w:type="dxa"/>
               <w:bottom w:w="65" w:type="dxa"/>
-              <w:left w:w="85" w:type="dxa"/>
               <w:right w:w="85" w:type="dxa"/>
             </w:tcMar>
-            <w:shd w:fill="273649"/>
+            <w:vAlign w:val="center"/>
           </w:tcPr>
           <w:p>
             <w:pPr>
@@ -3611,15 +3639,15 @@
         </w:tc>
         <w:tc>
           <w:tcPr>
-            <w:tcW w:type="dxa" w:w="1843"/>
-            <w:vAlign w:val="center"/>
+            <w:tcW w:type="dxa" w:w="2346"/>
+            <w:shd w:val="clear" w:fill="273649"/>
             <w:tcMar>
               <w:top w:w="65" w:type="dxa"/>
+              <w:left w:w="85" w:type="dxa"/>
               <w:bottom w:w="65" w:type="dxa"/>
-              <w:left w:w="85" w:type="dxa"/>
               <w:right w:w="85" w:type="dxa"/>
             </w:tcMar>
-            <w:shd w:fill="273649"/>
+            <w:vAlign w:val="center"/>
           </w:tcPr>
           <w:p>
             <w:pPr>
@@ -3639,15 +3667,15 @@
         </w:tc>
         <w:tc>
           <w:tcPr>
-            <w:tcW w:type="dxa" w:w="1915"/>
-            <w:vAlign w:val="center"/>
+            <w:tcW w:type="dxa" w:w="2040"/>
+            <w:shd w:val="clear" w:fill="273649"/>
             <w:tcMar>
               <w:top w:w="65" w:type="dxa"/>
+              <w:left w:w="85" w:type="dxa"/>
               <w:bottom w:w="65" w:type="dxa"/>
-              <w:left w:w="85" w:type="dxa"/>
               <w:right w:w="85" w:type="dxa"/>
             </w:tcMar>
-            <w:shd w:fill="273649"/>
+            <w:vAlign w:val="center"/>
           </w:tcPr>
           <w:p>
             <w:pPr>
@@ -3667,15 +3695,15 @@
         </w:tc>
         <w:tc>
           <w:tcPr>
-            <w:tcW w:type="dxa" w:w="1915"/>
-            <w:vAlign w:val="center"/>
+            <w:tcW w:type="dxa" w:w="2039"/>
+            <w:shd w:val="clear" w:fill="273649"/>
             <w:tcMar>
               <w:top w:w="65" w:type="dxa"/>
+              <w:left w:w="85" w:type="dxa"/>
               <w:bottom w:w="65" w:type="dxa"/>
-              <w:left w:w="85" w:type="dxa"/>
               <w:right w:w="85" w:type="dxa"/>
             </w:tcMar>
-            <w:shd w:fill="273649"/>
+            <w:vAlign w:val="center"/>
           </w:tcPr>
           <w:p>
             <w:pPr>
@@ -3700,15 +3728,15 @@
         </w:trPr>
         <w:tc>
           <w:tcPr>
-            <w:tcW w:type="dxa" w:w="4320"/>
-            <w:vAlign w:val="center"/>
+            <w:tcW w:type="dxa" w:w="3569"/>
+            <w:shd w:val="clear" w:fill="FFFFFF"/>
             <w:tcMar>
               <w:top w:w="65" w:type="dxa"/>
+              <w:left w:w="85" w:type="dxa"/>
               <w:bottom w:w="65" w:type="dxa"/>
-              <w:left w:w="85" w:type="dxa"/>
               <w:right w:w="85" w:type="dxa"/>
             </w:tcMar>
-            <w:shd w:fill="FFFFFF"/>
+            <w:vAlign w:val="center"/>
           </w:tcPr>
           <w:p>
             <w:pPr>
@@ -3725,15 +3753,15 @@
         </w:tc>
         <w:tc>
           <w:tcPr>
-            <w:tcW w:type="dxa" w:w="1843"/>
-            <w:vAlign w:val="center"/>
+            <w:tcW w:type="dxa" w:w="2346"/>
+            <w:shd w:val="clear" w:fill="FFFFFF"/>
             <w:tcMar>
               <w:top w:w="65" w:type="dxa"/>
+              <w:left w:w="85" w:type="dxa"/>
               <w:bottom w:w="65" w:type="dxa"/>
-              <w:left w:w="85" w:type="dxa"/>
               <w:right w:w="85" w:type="dxa"/>
             </w:tcMar>
-            <w:shd w:fill="FFFFFF"/>
+            <w:vAlign w:val="center"/>
           </w:tcPr>
           <w:p>
             <w:pPr>
@@ -3750,15 +3778,15 @@
         </w:tc>
         <w:tc>
           <w:tcPr>
-            <w:tcW w:type="dxa" w:w="1915"/>
-            <w:vAlign w:val="center"/>
+            <w:tcW w:type="dxa" w:w="2040"/>
+            <w:shd w:val="clear" w:fill="FFFFFF"/>
             <w:tcMar>
               <w:top w:w="65" w:type="dxa"/>
+              <w:left w:w="85" w:type="dxa"/>
               <w:bottom w:w="65" w:type="dxa"/>
-              <w:left w:w="85" w:type="dxa"/>
               <w:right w:w="85" w:type="dxa"/>
             </w:tcMar>
-            <w:shd w:fill="FFFFFF"/>
+            <w:vAlign w:val="center"/>
           </w:tcPr>
           <w:p>
             <w:pPr>
@@ -3775,15 +3803,15 @@
         </w:tc>
         <w:tc>
           <w:tcPr>
-            <w:tcW w:type="dxa" w:w="1915"/>
-            <w:vAlign w:val="center"/>
+            <w:tcW w:type="dxa" w:w="2039"/>
+            <w:shd w:val="clear" w:fill="FFFFFF"/>
             <w:tcMar>
               <w:top w:w="65" w:type="dxa"/>
+              <w:left w:w="85" w:type="dxa"/>
               <w:bottom w:w="65" w:type="dxa"/>
-              <w:left w:w="85" w:type="dxa"/>
               <w:right w:w="85" w:type="dxa"/>
             </w:tcMar>
-            <w:shd w:fill="FFFFFF"/>
+            <w:vAlign w:val="center"/>
           </w:tcPr>
           <w:p>
             <w:pPr>
@@ -3805,15 +3833,15 @@
         </w:trPr>
         <w:tc>
           <w:tcPr>
-            <w:tcW w:type="dxa" w:w="4320"/>
-            <w:vAlign w:val="center"/>
+            <w:tcW w:type="dxa" w:w="3569"/>
+            <w:shd w:val="clear" w:fill="F3F5F8"/>
             <w:tcMar>
               <w:top w:w="65" w:type="dxa"/>
+              <w:left w:w="85" w:type="dxa"/>
               <w:bottom w:w="65" w:type="dxa"/>
-              <w:left w:w="85" w:type="dxa"/>
               <w:right w:w="85" w:type="dxa"/>
             </w:tcMar>
-            <w:shd w:fill="F3F5F8"/>
+            <w:vAlign w:val="center"/>
           </w:tcPr>
           <w:p>
             <w:pPr>
@@ -3830,15 +3858,15 @@
         </w:tc>
         <w:tc>
           <w:tcPr>
-            <w:tcW w:type="dxa" w:w="1843"/>
-            <w:vAlign w:val="center"/>
+            <w:tcW w:type="dxa" w:w="2346"/>
+            <w:shd w:val="clear" w:fill="F3F5F8"/>
             <w:tcMar>
               <w:top w:w="65" w:type="dxa"/>
+              <w:left w:w="85" w:type="dxa"/>
               <w:bottom w:w="65" w:type="dxa"/>
-              <w:left w:w="85" w:type="dxa"/>
               <w:right w:w="85" w:type="dxa"/>
             </w:tcMar>
-            <w:shd w:fill="F3F5F8"/>
+            <w:vAlign w:val="center"/>
           </w:tcPr>
           <w:p>
             <w:pPr>
@@ -3855,15 +3883,15 @@
         </w:tc>
         <w:tc>
           <w:tcPr>
-            <w:tcW w:type="dxa" w:w="1915"/>
-            <w:vAlign w:val="center"/>
+            <w:tcW w:type="dxa" w:w="2040"/>
+            <w:shd w:val="clear" w:fill="F3F5F8"/>
             <w:tcMar>
               <w:top w:w="65" w:type="dxa"/>
+              <w:left w:w="85" w:type="dxa"/>
               <w:bottom w:w="65" w:type="dxa"/>
-              <w:left w:w="85" w:type="dxa"/>
               <w:right w:w="85" w:type="dxa"/>
             </w:tcMar>
-            <w:shd w:fill="F3F5F8"/>
+            <w:vAlign w:val="center"/>
           </w:tcPr>
           <w:p>
             <w:pPr>
@@ -3880,15 +3908,15 @@
         </w:tc>
         <w:tc>
           <w:tcPr>
-            <w:tcW w:type="dxa" w:w="1915"/>
-            <w:vAlign w:val="center"/>
+            <w:tcW w:type="dxa" w:w="2039"/>
+            <w:shd w:val="clear" w:fill="F3F5F8"/>
             <w:tcMar>
               <w:top w:w="65" w:type="dxa"/>
+              <w:left w:w="85" w:type="dxa"/>
               <w:bottom w:w="65" w:type="dxa"/>
-              <w:left w:w="85" w:type="dxa"/>
               <w:right w:w="85" w:type="dxa"/>
             </w:tcMar>
-            <w:shd w:fill="F3F5F8"/>
+            <w:vAlign w:val="center"/>
           </w:tcPr>
           <w:p>
             <w:pPr>
@@ -3910,15 +3938,15 @@
         </w:trPr>
         <w:tc>
           <w:tcPr>
-            <w:tcW w:type="dxa" w:w="4320"/>
-            <w:vAlign w:val="center"/>
+            <w:tcW w:type="dxa" w:w="3569"/>
+            <w:shd w:val="clear" w:fill="FFFFFF"/>
             <w:tcMar>
               <w:top w:w="65" w:type="dxa"/>
+              <w:left w:w="85" w:type="dxa"/>
               <w:bottom w:w="65" w:type="dxa"/>
-              <w:left w:w="85" w:type="dxa"/>
               <w:right w:w="85" w:type="dxa"/>
             </w:tcMar>
-            <w:shd w:fill="FFFFFF"/>
+            <w:vAlign w:val="center"/>
           </w:tcPr>
           <w:p>
             <w:pPr>
@@ -3935,15 +3963,15 @@
         </w:tc>
         <w:tc>
           <w:tcPr>
-            <w:tcW w:type="dxa" w:w="1843"/>
-            <w:vAlign w:val="center"/>
+            <w:tcW w:type="dxa" w:w="2346"/>
+            <w:shd w:val="clear" w:fill="FFFFFF"/>
             <w:tcMar>
               <w:top w:w="65" w:type="dxa"/>
+              <w:left w:w="85" w:type="dxa"/>
               <w:bottom w:w="65" w:type="dxa"/>
-              <w:left w:w="85" w:type="dxa"/>
               <w:right w:w="85" w:type="dxa"/>
             </w:tcMar>
-            <w:shd w:fill="FFFFFF"/>
+            <w:vAlign w:val="center"/>
           </w:tcPr>
           <w:p>
             <w:pPr>
@@ -3960,15 +3988,15 @@
         </w:tc>
         <w:tc>
           <w:tcPr>
-            <w:tcW w:type="dxa" w:w="1915"/>
-            <w:vAlign w:val="center"/>
+            <w:tcW w:type="dxa" w:w="2040"/>
+            <w:shd w:val="clear" w:fill="FFFFFF"/>
             <w:tcMar>
               <w:top w:w="65" w:type="dxa"/>
+              <w:left w:w="85" w:type="dxa"/>
               <w:bottom w:w="65" w:type="dxa"/>
-              <w:left w:w="85" w:type="dxa"/>
               <w:right w:w="85" w:type="dxa"/>
             </w:tcMar>
-            <w:shd w:fill="FFFFFF"/>
+            <w:vAlign w:val="center"/>
           </w:tcPr>
           <w:p>
             <w:pPr>
@@ -3985,15 +4013,15 @@
         </w:tc>
         <w:tc>
           <w:tcPr>
-            <w:tcW w:type="dxa" w:w="1915"/>
-            <w:vAlign w:val="center"/>
+            <w:tcW w:type="dxa" w:w="2039"/>
+            <w:shd w:val="clear" w:fill="FFFFFF"/>
             <w:tcMar>
               <w:top w:w="65" w:type="dxa"/>
+              <w:left w:w="85" w:type="dxa"/>
               <w:bottom w:w="65" w:type="dxa"/>
-              <w:left w:w="85" w:type="dxa"/>
               <w:right w:w="85" w:type="dxa"/>
             </w:tcMar>
-            <w:shd w:fill="FFFFFF"/>
+            <w:vAlign w:val="center"/>
           </w:tcPr>
           <w:p>
             <w:pPr>
@@ -4015,15 +4043,15 @@
         </w:trPr>
         <w:tc>
           <w:tcPr>
-            <w:tcW w:type="dxa" w:w="4320"/>
-            <w:vAlign w:val="center"/>
+            <w:tcW w:type="dxa" w:w="3569"/>
+            <w:shd w:val="clear" w:fill="F3F5F8"/>
             <w:tcMar>
               <w:top w:w="65" w:type="dxa"/>
+              <w:left w:w="85" w:type="dxa"/>
               <w:bottom w:w="65" w:type="dxa"/>
-              <w:left w:w="85" w:type="dxa"/>
               <w:right w:w="85" w:type="dxa"/>
             </w:tcMar>
-            <w:shd w:fill="F3F5F8"/>
+            <w:vAlign w:val="center"/>
           </w:tcPr>
           <w:p>
             <w:pPr>
@@ -4040,15 +4068,15 @@
         </w:tc>
         <w:tc>
           <w:tcPr>
-            <w:tcW w:type="dxa" w:w="1843"/>
-            <w:vAlign w:val="center"/>
+            <w:tcW w:type="dxa" w:w="2346"/>
+            <w:shd w:val="clear" w:fill="F3F5F8"/>
             <w:tcMar>
               <w:top w:w="65" w:type="dxa"/>
+              <w:left w:w="85" w:type="dxa"/>
               <w:bottom w:w="65" w:type="dxa"/>
-              <w:left w:w="85" w:type="dxa"/>
               <w:right w:w="85" w:type="dxa"/>
             </w:tcMar>
-            <w:shd w:fill="F3F5F8"/>
+            <w:vAlign w:val="center"/>
           </w:tcPr>
           <w:p>
             <w:pPr>
@@ -4065,15 +4093,15 @@
         </w:tc>
         <w:tc>
           <w:tcPr>
-            <w:tcW w:type="dxa" w:w="1915"/>
-            <w:vAlign w:val="center"/>
+            <w:tcW w:type="dxa" w:w="2040"/>
+            <w:shd w:val="clear" w:fill="F3F5F8"/>
             <w:tcMar>
               <w:top w:w="65" w:type="dxa"/>
+              <w:left w:w="85" w:type="dxa"/>
               <w:bottom w:w="65" w:type="dxa"/>
-              <w:left w:w="85" w:type="dxa"/>
               <w:right w:w="85" w:type="dxa"/>
             </w:tcMar>
-            <w:shd w:fill="F3F5F8"/>
+            <w:vAlign w:val="center"/>
           </w:tcPr>
           <w:p>
             <w:pPr>
@@ -4090,15 +4118,15 @@
         </w:tc>
         <w:tc>
           <w:tcPr>
-            <w:tcW w:type="dxa" w:w="1915"/>
-            <w:vAlign w:val="center"/>
+            <w:tcW w:type="dxa" w:w="2039"/>
+            <w:shd w:val="clear" w:fill="F3F5F8"/>
             <w:tcMar>
               <w:top w:w="65" w:type="dxa"/>
+              <w:left w:w="85" w:type="dxa"/>
               <w:bottom w:w="65" w:type="dxa"/>
-              <w:left w:w="85" w:type="dxa"/>
               <w:right w:w="85" w:type="dxa"/>
             </w:tcMar>
-            <w:shd w:fill="F3F5F8"/>
+            <w:vAlign w:val="center"/>
           </w:tcPr>
           <w:p>
             <w:pPr>
@@ -4120,15 +4148,15 @@
         </w:trPr>
         <w:tc>
           <w:tcPr>
-            <w:tcW w:type="dxa" w:w="4320"/>
-            <w:vAlign w:val="center"/>
+            <w:tcW w:type="dxa" w:w="3569"/>
+            <w:shd w:val="clear" w:fill="FFFFFF"/>
             <w:tcMar>
               <w:top w:w="65" w:type="dxa"/>
+              <w:left w:w="85" w:type="dxa"/>
               <w:bottom w:w="65" w:type="dxa"/>
-              <w:left w:w="85" w:type="dxa"/>
               <w:right w:w="85" w:type="dxa"/>
             </w:tcMar>
-            <w:shd w:fill="FFFFFF"/>
+            <w:vAlign w:val="center"/>
           </w:tcPr>
           <w:p>
             <w:pPr>
@@ -4145,15 +4173,15 @@
         </w:tc>
         <w:tc>
           <w:tcPr>
-            <w:tcW w:type="dxa" w:w="1843"/>
-            <w:vAlign w:val="center"/>
+            <w:tcW w:type="dxa" w:w="2346"/>
+            <w:shd w:val="clear" w:fill="FFFFFF"/>
             <w:tcMar>
               <w:top w:w="65" w:type="dxa"/>
+              <w:left w:w="85" w:type="dxa"/>
               <w:bottom w:w="65" w:type="dxa"/>
-              <w:left w:w="85" w:type="dxa"/>
               <w:right w:w="85" w:type="dxa"/>
             </w:tcMar>
-            <w:shd w:fill="FFFFFF"/>
+            <w:vAlign w:val="center"/>
           </w:tcPr>
           <w:p>
             <w:pPr>
@@ -4170,15 +4198,15 @@
         </w:tc>
         <w:tc>
           <w:tcPr>
-            <w:tcW w:type="dxa" w:w="1915"/>
-            <w:vAlign w:val="center"/>
+            <w:tcW w:type="dxa" w:w="2040"/>
+            <w:shd w:val="clear" w:fill="FFFFFF"/>
             <w:tcMar>
               <w:top w:w="65" w:type="dxa"/>
+              <w:left w:w="85" w:type="dxa"/>
               <w:bottom w:w="65" w:type="dxa"/>
-              <w:left w:w="85" w:type="dxa"/>
               <w:right w:w="85" w:type="dxa"/>
             </w:tcMar>
-            <w:shd w:fill="FFFFFF"/>
+            <w:vAlign w:val="center"/>
           </w:tcPr>
           <w:p>
             <w:pPr>
@@ -4195,15 +4223,15 @@
         </w:tc>
         <w:tc>
           <w:tcPr>
-            <w:tcW w:type="dxa" w:w="1915"/>
-            <w:vAlign w:val="center"/>
+            <w:tcW w:type="dxa" w:w="2039"/>
+            <w:shd w:val="clear" w:fill="FFFFFF"/>
             <w:tcMar>
               <w:top w:w="65" w:type="dxa"/>
+              <w:left w:w="85" w:type="dxa"/>
               <w:bottom w:w="65" w:type="dxa"/>
-              <w:left w:w="85" w:type="dxa"/>
               <w:right w:w="85" w:type="dxa"/>
             </w:tcMar>
-            <w:shd w:fill="FFFFFF"/>
+            <w:vAlign w:val="center"/>
           </w:tcPr>
           <w:p>
             <w:pPr>
@@ -4225,15 +4253,15 @@
         </w:trPr>
         <w:tc>
           <w:tcPr>
-            <w:tcW w:type="dxa" w:w="4320"/>
-            <w:vAlign w:val="center"/>
+            <w:tcW w:type="dxa" w:w="3569"/>
+            <w:shd w:val="clear" w:fill="F3F5F8"/>
             <w:tcMar>
               <w:top w:w="65" w:type="dxa"/>
+              <w:left w:w="85" w:type="dxa"/>
               <w:bottom w:w="65" w:type="dxa"/>
-              <w:left w:w="85" w:type="dxa"/>
               <w:right w:w="85" w:type="dxa"/>
             </w:tcMar>
-            <w:shd w:fill="F3F5F8"/>
+            <w:vAlign w:val="center"/>
           </w:tcPr>
           <w:p>
             <w:pPr>
@@ -4250,15 +4278,15 @@
         </w:tc>
         <w:tc>
           <w:tcPr>
-            <w:tcW w:type="dxa" w:w="1843"/>
-            <w:vAlign w:val="center"/>
+            <w:tcW w:type="dxa" w:w="2346"/>
+            <w:shd w:val="clear" w:fill="F3F5F8"/>
             <w:tcMar>
               <w:top w:w="65" w:type="dxa"/>
+              <w:left w:w="85" w:type="dxa"/>
               <w:bottom w:w="65" w:type="dxa"/>
-              <w:left w:w="85" w:type="dxa"/>
               <w:right w:w="85" w:type="dxa"/>
             </w:tcMar>
-            <w:shd w:fill="F3F5F8"/>
+            <w:vAlign w:val="center"/>
           </w:tcPr>
           <w:p>
             <w:pPr>
@@ -4275,15 +4303,15 @@
         </w:tc>
         <w:tc>
           <w:tcPr>
-            <w:tcW w:type="dxa" w:w="1915"/>
-            <w:vAlign w:val="center"/>
+            <w:tcW w:type="dxa" w:w="2040"/>
+            <w:shd w:val="clear" w:fill="F3F5F8"/>
             <w:tcMar>
               <w:top w:w="65" w:type="dxa"/>
+              <w:left w:w="85" w:type="dxa"/>
               <w:bottom w:w="65" w:type="dxa"/>
-              <w:left w:w="85" w:type="dxa"/>
               <w:right w:w="85" w:type="dxa"/>
             </w:tcMar>
-            <w:shd w:fill="F3F5F8"/>
+            <w:vAlign w:val="center"/>
           </w:tcPr>
           <w:p>
             <w:pPr>
@@ -4300,15 +4328,15 @@
         </w:tc>
         <w:tc>
           <w:tcPr>
-            <w:tcW w:type="dxa" w:w="1915"/>
-            <w:vAlign w:val="center"/>
+            <w:tcW w:type="dxa" w:w="2039"/>
+            <w:shd w:val="clear" w:fill="F3F5F8"/>
             <w:tcMar>
               <w:top w:w="65" w:type="dxa"/>
+              <w:left w:w="85" w:type="dxa"/>
               <w:bottom w:w="65" w:type="dxa"/>
-              <w:left w:w="85" w:type="dxa"/>
               <w:right w:w="85" w:type="dxa"/>
             </w:tcMar>
-            <w:shd w:fill="F3F5F8"/>
+            <w:vAlign w:val="center"/>
           </w:tcPr>
           <w:p>
             <w:pPr>
@@ -4330,15 +4358,15 @@
         </w:trPr>
         <w:tc>
           <w:tcPr>
-            <w:tcW w:type="dxa" w:w="4320"/>
-            <w:vAlign w:val="center"/>
+            <w:tcW w:type="dxa" w:w="3569"/>
+            <w:shd w:val="clear" w:fill="FFFFFF"/>
             <w:tcMar>
               <w:top w:w="65" w:type="dxa"/>
+              <w:left w:w="85" w:type="dxa"/>
               <w:bottom w:w="65" w:type="dxa"/>
-              <w:left w:w="85" w:type="dxa"/>
               <w:right w:w="85" w:type="dxa"/>
             </w:tcMar>
-            <w:shd w:fill="FFFFFF"/>
+            <w:vAlign w:val="center"/>
           </w:tcPr>
           <w:p>
             <w:pPr>
@@ -4355,15 +4383,15 @@
         </w:tc>
         <w:tc>
           <w:tcPr>
-            <w:tcW w:type="dxa" w:w="1843"/>
-            <w:vAlign w:val="center"/>
+            <w:tcW w:type="dxa" w:w="2346"/>
+            <w:shd w:val="clear" w:fill="FFFFFF"/>
             <w:tcMar>
               <w:top w:w="65" w:type="dxa"/>
+              <w:left w:w="85" w:type="dxa"/>
               <w:bottom w:w="65" w:type="dxa"/>
-              <w:left w:w="85" w:type="dxa"/>
               <w:right w:w="85" w:type="dxa"/>
             </w:tcMar>
-            <w:shd w:fill="FFFFFF"/>
+            <w:vAlign w:val="center"/>
           </w:tcPr>
           <w:p>
             <w:pPr>
@@ -4380,15 +4408,15 @@
         </w:tc>
         <w:tc>
           <w:tcPr>
-            <w:tcW w:type="dxa" w:w="1915"/>
-            <w:vAlign w:val="center"/>
+            <w:tcW w:type="dxa" w:w="2040"/>
+            <w:shd w:val="clear" w:fill="FFFFFF"/>
             <w:tcMar>
               <w:top w:w="65" w:type="dxa"/>
+              <w:left w:w="85" w:type="dxa"/>
               <w:bottom w:w="65" w:type="dxa"/>
-              <w:left w:w="85" w:type="dxa"/>
               <w:right w:w="85" w:type="dxa"/>
             </w:tcMar>
-            <w:shd w:fill="FFFFFF"/>
+            <w:vAlign w:val="center"/>
           </w:tcPr>
           <w:p>
             <w:pPr>
@@ -4405,15 +4433,15 @@
         </w:tc>
         <w:tc>
           <w:tcPr>
-            <w:tcW w:type="dxa" w:w="1915"/>
-            <w:vAlign w:val="center"/>
+            <w:tcW w:type="dxa" w:w="2039"/>
+            <w:shd w:val="clear" w:fill="FFFFFF"/>
             <w:tcMar>
               <w:top w:w="65" w:type="dxa"/>
+              <w:left w:w="85" w:type="dxa"/>
               <w:bottom w:w="65" w:type="dxa"/>
-              <w:left w:w="85" w:type="dxa"/>
               <w:right w:w="85" w:type="dxa"/>
             </w:tcMar>
-            <w:shd w:fill="FFFFFF"/>
+            <w:vAlign w:val="center"/>
           </w:tcPr>
           <w:p>
             <w:pPr>
@@ -4447,6 +4475,17 @@
     </w:p>
     <w:p>
       <w:r>
+        <w:rPr>
+          <w:b/>
+        </w:rPr>
+        <w:t>Two roles in the explorer.</w:t>
+      </w:r>
+      <w:r>
+        <w:t xml:space="preserve"> Because of this table, the explorer presents logistic regression as the prediction reference and the AIC network as the reasoning model. The network's gap is structural rather than a defect. Every measurement is cut into three bins before learning, and the network fits the joint distribution of all twelve variables instead of the quality boundary alone. In an exploratory five-fold check on the training rows, which is not part of the recorded experiment, training logistic regression on the same three bins lowered its validation accuracy from 0.599 to 0.571, about half of the network's gap. Finer bins recovered some accuracy but starved the rare classes. What the network offers instead is inference from partial evidence, which the reference model cannot provide without inventing values for the missing measurements.</w:t>
+      </w:r>
+    </w:p>
+    <w:p>
+      <w:r>
         <w:t>The selected network makes 181 exact matches out of 320. Its mean absolute score error is 0.484 points, and 95.3% of predictions are within one point. That last figure sounds strong partly because most scores are near the middle of the scale. It cannot replace class-specific results.</w:t>
       </w:r>
     </w:p>
@@ -4491,8 +4530,6 @@
       <w:tblPr>
         <w:tblW w:type="auto" w:w="0"/>
         <w:jc w:val="center"/>
-        <w:tblLayout w:type="fixed"/>
-        <w:tblLook w:firstColumn="1" w:firstRow="1" w:lastColumn="0" w:lastRow="0" w:noHBand="0" w:noVBand="1" w:val="04A0"/>
         <w:tblBorders>
           <w:top w:val="single" w:sz="4" w:color="D9D9D9"/>
           <w:left w:val="single" w:sz="4" w:color="D9D9D9"/>
@@ -4501,12 +4538,14 @@
           <w:insideH w:val="single" w:sz="4" w:color="D9D9D9"/>
           <w:insideV w:val="single" w:sz="4" w:color="D9D9D9"/>
         </w:tblBorders>
+        <w:tblLayout w:type="fixed"/>
+        <w:tblLook w:firstColumn="1" w:firstRow="1" w:lastColumn="0" w:lastRow="0" w:noHBand="0" w:noVBand="1" w:val="04A0"/>
       </w:tblPr>
       <w:tblGrid>
-        <w:gridCol w:w="1584"/>
-        <w:gridCol w:w="2376"/>
-        <w:gridCol w:w="2232"/>
-        <w:gridCol w:w="3802"/>
+        <w:gridCol w:w="2124"/>
+        <w:gridCol w:w="2374"/>
+        <w:gridCol w:w="2124"/>
+        <w:gridCol w:w="3372"/>
       </w:tblGrid>
       <w:tr>
         <w:trPr>
@@ -4515,15 +4554,15 @@
         </w:trPr>
         <w:tc>
           <w:tcPr>
-            <w:tcW w:type="dxa" w:w="1584"/>
-            <w:vAlign w:val="center"/>
+            <w:tcW w:type="dxa" w:w="2124"/>
+            <w:shd w:val="clear" w:fill="273649"/>
             <w:tcMar>
               <w:top w:w="65" w:type="dxa"/>
+              <w:left w:w="85" w:type="dxa"/>
               <w:bottom w:w="65" w:type="dxa"/>
-              <w:left w:w="85" w:type="dxa"/>
               <w:right w:w="85" w:type="dxa"/>
             </w:tcMar>
-            <w:shd w:fill="273649"/>
+            <w:vAlign w:val="center"/>
           </w:tcPr>
           <w:p>
             <w:pPr>
@@ -4543,15 +4582,15 @@
         </w:tc>
         <w:tc>
           <w:tcPr>
-            <w:tcW w:type="dxa" w:w="2376"/>
-            <w:vAlign w:val="center"/>
+            <w:tcW w:type="dxa" w:w="2374"/>
+            <w:shd w:val="clear" w:fill="273649"/>
             <w:tcMar>
               <w:top w:w="65" w:type="dxa"/>
+              <w:left w:w="85" w:type="dxa"/>
               <w:bottom w:w="65" w:type="dxa"/>
-              <w:left w:w="85" w:type="dxa"/>
               <w:right w:w="85" w:type="dxa"/>
             </w:tcMar>
-            <w:shd w:fill="273649"/>
+            <w:vAlign w:val="center"/>
           </w:tcPr>
           <w:p>
             <w:pPr>
@@ -4571,15 +4610,15 @@
         </w:tc>
         <w:tc>
           <w:tcPr>
-            <w:tcW w:type="dxa" w:w="2232"/>
-            <w:vAlign w:val="center"/>
+            <w:tcW w:type="dxa" w:w="2124"/>
+            <w:shd w:val="clear" w:fill="273649"/>
             <w:tcMar>
               <w:top w:w="65" w:type="dxa"/>
+              <w:left w:w="85" w:type="dxa"/>
               <w:bottom w:w="65" w:type="dxa"/>
-              <w:left w:w="85" w:type="dxa"/>
               <w:right w:w="85" w:type="dxa"/>
             </w:tcMar>
-            <w:shd w:fill="273649"/>
+            <w:vAlign w:val="center"/>
           </w:tcPr>
           <w:p>
             <w:pPr>
@@ -4599,15 +4638,15 @@
         </w:tc>
         <w:tc>
           <w:tcPr>
-            <w:tcW w:type="dxa" w:w="3802"/>
-            <w:vAlign w:val="center"/>
+            <w:tcW w:type="dxa" w:w="3372"/>
+            <w:shd w:val="clear" w:fill="273649"/>
             <w:tcMar>
               <w:top w:w="65" w:type="dxa"/>
+              <w:left w:w="85" w:type="dxa"/>
               <w:bottom w:w="65" w:type="dxa"/>
-              <w:left w:w="85" w:type="dxa"/>
               <w:right w:w="85" w:type="dxa"/>
             </w:tcMar>
-            <w:shd w:fill="273649"/>
+            <w:vAlign w:val="center"/>
           </w:tcPr>
           <w:p>
             <w:pPr>
@@ -4632,15 +4671,15 @@
         </w:trPr>
         <w:tc>
           <w:tcPr>
-            <w:tcW w:type="dxa" w:w="1584"/>
-            <w:vAlign w:val="center"/>
+            <w:tcW w:type="dxa" w:w="2124"/>
+            <w:shd w:val="clear" w:fill="FFFFFF"/>
             <w:tcMar>
               <w:top w:w="65" w:type="dxa"/>
+              <w:left w:w="85" w:type="dxa"/>
               <w:bottom w:w="65" w:type="dxa"/>
-              <w:left w:w="85" w:type="dxa"/>
               <w:right w:w="85" w:type="dxa"/>
             </w:tcMar>
-            <w:shd w:fill="FFFFFF"/>
+            <w:vAlign w:val="center"/>
           </w:tcPr>
           <w:p>
             <w:pPr>
@@ -4657,15 +4696,15 @@
         </w:tc>
         <w:tc>
           <w:tcPr>
-            <w:tcW w:type="dxa" w:w="2376"/>
-            <w:vAlign w:val="center"/>
+            <w:tcW w:type="dxa" w:w="2374"/>
+            <w:shd w:val="clear" w:fill="FFFFFF"/>
             <w:tcMar>
               <w:top w:w="65" w:type="dxa"/>
+              <w:left w:w="85" w:type="dxa"/>
               <w:bottom w:w="65" w:type="dxa"/>
-              <w:left w:w="85" w:type="dxa"/>
               <w:right w:w="85" w:type="dxa"/>
             </w:tcMar>
-            <w:shd w:fill="FFFFFF"/>
+            <w:vAlign w:val="center"/>
           </w:tcPr>
           <w:p>
             <w:pPr>
@@ -4682,15 +4721,15 @@
         </w:tc>
         <w:tc>
           <w:tcPr>
-            <w:tcW w:type="dxa" w:w="2232"/>
-            <w:vAlign w:val="center"/>
+            <w:tcW w:type="dxa" w:w="2124"/>
+            <w:shd w:val="clear" w:fill="FFFFFF"/>
             <w:tcMar>
               <w:top w:w="65" w:type="dxa"/>
+              <w:left w:w="85" w:type="dxa"/>
               <w:bottom w:w="65" w:type="dxa"/>
-              <w:left w:w="85" w:type="dxa"/>
               <w:right w:w="85" w:type="dxa"/>
             </w:tcMar>
-            <w:shd w:fill="FFFFFF"/>
+            <w:vAlign w:val="center"/>
           </w:tcPr>
           <w:p>
             <w:pPr>
@@ -4707,15 +4746,15 @@
         </w:tc>
         <w:tc>
           <w:tcPr>
-            <w:tcW w:type="dxa" w:w="3802"/>
-            <w:vAlign w:val="center"/>
+            <w:tcW w:type="dxa" w:w="3372"/>
+            <w:shd w:val="clear" w:fill="FFFFFF"/>
             <w:tcMar>
               <w:top w:w="65" w:type="dxa"/>
+              <w:left w:w="85" w:type="dxa"/>
               <w:bottom w:w="65" w:type="dxa"/>
-              <w:left w:w="85" w:type="dxa"/>
               <w:right w:w="85" w:type="dxa"/>
             </w:tcMar>
-            <w:shd w:fill="FFFFFF"/>
+            <w:vAlign w:val="center"/>
           </w:tcPr>
           <w:p>
             <w:pPr>
@@ -4737,15 +4776,15 @@
         </w:trPr>
         <w:tc>
           <w:tcPr>
-            <w:tcW w:type="dxa" w:w="1584"/>
-            <w:vAlign w:val="center"/>
+            <w:tcW w:type="dxa" w:w="2124"/>
+            <w:shd w:val="clear" w:fill="F3F5F8"/>
             <w:tcMar>
               <w:top w:w="65" w:type="dxa"/>
+              <w:left w:w="85" w:type="dxa"/>
               <w:bottom w:w="65" w:type="dxa"/>
-              <w:left w:w="85" w:type="dxa"/>
               <w:right w:w="85" w:type="dxa"/>
             </w:tcMar>
-            <w:shd w:fill="F3F5F8"/>
+            <w:vAlign w:val="center"/>
           </w:tcPr>
           <w:p>
             <w:pPr>
@@ -4762,15 +4801,15 @@
         </w:tc>
         <w:tc>
           <w:tcPr>
-            <w:tcW w:type="dxa" w:w="2376"/>
-            <w:vAlign w:val="center"/>
+            <w:tcW w:type="dxa" w:w="2374"/>
+            <w:shd w:val="clear" w:fill="F3F5F8"/>
             <w:tcMar>
               <w:top w:w="65" w:type="dxa"/>
+              <w:left w:w="85" w:type="dxa"/>
               <w:bottom w:w="65" w:type="dxa"/>
-              <w:left w:w="85" w:type="dxa"/>
               <w:right w:w="85" w:type="dxa"/>
             </w:tcMar>
-            <w:shd w:fill="F3F5F8"/>
+            <w:vAlign w:val="center"/>
           </w:tcPr>
           <w:p>
             <w:pPr>
@@ -4787,15 +4826,15 @@
         </w:tc>
         <w:tc>
           <w:tcPr>
-            <w:tcW w:type="dxa" w:w="2232"/>
-            <w:vAlign w:val="center"/>
+            <w:tcW w:type="dxa" w:w="2124"/>
+            <w:shd w:val="clear" w:fill="F3F5F8"/>
             <w:tcMar>
               <w:top w:w="65" w:type="dxa"/>
+              <w:left w:w="85" w:type="dxa"/>
               <w:bottom w:w="65" w:type="dxa"/>
-              <w:left w:w="85" w:type="dxa"/>
               <w:right w:w="85" w:type="dxa"/>
             </w:tcMar>
-            <w:shd w:fill="F3F5F8"/>
+            <w:vAlign w:val="center"/>
           </w:tcPr>
           <w:p>
             <w:pPr>
@@ -4812,15 +4851,15 @@
         </w:tc>
         <w:tc>
           <w:tcPr>
-            <w:tcW w:type="dxa" w:w="3802"/>
-            <w:vAlign w:val="center"/>
+            <w:tcW w:type="dxa" w:w="3372"/>
+            <w:shd w:val="clear" w:fill="F3F5F8"/>
             <w:tcMar>
               <w:top w:w="65" w:type="dxa"/>
+              <w:left w:w="85" w:type="dxa"/>
               <w:bottom w:w="65" w:type="dxa"/>
-              <w:left w:w="85" w:type="dxa"/>
               <w:right w:w="85" w:type="dxa"/>
             </w:tcMar>
-            <w:shd w:fill="F3F5F8"/>
+            <w:vAlign w:val="center"/>
           </w:tcPr>
           <w:p>
             <w:pPr>
@@ -4842,15 +4881,15 @@
         </w:trPr>
         <w:tc>
           <w:tcPr>
-            <w:tcW w:type="dxa" w:w="1584"/>
-            <w:vAlign w:val="center"/>
+            <w:tcW w:type="dxa" w:w="2124"/>
+            <w:shd w:val="clear" w:fill="FFFFFF"/>
             <w:tcMar>
               <w:top w:w="65" w:type="dxa"/>
+              <w:left w:w="85" w:type="dxa"/>
               <w:bottom w:w="65" w:type="dxa"/>
-              <w:left w:w="85" w:type="dxa"/>
               <w:right w:w="85" w:type="dxa"/>
             </w:tcMar>
-            <w:shd w:fill="FFFFFF"/>
+            <w:vAlign w:val="center"/>
           </w:tcPr>
           <w:p>
             <w:pPr>
@@ -4867,15 +4906,15 @@
         </w:tc>
         <w:tc>
           <w:tcPr>
-            <w:tcW w:type="dxa" w:w="2376"/>
-            <w:vAlign w:val="center"/>
+            <w:tcW w:type="dxa" w:w="2374"/>
+            <w:shd w:val="clear" w:fill="FFFFFF"/>
             <w:tcMar>
               <w:top w:w="65" w:type="dxa"/>
+              <w:left w:w="85" w:type="dxa"/>
               <w:bottom w:w="65" w:type="dxa"/>
-              <w:left w:w="85" w:type="dxa"/>
               <w:right w:w="85" w:type="dxa"/>
             </w:tcMar>
-            <w:shd w:fill="FFFFFF"/>
+            <w:vAlign w:val="center"/>
           </w:tcPr>
           <w:p>
             <w:pPr>
@@ -4892,15 +4931,15 @@
         </w:tc>
         <w:tc>
           <w:tcPr>
-            <w:tcW w:type="dxa" w:w="2232"/>
-            <w:vAlign w:val="center"/>
+            <w:tcW w:type="dxa" w:w="2124"/>
+            <w:shd w:val="clear" w:fill="FFFFFF"/>
             <w:tcMar>
               <w:top w:w="65" w:type="dxa"/>
+              <w:left w:w="85" w:type="dxa"/>
               <w:bottom w:w="65" w:type="dxa"/>
-              <w:left w:w="85" w:type="dxa"/>
               <w:right w:w="85" w:type="dxa"/>
             </w:tcMar>
-            <w:shd w:fill="FFFFFF"/>
+            <w:vAlign w:val="center"/>
           </w:tcPr>
           <w:p>
             <w:pPr>
@@ -4917,15 +4956,15 @@
         </w:tc>
         <w:tc>
           <w:tcPr>
-            <w:tcW w:type="dxa" w:w="3802"/>
-            <w:vAlign w:val="center"/>
+            <w:tcW w:type="dxa" w:w="3372"/>
+            <w:shd w:val="clear" w:fill="FFFFFF"/>
             <w:tcMar>
               <w:top w:w="65" w:type="dxa"/>
+              <w:left w:w="85" w:type="dxa"/>
               <w:bottom w:w="65" w:type="dxa"/>
-              <w:left w:w="85" w:type="dxa"/>
               <w:right w:w="85" w:type="dxa"/>
             </w:tcMar>
-            <w:shd w:fill="FFFFFF"/>
+            <w:vAlign w:val="center"/>
           </w:tcPr>
           <w:p>
             <w:pPr>
@@ -4947,15 +4986,15 @@
         </w:trPr>
         <w:tc>
           <w:tcPr>
-            <w:tcW w:type="dxa" w:w="1584"/>
-            <w:vAlign w:val="center"/>
+            <w:tcW w:type="dxa" w:w="2124"/>
+            <w:shd w:val="clear" w:fill="F3F5F8"/>
             <w:tcMar>
               <w:top w:w="65" w:type="dxa"/>
+              <w:left w:w="85" w:type="dxa"/>
               <w:bottom w:w="65" w:type="dxa"/>
-              <w:left w:w="85" w:type="dxa"/>
               <w:right w:w="85" w:type="dxa"/>
             </w:tcMar>
-            <w:shd w:fill="F3F5F8"/>
+            <w:vAlign w:val="center"/>
           </w:tcPr>
           <w:p>
             <w:pPr>
@@ -4972,15 +5011,15 @@
         </w:tc>
         <w:tc>
           <w:tcPr>
-            <w:tcW w:type="dxa" w:w="2376"/>
-            <w:vAlign w:val="center"/>
+            <w:tcW w:type="dxa" w:w="2374"/>
+            <w:shd w:val="clear" w:fill="F3F5F8"/>
             <w:tcMar>
               <w:top w:w="65" w:type="dxa"/>
+              <w:left w:w="85" w:type="dxa"/>
               <w:bottom w:w="65" w:type="dxa"/>
-              <w:left w:w="85" w:type="dxa"/>
               <w:right w:w="85" w:type="dxa"/>
             </w:tcMar>
-            <w:shd w:fill="F3F5F8"/>
+            <w:vAlign w:val="center"/>
           </w:tcPr>
           <w:p>
             <w:pPr>
@@ -4997,15 +5036,15 @@
         </w:tc>
         <w:tc>
           <w:tcPr>
-            <w:tcW w:type="dxa" w:w="2232"/>
-            <w:vAlign w:val="center"/>
+            <w:tcW w:type="dxa" w:w="2124"/>
+            <w:shd w:val="clear" w:fill="F3F5F8"/>
             <w:tcMar>
               <w:top w:w="65" w:type="dxa"/>
+              <w:left w:w="85" w:type="dxa"/>
               <w:bottom w:w="65" w:type="dxa"/>
-              <w:left w:w="85" w:type="dxa"/>
               <w:right w:w="85" w:type="dxa"/>
             </w:tcMar>
-            <w:shd w:fill="F3F5F8"/>
+            <w:vAlign w:val="center"/>
           </w:tcPr>
           <w:p>
             <w:pPr>
@@ -5022,15 +5061,15 @@
         </w:tc>
         <w:tc>
           <w:tcPr>
-            <w:tcW w:type="dxa" w:w="3802"/>
-            <w:vAlign w:val="center"/>
+            <w:tcW w:type="dxa" w:w="3372"/>
+            <w:shd w:val="clear" w:fill="F3F5F8"/>
             <w:tcMar>
               <w:top w:w="65" w:type="dxa"/>
+              <w:left w:w="85" w:type="dxa"/>
               <w:bottom w:w="65" w:type="dxa"/>
-              <w:left w:w="85" w:type="dxa"/>
               <w:right w:w="85" w:type="dxa"/>
             </w:tcMar>
-            <w:shd w:fill="F3F5F8"/>
+            <w:vAlign w:val="center"/>
           </w:tcPr>
           <w:p>
             <w:pPr>
@@ -5052,15 +5091,15 @@
         </w:trPr>
         <w:tc>
           <w:tcPr>
-            <w:tcW w:type="dxa" w:w="1584"/>
-            <w:vAlign w:val="center"/>
+            <w:tcW w:type="dxa" w:w="2124"/>
+            <w:shd w:val="clear" w:fill="FFFFFF"/>
             <w:tcMar>
               <w:top w:w="65" w:type="dxa"/>
+              <w:left w:w="85" w:type="dxa"/>
               <w:bottom w:w="65" w:type="dxa"/>
-              <w:left w:w="85" w:type="dxa"/>
               <w:right w:w="85" w:type="dxa"/>
             </w:tcMar>
-            <w:shd w:fill="FFFFFF"/>
+            <w:vAlign w:val="center"/>
           </w:tcPr>
           <w:p>
             <w:pPr>
@@ -5077,15 +5116,15 @@
         </w:tc>
         <w:tc>
           <w:tcPr>
-            <w:tcW w:type="dxa" w:w="2376"/>
-            <w:vAlign w:val="center"/>
+            <w:tcW w:type="dxa" w:w="2374"/>
+            <w:shd w:val="clear" w:fill="FFFFFF"/>
             <w:tcMar>
               <w:top w:w="65" w:type="dxa"/>
+              <w:left w:w="85" w:type="dxa"/>
               <w:bottom w:w="65" w:type="dxa"/>
-              <w:left w:w="85" w:type="dxa"/>
               <w:right w:w="85" w:type="dxa"/>
             </w:tcMar>
-            <w:shd w:fill="FFFFFF"/>
+            <w:vAlign w:val="center"/>
           </w:tcPr>
           <w:p>
             <w:pPr>
@@ -5102,15 +5141,15 @@
         </w:tc>
         <w:tc>
           <w:tcPr>
-            <w:tcW w:type="dxa" w:w="2232"/>
-            <w:vAlign w:val="center"/>
+            <w:tcW w:type="dxa" w:w="2124"/>
+            <w:shd w:val="clear" w:fill="FFFFFF"/>
             <w:tcMar>
               <w:top w:w="65" w:type="dxa"/>
+              <w:left w:w="85" w:type="dxa"/>
               <w:bottom w:w="65" w:type="dxa"/>
-              <w:left w:w="85" w:type="dxa"/>
               <w:right w:w="85" w:type="dxa"/>
             </w:tcMar>
-            <w:shd w:fill="FFFFFF"/>
+            <w:vAlign w:val="center"/>
           </w:tcPr>
           <w:p>
             <w:pPr>
@@ -5127,15 +5166,15 @@
         </w:tc>
         <w:tc>
           <w:tcPr>
-            <w:tcW w:type="dxa" w:w="3802"/>
-            <w:vAlign w:val="center"/>
+            <w:tcW w:type="dxa" w:w="3372"/>
+            <w:shd w:val="clear" w:fill="FFFFFF"/>
             <w:tcMar>
               <w:top w:w="65" w:type="dxa"/>
+              <w:left w:w="85" w:type="dxa"/>
               <w:bottom w:w="65" w:type="dxa"/>
-              <w:left w:w="85" w:type="dxa"/>
               <w:right w:w="85" w:type="dxa"/>
             </w:tcMar>
-            <w:shd w:fill="FFFFFF"/>
+            <w:vAlign w:val="center"/>
           </w:tcPr>
           <w:p>
             <w:pPr>
@@ -5157,15 +5196,15 @@
         </w:trPr>
         <w:tc>
           <w:tcPr>
-            <w:tcW w:type="dxa" w:w="1584"/>
-            <w:vAlign w:val="center"/>
+            <w:tcW w:type="dxa" w:w="2124"/>
+            <w:shd w:val="clear" w:fill="F3F5F8"/>
             <w:tcMar>
               <w:top w:w="65" w:type="dxa"/>
+              <w:left w:w="85" w:type="dxa"/>
               <w:bottom w:w="65" w:type="dxa"/>
-              <w:left w:w="85" w:type="dxa"/>
               <w:right w:w="85" w:type="dxa"/>
             </w:tcMar>
-            <w:shd w:fill="F3F5F8"/>
+            <w:vAlign w:val="center"/>
           </w:tcPr>
           <w:p>
             <w:pPr>
@@ -5182,15 +5221,15 @@
         </w:tc>
         <w:tc>
           <w:tcPr>
-            <w:tcW w:type="dxa" w:w="2376"/>
-            <w:vAlign w:val="center"/>
+            <w:tcW w:type="dxa" w:w="2374"/>
+            <w:shd w:val="clear" w:fill="F3F5F8"/>
             <w:tcMar>
               <w:top w:w="65" w:type="dxa"/>
+              <w:left w:w="85" w:type="dxa"/>
               <w:bottom w:w="65" w:type="dxa"/>
-              <w:left w:w="85" w:type="dxa"/>
               <w:right w:w="85" w:type="dxa"/>
             </w:tcMar>
-            <w:shd w:fill="F3F5F8"/>
+            <w:vAlign w:val="center"/>
           </w:tcPr>
           <w:p>
             <w:pPr>
@@ -5207,15 +5246,15 @@
         </w:tc>
         <w:tc>
           <w:tcPr>
-            <w:tcW w:type="dxa" w:w="2232"/>
-            <w:vAlign w:val="center"/>
+            <w:tcW w:type="dxa" w:w="2124"/>
+            <w:shd w:val="clear" w:fill="F3F5F8"/>
             <w:tcMar>
               <w:top w:w="65" w:type="dxa"/>
+              <w:left w:w="85" w:type="dxa"/>
               <w:bottom w:w="65" w:type="dxa"/>
-              <w:left w:w="85" w:type="dxa"/>
               <w:right w:w="85" w:type="dxa"/>
             </w:tcMar>
-            <w:shd w:fill="F3F5F8"/>
+            <w:vAlign w:val="center"/>
           </w:tcPr>
           <w:p>
             <w:pPr>
@@ -5232,15 +5271,15 @@
         </w:tc>
         <w:tc>
           <w:tcPr>
-            <w:tcW w:type="dxa" w:w="3802"/>
-            <w:vAlign w:val="center"/>
+            <w:tcW w:type="dxa" w:w="3372"/>
+            <w:shd w:val="clear" w:fill="F3F5F8"/>
             <w:tcMar>
               <w:top w:w="65" w:type="dxa"/>
+              <w:left w:w="85" w:type="dxa"/>
               <w:bottom w:w="65" w:type="dxa"/>
-              <w:left w:w="85" w:type="dxa"/>
               <w:right w:w="85" w:type="dxa"/>
             </w:tcMar>
-            <w:shd w:fill="F3F5F8"/>
+            <w:vAlign w:val="center"/>
           </w:tcPr>
           <w:p>
             <w:pPr>
@@ -5285,7 +5324,7 @@
     </w:p>
     <w:p>
       <w:r>
-        <w:t>With all measurements, the most likely score is 5. The true score is 3, so the model makes a two-point error and assigns very little probability to the truth. This is a useful example precisely because it fails. It demonstrates why a tall probability bar is not a guarantee and why rare-class evaluation matters.</w:t>
+        <w:t>With all measurements, the most likely score is 5. The true score is 3, so the model makes a two-point error and assigns very little probability to the truth. The prediction reference also chooses score 5 for this wine, with 80.2% probability, so both models miss; the explorer shows that comparison under the chart whenever all eleven measurements are known. This is a useful example precisely because it fails. It demonstrates why a tall probability bar is not a guarantee and why rare-class evaluation matters.</w:t>
       </w:r>
     </w:p>
     <w:p>
@@ -5365,7 +5404,7 @@
         <w:rPr>
           <w:b/>
         </w:rPr>
-        <w:t>Predict a wine</w:t>
+        <w:t>Ask the network</w:t>
       </w:r>
       <w:r>
         <w:t xml:space="preserve"> and select </w:t>
@@ -5409,12 +5448,26 @@
         <w:ind w:left="288" w:hanging="288"/>
       </w:pPr>
       <w:r>
-        <w:t>5. Choose the held-out quality-3 sample used in Chapter 12. The picker supplies all eleven measurements. Compare the actual score with the most likely and expected scores.</w:t>
+        <w:t>5. Choose the held-out quality-3 sample used in Chapter 12. The picker supplies all eleven measurements. Compare the actual score with the most likely and expected scores, and with the prediction reference shown under the chart.</w:t>
       </w:r>
     </w:p>
     <w:p>
       <w:r>
         <w:t>The darker probability bars represent your supplied evidence. The muted bars show the distribution without measurements. Their comparison answers how the fitted model's beliefs changed for this query.</w:t>
+      </w:r>
+    </w:p>
+    <w:p>
+      <w:r>
+        <w:t xml:space="preserve">Under the chart, the </w:t>
+      </w:r>
+      <w:r>
+        <w:rPr>
+          <w:b/>
+        </w:rPr>
+        <w:t>prediction reference</w:t>
+      </w:r>
+      <w:r>
+        <w:t xml:space="preserve"> line reports what logistic regression predicts once all eleven measurements are known. With fewer measurements it says so: the reference cannot answer a partial query, and that is exactly the question the network exists to answer. The dark panel below names both roles with their held-out accuracy.</w:t>
       </w:r>
     </w:p>
     <w:p>
@@ -5436,7 +5489,7 @@
         <w:t>Compare models</w:t>
       </w:r>
       <w:r>
-        <w:t>, switch between training cross-validation and the final holdout. Identify which numbers were used to choose the models. Inspect the chosen network's confusion matrix and explain why its overall accuracy does not describe its ability to find score-8 wines.</w:t>
+        <w:t>, switch between training cross-validation and the final holdout. Identify which numbers were used to choose the models; the tags mark logistic regression as the prediction reference and the AIC network as the reasoning model. Inspect the chosen network's confusion matrix and explain why its overall accuracy does not describe its ability to find score-8 wines.</w:t>
       </w:r>
     </w:p>
     <w:p>
@@ -5518,6 +5571,26 @@
       </w:r>
       <w:r>
         <w:t xml:space="preserve"> It changes the information conditioned on by an observational model. It does not simulate a validated chemical intervention.</w:t>
+      </w:r>
+    </w:p>
+    <w:p>
+      <w:r>
+        <w:rPr>
+          <w:b/>
+        </w:rPr>
+        <w:t>Exercise.</w:t>
+      </w:r>
+      <w:r>
+        <w:t xml:space="preserve"> Why does the explorer show logistic regression's prediction only when all eleven measurements are known? </w:t>
+      </w:r>
+      <w:r>
+        <w:rPr>
+          <w:b/>
+        </w:rPr>
+        <w:t>Answer.</w:t>
+      </w:r>
+      <w:r>
+        <w:t xml:space="preserve"> Logistic regression needs a value for every input and has no rule for an unknown measurement. The network sums over the unknown measurements, which is why it can answer partial queries even though it predicts less accurately with complete ones.</w:t>
       </w:r>
     </w:p>
     <w:p>
@@ -5567,8 +5640,6 @@
       <w:tblPr>
         <w:tblW w:type="auto" w:w="0"/>
         <w:jc w:val="center"/>
-        <w:tblLayout w:type="fixed"/>
-        <w:tblLook w:firstColumn="1" w:firstRow="1" w:lastColumn="0" w:lastRow="0" w:noHBand="0" w:noVBand="1" w:val="04A0"/>
         <w:tblBorders>
           <w:top w:val="single" w:sz="4" w:color="D9D9D9"/>
           <w:left w:val="single" w:sz="4" w:color="D9D9D9"/>
@@ -5577,10 +5648,12 @@
           <w:insideH w:val="single" w:sz="4" w:color="D9D9D9"/>
           <w:insideV w:val="single" w:sz="4" w:color="D9D9D9"/>
         </w:tblBorders>
+        <w:tblLayout w:type="fixed"/>
+        <w:tblLook w:firstColumn="1" w:firstRow="1" w:lastColumn="0" w:lastRow="0" w:noHBand="0" w:noVBand="1" w:val="04A0"/>
       </w:tblPr>
       <w:tblGrid>
-        <w:gridCol w:w="4493"/>
-        <w:gridCol w:w="5501"/>
+        <w:gridCol w:w="4997"/>
+        <w:gridCol w:w="4997"/>
       </w:tblGrid>
       <w:tr>
         <w:trPr>
@@ -5589,15 +5662,15 @@
         </w:trPr>
         <w:tc>
           <w:tcPr>
-            <w:tcW w:type="dxa" w:w="4493"/>
-            <w:vAlign w:val="center"/>
+            <w:tcW w:type="dxa" w:w="4997"/>
+            <w:shd w:val="clear" w:fill="273649"/>
             <w:tcMar>
               <w:top w:w="65" w:type="dxa"/>
+              <w:left w:w="85" w:type="dxa"/>
               <w:bottom w:w="65" w:type="dxa"/>
-              <w:left w:w="85" w:type="dxa"/>
               <w:right w:w="85" w:type="dxa"/>
             </w:tcMar>
-            <w:shd w:fill="273649"/>
+            <w:vAlign w:val="center"/>
           </w:tcPr>
           <w:p>
             <w:pPr>
@@ -5617,15 +5690,15 @@
         </w:tc>
         <w:tc>
           <w:tcPr>
-            <w:tcW w:type="dxa" w:w="5501"/>
-            <w:vAlign w:val="center"/>
+            <w:tcW w:type="dxa" w:w="4997"/>
+            <w:shd w:val="clear" w:fill="273649"/>
             <w:tcMar>
               <w:top w:w="65" w:type="dxa"/>
+              <w:left w:w="85" w:type="dxa"/>
               <w:bottom w:w="65" w:type="dxa"/>
-              <w:left w:w="85" w:type="dxa"/>
               <w:right w:w="85" w:type="dxa"/>
             </w:tcMar>
-            <w:shd w:fill="273649"/>
+            <w:vAlign w:val="center"/>
           </w:tcPr>
           <w:p>
             <w:pPr>
@@ -5650,15 +5723,15 @@
         </w:trPr>
         <w:tc>
           <w:tcPr>
-            <w:tcW w:type="dxa" w:w="4493"/>
-            <w:vAlign w:val="center"/>
+            <w:tcW w:type="dxa" w:w="4997"/>
+            <w:shd w:val="clear" w:fill="FFFFFF"/>
             <w:tcMar>
               <w:top w:w="65" w:type="dxa"/>
+              <w:left w:w="85" w:type="dxa"/>
               <w:bottom w:w="65" w:type="dxa"/>
-              <w:left w:w="85" w:type="dxa"/>
               <w:right w:w="85" w:type="dxa"/>
             </w:tcMar>
-            <w:shd w:fill="FFFFFF"/>
+            <w:vAlign w:val="center"/>
           </w:tcPr>
           <w:p>
             <w:pPr>
@@ -5676,15 +5749,15 @@
         </w:tc>
         <w:tc>
           <w:tcPr>
-            <w:tcW w:type="dxa" w:w="5501"/>
-            <w:vAlign w:val="center"/>
+            <w:tcW w:type="dxa" w:w="4997"/>
+            <w:shd w:val="clear" w:fill="FFFFFF"/>
             <w:tcMar>
               <w:top w:w="65" w:type="dxa"/>
+              <w:left w:w="85" w:type="dxa"/>
               <w:bottom w:w="65" w:type="dxa"/>
-              <w:left w:w="85" w:type="dxa"/>
               <w:right w:w="85" w:type="dxa"/>
             </w:tcMar>
-            <w:shd w:fill="FFFFFF"/>
+            <w:vAlign w:val="center"/>
           </w:tcPr>
           <w:p>
             <w:pPr>
@@ -5706,15 +5779,15 @@
         </w:trPr>
         <w:tc>
           <w:tcPr>
-            <w:tcW w:type="dxa" w:w="4493"/>
-            <w:vAlign w:val="center"/>
+            <w:tcW w:type="dxa" w:w="4997"/>
+            <w:shd w:val="clear" w:fill="F3F5F8"/>
             <w:tcMar>
               <w:top w:w="65" w:type="dxa"/>
+              <w:left w:w="85" w:type="dxa"/>
               <w:bottom w:w="65" w:type="dxa"/>
-              <w:left w:w="85" w:type="dxa"/>
               <w:right w:w="85" w:type="dxa"/>
             </w:tcMar>
-            <w:shd w:fill="F3F5F8"/>
+            <w:vAlign w:val="center"/>
           </w:tcPr>
           <w:p>
             <w:pPr>
@@ -5745,15 +5818,15 @@
         </w:tc>
         <w:tc>
           <w:tcPr>
-            <w:tcW w:type="dxa" w:w="5501"/>
-            <w:vAlign w:val="center"/>
+            <w:tcW w:type="dxa" w:w="4997"/>
+            <w:shd w:val="clear" w:fill="F3F5F8"/>
             <w:tcMar>
               <w:top w:w="65" w:type="dxa"/>
+              <w:left w:w="85" w:type="dxa"/>
               <w:bottom w:w="65" w:type="dxa"/>
-              <w:left w:w="85" w:type="dxa"/>
               <w:right w:w="85" w:type="dxa"/>
             </w:tcMar>
-            <w:shd w:fill="F3F5F8"/>
+            <w:vAlign w:val="center"/>
           </w:tcPr>
           <w:p>
             <w:pPr>
@@ -5775,15 +5848,15 @@
         </w:trPr>
         <w:tc>
           <w:tcPr>
-            <w:tcW w:type="dxa" w:w="4493"/>
-            <w:vAlign w:val="center"/>
+            <w:tcW w:type="dxa" w:w="4997"/>
+            <w:shd w:val="clear" w:fill="FFFFFF"/>
             <w:tcMar>
               <w:top w:w="65" w:type="dxa"/>
+              <w:left w:w="85" w:type="dxa"/>
               <w:bottom w:w="65" w:type="dxa"/>
-              <w:left w:w="85" w:type="dxa"/>
               <w:right w:w="85" w:type="dxa"/>
             </w:tcMar>
-            <w:shd w:fill="FFFFFF"/>
+            <w:vAlign w:val="center"/>
           </w:tcPr>
           <w:p>
             <w:pPr>
@@ -5807,15 +5880,15 @@
         </w:tc>
         <w:tc>
           <w:tcPr>
-            <w:tcW w:type="dxa" w:w="5501"/>
-            <w:vAlign w:val="center"/>
+            <w:tcW w:type="dxa" w:w="4997"/>
+            <w:shd w:val="clear" w:fill="FFFFFF"/>
             <w:tcMar>
               <w:top w:w="65" w:type="dxa"/>
+              <w:left w:w="85" w:type="dxa"/>
               <w:bottom w:w="65" w:type="dxa"/>
-              <w:left w:w="85" w:type="dxa"/>
               <w:right w:w="85" w:type="dxa"/>
             </w:tcMar>
-            <w:shd w:fill="FFFFFF"/>
+            <w:vAlign w:val="center"/>
           </w:tcPr>
           <w:p>
             <w:pPr>
@@ -5837,15 +5910,15 @@
         </w:trPr>
         <w:tc>
           <w:tcPr>
-            <w:tcW w:type="dxa" w:w="4493"/>
-            <w:vAlign w:val="center"/>
+            <w:tcW w:type="dxa" w:w="4997"/>
+            <w:shd w:val="clear" w:fill="F3F5F8"/>
             <w:tcMar>
               <w:top w:w="65" w:type="dxa"/>
+              <w:left w:w="85" w:type="dxa"/>
               <w:bottom w:w="65" w:type="dxa"/>
-              <w:left w:w="85" w:type="dxa"/>
               <w:right w:w="85" w:type="dxa"/>
             </w:tcMar>
-            <w:shd w:fill="F3F5F8"/>
+            <w:vAlign w:val="center"/>
           </w:tcPr>
           <w:p>
             <w:pPr>
@@ -5863,15 +5936,15 @@
         </w:tc>
         <w:tc>
           <w:tcPr>
-            <w:tcW w:type="dxa" w:w="5501"/>
-            <w:vAlign w:val="center"/>
+            <w:tcW w:type="dxa" w:w="4997"/>
+            <w:shd w:val="clear" w:fill="F3F5F8"/>
             <w:tcMar>
               <w:top w:w="65" w:type="dxa"/>
+              <w:left w:w="85" w:type="dxa"/>
               <w:bottom w:w="65" w:type="dxa"/>
-              <w:left w:w="85" w:type="dxa"/>
               <w:right w:w="85" w:type="dxa"/>
             </w:tcMar>
-            <w:shd w:fill="F3F5F8"/>
+            <w:vAlign w:val="center"/>
           </w:tcPr>
           <w:p>
             <w:pPr>
@@ -5893,15 +5966,15 @@
         </w:trPr>
         <w:tc>
           <w:tcPr>
-            <w:tcW w:type="dxa" w:w="4493"/>
-            <w:vAlign w:val="center"/>
+            <w:tcW w:type="dxa" w:w="4997"/>
+            <w:shd w:val="clear" w:fill="FFFFFF"/>
             <w:tcMar>
               <w:top w:w="65" w:type="dxa"/>
+              <w:left w:w="85" w:type="dxa"/>
               <w:bottom w:w="65" w:type="dxa"/>
-              <w:left w:w="85" w:type="dxa"/>
               <w:right w:w="85" w:type="dxa"/>
             </w:tcMar>
-            <w:shd w:fill="FFFFFF"/>
+            <w:vAlign w:val="center"/>
           </w:tcPr>
           <w:p>
             <w:pPr>
@@ -5919,15 +5992,15 @@
         </w:tc>
         <w:tc>
           <w:tcPr>
-            <w:tcW w:type="dxa" w:w="5501"/>
-            <w:vAlign w:val="center"/>
+            <w:tcW w:type="dxa" w:w="4997"/>
+            <w:shd w:val="clear" w:fill="FFFFFF"/>
             <w:tcMar>
               <w:top w:w="65" w:type="dxa"/>
+              <w:left w:w="85" w:type="dxa"/>
               <w:bottom w:w="65" w:type="dxa"/>
-              <w:left w:w="85" w:type="dxa"/>
               <w:right w:w="85" w:type="dxa"/>
             </w:tcMar>
-            <w:shd w:fill="FFFFFF"/>
+            <w:vAlign w:val="center"/>
           </w:tcPr>
           <w:p>
             <w:pPr>
@@ -5949,15 +6022,71 @@
         </w:trPr>
         <w:tc>
           <w:tcPr>
-            <w:tcW w:type="dxa" w:w="4493"/>
-            <w:vAlign w:val="center"/>
+            <w:tcW w:type="dxa" w:w="4997"/>
+            <w:shd w:val="clear" w:fill="F3F5F8"/>
             <w:tcMar>
               <w:top w:w="65" w:type="dxa"/>
+              <w:left w:w="85" w:type="dxa"/>
               <w:bottom w:w="65" w:type="dxa"/>
-              <w:left w:w="85" w:type="dxa"/>
               <w:right w:w="85" w:type="dxa"/>
             </w:tcMar>
-            <w:shd w:fill="F3F5F8"/>
+            <w:vAlign w:val="center"/>
+          </w:tcPr>
+          <w:p>
+            <w:pPr>
+              <w:spacing w:after="0" w:line="245" w:lineRule="auto"/>
+              <w:jc w:val="left"/>
+            </w:pPr>
+            <w:r>
+              <w:rPr>
+                <w:rFonts w:ascii="Consolas" w:hAnsi="Consolas"/>
+                <w:sz w:val="21"/>
+              </w:rPr>
+              <w:t>export_reference.py</w:t>
+            </w:r>
+          </w:p>
+        </w:tc>
+        <w:tc>
+          <w:tcPr>
+            <w:tcW w:type="dxa" w:w="4997"/>
+            <w:shd w:val="clear" w:fill="F3F5F8"/>
+            <w:tcMar>
+              <w:top w:w="65" w:type="dxa"/>
+              <w:left w:w="85" w:type="dxa"/>
+              <w:bottom w:w="65" w:type="dxa"/>
+              <w:right w:w="85" w:type="dxa"/>
+            </w:tcMar>
+            <w:vAlign w:val="center"/>
+          </w:tcPr>
+          <w:p>
+            <w:pPr>
+              <w:spacing w:after="0" w:line="245" w:lineRule="auto"/>
+              <w:jc w:val="left"/>
+            </w:pPr>
+            <w:r>
+              <w:rPr>
+                <w:sz w:val="21"/>
+              </w:rPr>
+              <w:t>Exports the validation-selected prediction model so the browser can show it beside the network</w:t>
+            </w:r>
+          </w:p>
+        </w:tc>
+      </w:tr>
+      <w:tr>
+        <w:trPr>
+          <w:cantSplit/>
+        </w:trPr>
+        <w:tc>
+          <w:tcPr>
+            <w:tcW w:type="dxa" w:w="4997"/>
+            <w:shd w:val="clear" w:fill="FFFFFF"/>
+            <w:tcMar>
+              <w:top w:w="65" w:type="dxa"/>
+              <w:left w:w="85" w:type="dxa"/>
+              <w:bottom w:w="65" w:type="dxa"/>
+              <w:right w:w="85" w:type="dxa"/>
+            </w:tcMar>
+            <w:vAlign w:val="center"/>
           </w:tcPr>
           <w:p>
             <w:pPr>
@@ -5975,15 +6104,15 @@
         </w:tc>
         <w:tc>
           <w:tcPr>
-            <w:tcW w:type="dxa" w:w="5501"/>
-            <w:vAlign w:val="center"/>
+            <w:tcW w:type="dxa" w:w="4997"/>
+            <w:shd w:val="clear" w:fill="FFFFFF"/>
             <w:tcMar>
               <w:top w:w="65" w:type="dxa"/>
+              <w:left w:w="85" w:type="dxa"/>
               <w:bottom w:w="65" w:type="dxa"/>
-              <w:left w:w="85" w:type="dxa"/>
               <w:right w:w="85" w:type="dxa"/>
             </w:tcMar>
-            <w:shd w:fill="F3F5F8"/>
+            <w:vAlign w:val="center"/>
           </w:tcPr>
           <w:p>
             <w:pPr>
@@ -5994,7 +6123,7 @@
               <w:rPr>
                 <w:sz w:val="21"/>
               </w:rPr>
-              <w:t>Records scores, row indices, cut points, graph, tables, and software versions</w:t>
+              <w:t>Records scores, row indices, cut points, graph, tables, arrow stability, the reference model, and software versions</w:t>
             </w:r>
           </w:p>
         </w:tc>
@@ -6005,15 +6134,15 @@
         </w:trPr>
         <w:tc>
           <w:tcPr>
-            <w:tcW w:type="dxa" w:w="4493"/>
-            <w:vAlign w:val="center"/>
+            <w:tcW w:type="dxa" w:w="4997"/>
+            <w:shd w:val="clear" w:fill="F3F5F8"/>
             <w:tcMar>
               <w:top w:w="65" w:type="dxa"/>
+              <w:left w:w="85" w:type="dxa"/>
               <w:bottom w:w="65" w:type="dxa"/>
-              <w:left w:w="85" w:type="dxa"/>
               <w:right w:w="85" w:type="dxa"/>
             </w:tcMar>
-            <w:shd w:fill="FFFFFF"/>
+            <w:vAlign w:val="center"/>
           </w:tcPr>
           <w:p>
             <w:pPr>
@@ -6031,15 +6160,15 @@
         </w:tc>
         <w:tc>
           <w:tcPr>
-            <w:tcW w:type="dxa" w:w="5501"/>
-            <w:vAlign w:val="center"/>
+            <w:tcW w:type="dxa" w:w="4997"/>
+            <w:shd w:val="clear" w:fill="F3F5F8"/>
             <w:tcMar>
               <w:top w:w="65" w:type="dxa"/>
+              <w:left w:w="85" w:type="dxa"/>
               <w:bottom w:w="65" w:type="dxa"/>
-              <w:left w:w="85" w:type="dxa"/>
               <w:right w:w="85" w:type="dxa"/>
             </w:tcMar>
-            <w:shd w:fill="FFFFFF"/>
+            <w:vAlign w:val="center"/>
           </w:tcPr>
           <w:p>
             <w:pPr>
@@ -6061,15 +6190,15 @@
         </w:trPr>
         <w:tc>
           <w:tcPr>
-            <w:tcW w:type="dxa" w:w="4493"/>
-            <w:vAlign w:val="center"/>
+            <w:tcW w:type="dxa" w:w="4997"/>
+            <w:shd w:val="clear" w:fill="FFFFFF"/>
             <w:tcMar>
               <w:top w:w="65" w:type="dxa"/>
+              <w:left w:w="85" w:type="dxa"/>
               <w:bottom w:w="65" w:type="dxa"/>
-              <w:left w:w="85" w:type="dxa"/>
               <w:right w:w="85" w:type="dxa"/>
             </w:tcMar>
-            <w:shd w:fill="F3F5F8"/>
+            <w:vAlign w:val="center"/>
           </w:tcPr>
           <w:p>
             <w:pPr>
@@ -6100,15 +6229,15 @@
         </w:tc>
         <w:tc>
           <w:tcPr>
-            <w:tcW w:type="dxa" w:w="5501"/>
-            <w:vAlign w:val="center"/>
+            <w:tcW w:type="dxa" w:w="4997"/>
+            <w:shd w:val="clear" w:fill="FFFFFF"/>
             <w:tcMar>
               <w:top w:w="65" w:type="dxa"/>
+              <w:left w:w="85" w:type="dxa"/>
               <w:bottom w:w="65" w:type="dxa"/>
-              <w:left w:w="85" w:type="dxa"/>
               <w:right w:w="85" w:type="dxa"/>
             </w:tcMar>
-            <w:shd w:fill="F3F5F8"/>
+            <w:vAlign w:val="center"/>
           </w:tcPr>
           <w:p>
             <w:pPr>
@@ -6130,15 +6259,15 @@
         </w:trPr>
         <w:tc>
           <w:tcPr>
-            <w:tcW w:type="dxa" w:w="4493"/>
-            <w:vAlign w:val="center"/>
+            <w:tcW w:type="dxa" w:w="4997"/>
+            <w:shd w:val="clear" w:fill="F3F5F8"/>
             <w:tcMar>
               <w:top w:w="65" w:type="dxa"/>
+              <w:left w:w="85" w:type="dxa"/>
               <w:bottom w:w="65" w:type="dxa"/>
-              <w:left w:w="85" w:type="dxa"/>
               <w:right w:w="85" w:type="dxa"/>
             </w:tcMar>
-            <w:shd w:fill="FFFFFF"/>
+            <w:vAlign w:val="center"/>
           </w:tcPr>
           <w:p>
             <w:pPr>
@@ -6156,15 +6285,15 @@
         </w:tc>
         <w:tc>
           <w:tcPr>
-            <w:tcW w:type="dxa" w:w="5501"/>
-            <w:vAlign w:val="center"/>
+            <w:tcW w:type="dxa" w:w="4997"/>
+            <w:shd w:val="clear" w:fill="F3F5F8"/>
             <w:tcMar>
               <w:top w:w="65" w:type="dxa"/>
+              <w:left w:w="85" w:type="dxa"/>
               <w:bottom w:w="65" w:type="dxa"/>
-              <w:left w:w="85" w:type="dxa"/>
               <w:right w:w="85" w:type="dxa"/>
             </w:tcMar>
-            <w:shd w:fill="FFFFFF"/>
+            <w:vAlign w:val="center"/>
           </w:tcPr>
           <w:p>
             <w:pPr>
@@ -6258,10 +6387,17 @@
         <w:t>python bootstrap_structure.py</w:t>
       </w:r>
       <w:r>
-        <w:t xml:space="preserve"> for the arrow stability shown in the network view</w:t>
-      </w:r>
-      <w:r>
-        <w:t xml:space="preserve">. A virtual environment is a separate set of Python packages for this project. </w:t>
+        <w:t xml:space="preserve"> for the arrow stability shown in the network view and </w:t>
+      </w:r>
+      <w:r>
+        <w:rPr>
+          <w:rFonts w:ascii="Consolas" w:hAnsi="Consolas"/>
+          <w:sz w:val="19"/>
+        </w:rPr>
+        <w:t>python export_reference.py</w:t>
+      </w:r>
+      <w:r>
+        <w:t xml:space="preserve"> for the prediction reference. A virtual environment is a separate set of Python packages for this project. </w:t>
       </w:r>
       <w:r>
         <w:rPr>
@@ -6390,8 +6526,6 @@
       <w:tblPr>
         <w:tblW w:type="auto" w:w="0"/>
         <w:jc w:val="center"/>
-        <w:tblLayout w:type="fixed"/>
-        <w:tblLook w:firstColumn="1" w:firstRow="1" w:lastColumn="0" w:lastRow="0" w:noHBand="0" w:noVBand="1" w:val="04A0"/>
         <w:tblBorders>
           <w:top w:val="single" w:sz="4" w:color="D9D9D9"/>
           <w:left w:val="single" w:sz="4" w:color="D9D9D9"/>
@@ -6400,10 +6534,12 @@
           <w:insideH w:val="single" w:sz="4" w:color="D9D9D9"/>
           <w:insideV w:val="single" w:sz="4" w:color="D9D9D9"/>
         </w:tblBorders>
+        <w:tblLayout w:type="fixed"/>
+        <w:tblLook w:firstColumn="1" w:firstRow="1" w:lastColumn="0" w:lastRow="0" w:noHBand="0" w:noVBand="1" w:val="04A0"/>
       </w:tblPr>
       <w:tblGrid>
-        <w:gridCol w:w="2736"/>
-        <w:gridCol w:w="7258"/>
+        <w:gridCol w:w="3887"/>
+        <w:gridCol w:w="6107"/>
       </w:tblGrid>
       <w:tr>
         <w:trPr>
@@ -6412,15 +6548,15 @@
         </w:trPr>
         <w:tc>
           <w:tcPr>
-            <w:tcW w:type="dxa" w:w="2736"/>
-            <w:vAlign w:val="center"/>
+            <w:tcW w:type="dxa" w:w="3887"/>
+            <w:shd w:val="clear" w:fill="273649"/>
             <w:tcMar>
               <w:top w:w="65" w:type="dxa"/>
+              <w:left w:w="85" w:type="dxa"/>
               <w:bottom w:w="65" w:type="dxa"/>
-              <w:left w:w="85" w:type="dxa"/>
               <w:right w:w="85" w:type="dxa"/>
             </w:tcMar>
-            <w:shd w:fill="273649"/>
+            <w:vAlign w:val="center"/>
           </w:tcPr>
           <w:p>
             <w:pPr>
@@ -6432,7 +6568,7 @@
               <w:rPr>
                 <w:b/>
                 <w:color w:val="FFFFFF"/>
-                <w:sz w:val="20"/>
+                <w:sz w:val="21"/>
               </w:rPr>
               <w:t>Term</w:t>
             </w:r>
@@ -6440,15 +6576,15 @@
         </w:tc>
         <w:tc>
           <w:tcPr>
-            <w:tcW w:type="dxa" w:w="7258"/>
-            <w:vAlign w:val="center"/>
+            <w:tcW w:type="dxa" w:w="6107"/>
+            <w:shd w:val="clear" w:fill="273649"/>
             <w:tcMar>
               <w:top w:w="65" w:type="dxa"/>
+              <w:left w:w="85" w:type="dxa"/>
               <w:bottom w:w="65" w:type="dxa"/>
-              <w:left w:w="85" w:type="dxa"/>
               <w:right w:w="85" w:type="dxa"/>
             </w:tcMar>
-            <w:shd w:fill="273649"/>
+            <w:vAlign w:val="center"/>
           </w:tcPr>
           <w:p>
             <w:pPr>
@@ -6460,7 +6596,7 @@
               <w:rPr>
                 <w:b/>
                 <w:color w:val="FFFFFF"/>
-                <w:sz w:val="20"/>
+                <w:sz w:val="21"/>
               </w:rPr>
               <w:t>Plain meaning in this project</w:t>
             </w:r>
@@ -6473,15 +6609,15 @@
         </w:trPr>
         <w:tc>
           <w:tcPr>
-            <w:tcW w:type="dxa" w:w="2736"/>
-            <w:vAlign w:val="center"/>
+            <w:tcW w:type="dxa" w:w="3887"/>
+            <w:shd w:val="clear" w:fill="FFFFFF"/>
             <w:tcMar>
               <w:top w:w="65" w:type="dxa"/>
+              <w:left w:w="85" w:type="dxa"/>
               <w:bottom w:w="65" w:type="dxa"/>
-              <w:left w:w="85" w:type="dxa"/>
               <w:right w:w="85" w:type="dxa"/>
             </w:tcMar>
-            <w:shd w:fill="FFFFFF"/>
+            <w:vAlign w:val="center"/>
           </w:tcPr>
           <w:p>
             <w:pPr>
@@ -6490,7 +6626,7 @@
             </w:pPr>
             <w:r>
               <w:rPr>
-                <w:sz w:val="20"/>
+                <w:sz w:val="21"/>
               </w:rPr>
               <w:t>Feature</w:t>
             </w:r>
@@ -6498,15 +6634,15 @@
         </w:tc>
         <w:tc>
           <w:tcPr>
-            <w:tcW w:type="dxa" w:w="7258"/>
-            <w:vAlign w:val="center"/>
+            <w:tcW w:type="dxa" w:w="6107"/>
+            <w:shd w:val="clear" w:fill="FFFFFF"/>
             <w:tcMar>
               <w:top w:w="65" w:type="dxa"/>
+              <w:left w:w="85" w:type="dxa"/>
               <w:bottom w:w="65" w:type="dxa"/>
-              <w:left w:w="85" w:type="dxa"/>
               <w:right w:w="85" w:type="dxa"/>
             </w:tcMar>
-            <w:shd w:fill="FFFFFF"/>
+            <w:vAlign w:val="center"/>
           </w:tcPr>
           <w:p>
             <w:pPr>
@@ -6515,7 +6651,7 @@
             </w:pPr>
             <w:r>
               <w:rPr>
-                <w:sz w:val="20"/>
+                <w:sz w:val="21"/>
               </w:rPr>
               <w:t>A measured input, such as alcohol</w:t>
             </w:r>
@@ -6528,15 +6664,15 @@
         </w:trPr>
         <w:tc>
           <w:tcPr>
-            <w:tcW w:type="dxa" w:w="2736"/>
-            <w:vAlign w:val="center"/>
+            <w:tcW w:type="dxa" w:w="3887"/>
+            <w:shd w:val="clear" w:fill="F3F5F8"/>
             <w:tcMar>
               <w:top w:w="65" w:type="dxa"/>
+              <w:left w:w="85" w:type="dxa"/>
               <w:bottom w:w="65" w:type="dxa"/>
-              <w:left w:w="85" w:type="dxa"/>
               <w:right w:w="85" w:type="dxa"/>
             </w:tcMar>
-            <w:shd w:fill="F3F5F8"/>
+            <w:vAlign w:val="center"/>
           </w:tcPr>
           <w:p>
             <w:pPr>
@@ -6545,7 +6681,7 @@
             </w:pPr>
             <w:r>
               <w:rPr>
-                <w:sz w:val="20"/>
+                <w:sz w:val="21"/>
               </w:rPr>
               <w:t>Target or class</w:t>
             </w:r>
@@ -6553,15 +6689,15 @@
         </w:tc>
         <w:tc>
           <w:tcPr>
-            <w:tcW w:type="dxa" w:w="7258"/>
-            <w:vAlign w:val="center"/>
+            <w:tcW w:type="dxa" w:w="6107"/>
+            <w:shd w:val="clear" w:fill="F3F5F8"/>
             <w:tcMar>
               <w:top w:w="65" w:type="dxa"/>
+              <w:left w:w="85" w:type="dxa"/>
               <w:bottom w:w="65" w:type="dxa"/>
-              <w:left w:w="85" w:type="dxa"/>
               <w:right w:w="85" w:type="dxa"/>
             </w:tcMar>
-            <w:shd w:fill="F3F5F8"/>
+            <w:vAlign w:val="center"/>
           </w:tcPr>
           <w:p>
             <w:pPr>
@@ -6570,7 +6706,7 @@
             </w:pPr>
             <w:r>
               <w:rPr>
-                <w:sz w:val="20"/>
+                <w:sz w:val="21"/>
               </w:rPr>
               <w:t>The quality score to predict, or one of its six categories</w:t>
             </w:r>
@@ -6583,15 +6719,15 @@
         </w:trPr>
         <w:tc>
           <w:tcPr>
-            <w:tcW w:type="dxa" w:w="2736"/>
-            <w:vAlign w:val="center"/>
+            <w:tcW w:type="dxa" w:w="3887"/>
+            <w:shd w:val="clear" w:fill="FFFFFF"/>
             <w:tcMar>
               <w:top w:w="65" w:type="dxa"/>
+              <w:left w:w="85" w:type="dxa"/>
               <w:bottom w:w="65" w:type="dxa"/>
-              <w:left w:w="85" w:type="dxa"/>
               <w:right w:w="85" w:type="dxa"/>
             </w:tcMar>
-            <w:shd w:fill="FFFFFF"/>
+            <w:vAlign w:val="center"/>
           </w:tcPr>
           <w:p>
             <w:pPr>
@@ -6600,7 +6736,7 @@
             </w:pPr>
             <w:r>
               <w:rPr>
-                <w:sz w:val="20"/>
+                <w:sz w:val="21"/>
               </w:rPr>
               <w:t>Training</w:t>
             </w:r>
@@ -6608,15 +6744,15 @@
         </w:tc>
         <w:tc>
           <w:tcPr>
-            <w:tcW w:type="dxa" w:w="7258"/>
-            <w:vAlign w:val="center"/>
+            <w:tcW w:type="dxa" w:w="6107"/>
+            <w:shd w:val="clear" w:fill="FFFFFF"/>
             <w:tcMar>
               <w:top w:w="65" w:type="dxa"/>
+              <w:left w:w="85" w:type="dxa"/>
               <w:bottom w:w="65" w:type="dxa"/>
-              <w:left w:w="85" w:type="dxa"/>
               <w:right w:w="85" w:type="dxa"/>
             </w:tcMar>
-            <w:shd w:fill="FFFFFF"/>
+            <w:vAlign w:val="center"/>
           </w:tcPr>
           <w:p>
             <w:pPr>
@@ -6625,7 +6761,7 @@
             </w:pPr>
             <w:r>
               <w:rPr>
-                <w:sz w:val="20"/>
+                <w:sz w:val="21"/>
               </w:rPr>
               <w:t>Learning rules, boundaries, arrows, or table values from examples</w:t>
             </w:r>
@@ -6638,15 +6774,15 @@
         </w:trPr>
         <w:tc>
           <w:tcPr>
-            <w:tcW w:type="dxa" w:w="2736"/>
-            <w:vAlign w:val="center"/>
+            <w:tcW w:type="dxa" w:w="3887"/>
+            <w:shd w:val="clear" w:fill="F3F5F8"/>
             <w:tcMar>
               <w:top w:w="65" w:type="dxa"/>
+              <w:left w:w="85" w:type="dxa"/>
               <w:bottom w:w="65" w:type="dxa"/>
-              <w:left w:w="85" w:type="dxa"/>
               <w:right w:w="85" w:type="dxa"/>
             </w:tcMar>
-            <w:shd w:fill="F3F5F8"/>
+            <w:vAlign w:val="center"/>
           </w:tcPr>
           <w:p>
             <w:pPr>
@@ -6655,7 +6791,7 @@
             </w:pPr>
             <w:r>
               <w:rPr>
-                <w:sz w:val="20"/>
+                <w:sz w:val="21"/>
               </w:rPr>
               <w:t>Evidence</w:t>
             </w:r>
@@ -6663,15 +6799,15 @@
         </w:tc>
         <w:tc>
           <w:tcPr>
-            <w:tcW w:type="dxa" w:w="7258"/>
-            <w:vAlign w:val="center"/>
+            <w:tcW w:type="dxa" w:w="6107"/>
+            <w:shd w:val="clear" w:fill="F3F5F8"/>
             <w:tcMar>
               <w:top w:w="65" w:type="dxa"/>
+              <w:left w:w="85" w:type="dxa"/>
               <w:bottom w:w="65" w:type="dxa"/>
-              <w:left w:w="85" w:type="dxa"/>
               <w:right w:w="85" w:type="dxa"/>
             </w:tcMar>
-            <w:shd w:fill="F3F5F8"/>
+            <w:vAlign w:val="center"/>
           </w:tcPr>
           <w:p>
             <w:pPr>
@@ -6680,7 +6816,7 @@
             </w:pPr>
             <w:r>
               <w:rPr>
-                <w:sz w:val="20"/>
+                <w:sz w:val="21"/>
               </w:rPr>
               <w:t>Measurements supplied for a particular prediction</w:t>
             </w:r>
@@ -6693,15 +6829,15 @@
         </w:trPr>
         <w:tc>
           <w:tcPr>
-            <w:tcW w:type="dxa" w:w="2736"/>
-            <w:vAlign w:val="center"/>
+            <w:tcW w:type="dxa" w:w="3887"/>
+            <w:shd w:val="clear" w:fill="FFFFFF"/>
             <w:tcMar>
               <w:top w:w="65" w:type="dxa"/>
+              <w:left w:w="85" w:type="dxa"/>
               <w:bottom w:w="65" w:type="dxa"/>
-              <w:left w:w="85" w:type="dxa"/>
               <w:right w:w="85" w:type="dxa"/>
             </w:tcMar>
-            <w:shd w:fill="FFFFFF"/>
+            <w:vAlign w:val="center"/>
           </w:tcPr>
           <w:p>
             <w:pPr>
@@ -6710,7 +6846,7 @@
             </w:pPr>
             <w:r>
               <w:rPr>
-                <w:sz w:val="20"/>
+                <w:sz w:val="21"/>
               </w:rPr>
               <w:t>Probability distribution</w:t>
             </w:r>
@@ -6718,15 +6854,15 @@
         </w:tc>
         <w:tc>
           <w:tcPr>
-            <w:tcW w:type="dxa" w:w="7258"/>
-            <w:vAlign w:val="center"/>
+            <w:tcW w:type="dxa" w:w="6107"/>
+            <w:shd w:val="clear" w:fill="FFFFFF"/>
             <w:tcMar>
               <w:top w:w="65" w:type="dxa"/>
+              <w:left w:w="85" w:type="dxa"/>
               <w:bottom w:w="65" w:type="dxa"/>
-              <w:left w:w="85" w:type="dxa"/>
               <w:right w:w="85" w:type="dxa"/>
             </w:tcMar>
-            <w:shd w:fill="FFFFFF"/>
+            <w:vAlign w:val="center"/>
           </w:tcPr>
           <w:p>
             <w:pPr>
@@ -6735,7 +6871,7 @@
             </w:pPr>
             <w:r>
               <w:rPr>
-                <w:sz w:val="20"/>
+                <w:sz w:val="21"/>
               </w:rPr>
               <w:t>Probabilities over all possible scores, summing to one</w:t>
             </w:r>
@@ -6748,15 +6884,15 @@
         </w:trPr>
         <w:tc>
           <w:tcPr>
-            <w:tcW w:type="dxa" w:w="2736"/>
-            <w:vAlign w:val="center"/>
+            <w:tcW w:type="dxa" w:w="3887"/>
+            <w:shd w:val="clear" w:fill="F3F5F8"/>
             <w:tcMar>
               <w:top w:w="65" w:type="dxa"/>
+              <w:left w:w="85" w:type="dxa"/>
               <w:bottom w:w="65" w:type="dxa"/>
-              <w:left w:w="85" w:type="dxa"/>
               <w:right w:w="85" w:type="dxa"/>
             </w:tcMar>
-            <w:shd w:fill="F3F5F8"/>
+            <w:vAlign w:val="center"/>
           </w:tcPr>
           <w:p>
             <w:pPr>
@@ -6765,7 +6901,7 @@
             </w:pPr>
             <w:r>
               <w:rPr>
-                <w:sz w:val="20"/>
+                <w:sz w:val="21"/>
               </w:rPr>
               <w:t>Conditional probability</w:t>
             </w:r>
@@ -6773,15 +6909,15 @@
         </w:tc>
         <w:tc>
           <w:tcPr>
-            <w:tcW w:type="dxa" w:w="7258"/>
-            <w:vAlign w:val="center"/>
+            <w:tcW w:type="dxa" w:w="6107"/>
+            <w:shd w:val="clear" w:fill="F3F5F8"/>
             <w:tcMar>
               <w:top w:w="65" w:type="dxa"/>
+              <w:left w:w="85" w:type="dxa"/>
               <w:bottom w:w="65" w:type="dxa"/>
-              <w:left w:w="85" w:type="dxa"/>
               <w:right w:w="85" w:type="dxa"/>
             </w:tcMar>
-            <w:shd w:fill="F3F5F8"/>
+            <w:vAlign w:val="center"/>
           </w:tcPr>
           <w:p>
             <w:pPr>
@@ -6790,7 +6926,7 @@
             </w:pPr>
             <w:r>
               <w:rPr>
-                <w:sz w:val="20"/>
+                <w:sz w:val="21"/>
               </w:rPr>
               <w:t>Probability after specifying some information</w:t>
             </w:r>
@@ -6803,15 +6939,15 @@
         </w:trPr>
         <w:tc>
           <w:tcPr>
-            <w:tcW w:type="dxa" w:w="2736"/>
-            <w:vAlign w:val="center"/>
+            <w:tcW w:type="dxa" w:w="3887"/>
+            <w:shd w:val="clear" w:fill="FFFFFF"/>
             <w:tcMar>
               <w:top w:w="65" w:type="dxa"/>
+              <w:left w:w="85" w:type="dxa"/>
               <w:bottom w:w="65" w:type="dxa"/>
-              <w:left w:w="85" w:type="dxa"/>
               <w:right w:w="85" w:type="dxa"/>
             </w:tcMar>
-            <w:shd w:fill="FFFFFF"/>
+            <w:vAlign w:val="center"/>
           </w:tcPr>
           <w:p>
             <w:pPr>
@@ -6820,7 +6956,7 @@
             </w:pPr>
             <w:r>
               <w:rPr>
-                <w:sz w:val="20"/>
+                <w:sz w:val="21"/>
               </w:rPr>
               <w:t>Prior and posterior</w:t>
             </w:r>
@@ -6828,15 +6964,15 @@
         </w:tc>
         <w:tc>
           <w:tcPr>
-            <w:tcW w:type="dxa" w:w="7258"/>
-            <w:vAlign w:val="center"/>
+            <w:tcW w:type="dxa" w:w="6107"/>
+            <w:shd w:val="clear" w:fill="FFFFFF"/>
             <w:tcMar>
               <w:top w:w="65" w:type="dxa"/>
+              <w:left w:w="85" w:type="dxa"/>
               <w:bottom w:w="65" w:type="dxa"/>
-              <w:left w:w="85" w:type="dxa"/>
               <w:right w:w="85" w:type="dxa"/>
             </w:tcMar>
-            <w:shd w:fill="FFFFFF"/>
+            <w:vAlign w:val="center"/>
           </w:tcPr>
           <w:p>
             <w:pPr>
@@ -6845,7 +6981,7 @@
             </w:pPr>
             <w:r>
               <w:rPr>
-                <w:sz w:val="20"/>
+                <w:sz w:val="21"/>
               </w:rPr>
               <w:t>Probability before and after the evidence for a question</w:t>
             </w:r>
@@ -6858,15 +6994,15 @@
         </w:trPr>
         <w:tc>
           <w:tcPr>
-            <w:tcW w:type="dxa" w:w="2736"/>
-            <w:vAlign w:val="center"/>
+            <w:tcW w:type="dxa" w:w="3887"/>
+            <w:shd w:val="clear" w:fill="F3F5F8"/>
             <w:tcMar>
               <w:top w:w="65" w:type="dxa"/>
+              <w:left w:w="85" w:type="dxa"/>
               <w:bottom w:w="65" w:type="dxa"/>
-              <w:left w:w="85" w:type="dxa"/>
               <w:right w:w="85" w:type="dxa"/>
             </w:tcMar>
-            <w:shd w:fill="F3F5F8"/>
+            <w:vAlign w:val="center"/>
           </w:tcPr>
           <w:p>
             <w:pPr>
@@ -6875,7 +7011,7 @@
             </w:pPr>
             <w:r>
               <w:rPr>
-                <w:sz w:val="20"/>
+                <w:sz w:val="21"/>
               </w:rPr>
               <w:t>Likelihood</w:t>
             </w:r>
@@ -6883,15 +7019,15 @@
         </w:tc>
         <w:tc>
           <w:tcPr>
-            <w:tcW w:type="dxa" w:w="7258"/>
-            <w:vAlign w:val="center"/>
+            <w:tcW w:type="dxa" w:w="6107"/>
+            <w:shd w:val="clear" w:fill="F3F5F8"/>
             <w:tcMar>
               <w:top w:w="65" w:type="dxa"/>
+              <w:left w:w="85" w:type="dxa"/>
               <w:bottom w:w="65" w:type="dxa"/>
-              <w:left w:w="85" w:type="dxa"/>
               <w:right w:w="85" w:type="dxa"/>
             </w:tcMar>
-            <w:shd w:fill="F3F5F8"/>
+            <w:vAlign w:val="center"/>
           </w:tcPr>
           <w:p>
             <w:pPr>
@@ -6900,7 +7036,7 @@
             </w:pPr>
             <w:r>
               <w:rPr>
-                <w:sz w:val="20"/>
+                <w:sz w:val="21"/>
               </w:rPr>
               <w:t>How compatible observed evidence is with a proposed possibility</w:t>
             </w:r>
@@ -6913,15 +7049,15 @@
         </w:trPr>
         <w:tc>
           <w:tcPr>
-            <w:tcW w:type="dxa" w:w="2736"/>
-            <w:vAlign w:val="center"/>
+            <w:tcW w:type="dxa" w:w="3887"/>
+            <w:shd w:val="clear" w:fill="FFFFFF"/>
             <w:tcMar>
               <w:top w:w="65" w:type="dxa"/>
+              <w:left w:w="85" w:type="dxa"/>
               <w:bottom w:w="65" w:type="dxa"/>
-              <w:left w:w="85" w:type="dxa"/>
               <w:right w:w="85" w:type="dxa"/>
             </w:tcMar>
-            <w:shd w:fill="FFFFFF"/>
+            <w:vAlign w:val="center"/>
           </w:tcPr>
           <w:p>
             <w:pPr>
@@ -6930,7 +7066,7 @@
             </w:pPr>
             <w:r>
               <w:rPr>
-                <w:sz w:val="20"/>
+                <w:sz w:val="21"/>
               </w:rPr>
               <w:t>Node and arc</w:t>
             </w:r>
@@ -6938,15 +7074,15 @@
         </w:tc>
         <w:tc>
           <w:tcPr>
-            <w:tcW w:type="dxa" w:w="7258"/>
-            <w:vAlign w:val="center"/>
+            <w:tcW w:type="dxa" w:w="6107"/>
+            <w:shd w:val="clear" w:fill="FFFFFF"/>
             <w:tcMar>
               <w:top w:w="65" w:type="dxa"/>
+              <w:left w:w="85" w:type="dxa"/>
               <w:bottom w:w="65" w:type="dxa"/>
-              <w:left w:w="85" w:type="dxa"/>
               <w:right w:w="85" w:type="dxa"/>
             </w:tcMar>
-            <w:shd w:fill="FFFFFF"/>
+            <w:vAlign w:val="center"/>
           </w:tcPr>
           <w:p>
             <w:pPr>
@@ -6955,7 +7091,7 @@
             </w:pPr>
             <w:r>
               <w:rPr>
-                <w:sz w:val="20"/>
+                <w:sz w:val="21"/>
               </w:rPr>
               <w:t>A variable and a directed connection in the graph</w:t>
             </w:r>
@@ -6968,15 +7104,15 @@
         </w:trPr>
         <w:tc>
           <w:tcPr>
-            <w:tcW w:type="dxa" w:w="2736"/>
-            <w:vAlign w:val="center"/>
+            <w:tcW w:type="dxa" w:w="3887"/>
+            <w:shd w:val="clear" w:fill="F3F5F8"/>
             <w:tcMar>
               <w:top w:w="65" w:type="dxa"/>
+              <w:left w:w="85" w:type="dxa"/>
               <w:bottom w:w="65" w:type="dxa"/>
-              <w:left w:w="85" w:type="dxa"/>
               <w:right w:w="85" w:type="dxa"/>
             </w:tcMar>
-            <w:shd w:fill="F3F5F8"/>
+            <w:vAlign w:val="center"/>
           </w:tcPr>
           <w:p>
             <w:pPr>
@@ -6985,7 +7121,7 @@
             </w:pPr>
             <w:r>
               <w:rPr>
-                <w:sz w:val="20"/>
+                <w:sz w:val="21"/>
               </w:rPr>
               <w:t>Parent and child</w:t>
             </w:r>
@@ -6993,15 +7129,15 @@
         </w:tc>
         <w:tc>
           <w:tcPr>
-            <w:tcW w:type="dxa" w:w="7258"/>
-            <w:vAlign w:val="center"/>
+            <w:tcW w:type="dxa" w:w="6107"/>
+            <w:shd w:val="clear" w:fill="F3F5F8"/>
             <w:tcMar>
               <w:top w:w="65" w:type="dxa"/>
+              <w:left w:w="85" w:type="dxa"/>
               <w:bottom w:w="65" w:type="dxa"/>
-              <w:left w:w="85" w:type="dxa"/>
               <w:right w:w="85" w:type="dxa"/>
             </w:tcMar>
-            <w:shd w:fill="F3F5F8"/>
+            <w:vAlign w:val="center"/>
           </w:tcPr>
           <w:p>
             <w:pPr>
@@ -7010,7 +7146,7 @@
             </w:pPr>
             <w:r>
               <w:rPr>
-                <w:sz w:val="20"/>
+                <w:sz w:val="21"/>
               </w:rPr>
               <w:t>The start and end of an arrow</w:t>
             </w:r>
@@ -7023,15 +7159,15 @@
         </w:trPr>
         <w:tc>
           <w:tcPr>
-            <w:tcW w:type="dxa" w:w="2736"/>
-            <w:vAlign w:val="center"/>
+            <w:tcW w:type="dxa" w:w="3887"/>
+            <w:shd w:val="clear" w:fill="FFFFFF"/>
             <w:tcMar>
               <w:top w:w="65" w:type="dxa"/>
+              <w:left w:w="85" w:type="dxa"/>
               <w:bottom w:w="65" w:type="dxa"/>
-              <w:left w:w="85" w:type="dxa"/>
               <w:right w:w="85" w:type="dxa"/>
             </w:tcMar>
-            <w:shd w:fill="FFFFFF"/>
+            <w:vAlign w:val="center"/>
           </w:tcPr>
           <w:p>
             <w:pPr>
@@ -7040,7 +7176,7 @@
             </w:pPr>
             <w:r>
               <w:rPr>
-                <w:sz w:val="20"/>
+                <w:sz w:val="21"/>
               </w:rPr>
               <w:t>DAG</w:t>
             </w:r>
@@ -7048,15 +7184,15 @@
         </w:tc>
         <w:tc>
           <w:tcPr>
-            <w:tcW w:type="dxa" w:w="7258"/>
-            <w:vAlign w:val="center"/>
+            <w:tcW w:type="dxa" w:w="6107"/>
+            <w:shd w:val="clear" w:fill="FFFFFF"/>
             <w:tcMar>
               <w:top w:w="65" w:type="dxa"/>
+              <w:left w:w="85" w:type="dxa"/>
               <w:bottom w:w="65" w:type="dxa"/>
-              <w:left w:w="85" w:type="dxa"/>
               <w:right w:w="85" w:type="dxa"/>
             </w:tcMar>
-            <w:shd w:fill="FFFFFF"/>
+            <w:vAlign w:val="center"/>
           </w:tcPr>
           <w:p>
             <w:pPr>
@@ -7065,7 +7201,7 @@
             </w:pPr>
             <w:r>
               <w:rPr>
-                <w:sz w:val="20"/>
+                <w:sz w:val="21"/>
               </w:rPr>
               <w:t>Directed graph with no directed cycle</w:t>
             </w:r>
@@ -7078,15 +7214,15 @@
         </w:trPr>
         <w:tc>
           <w:tcPr>
-            <w:tcW w:type="dxa" w:w="2736"/>
-            <w:vAlign w:val="center"/>
+            <w:tcW w:type="dxa" w:w="3887"/>
+            <w:shd w:val="clear" w:fill="F3F5F8"/>
             <w:tcMar>
               <w:top w:w="65" w:type="dxa"/>
+              <w:left w:w="85" w:type="dxa"/>
               <w:bottom w:w="65" w:type="dxa"/>
-              <w:left w:w="85" w:type="dxa"/>
               <w:right w:w="85" w:type="dxa"/>
             </w:tcMar>
-            <w:shd w:fill="F3F5F8"/>
+            <w:vAlign w:val="center"/>
           </w:tcPr>
           <w:p>
             <w:pPr>
@@ -7095,7 +7231,7 @@
             </w:pPr>
             <w:r>
               <w:rPr>
-                <w:sz w:val="20"/>
+                <w:sz w:val="21"/>
               </w:rPr>
               <w:t>CPT</w:t>
             </w:r>
@@ -7103,15 +7239,15 @@
         </w:tc>
         <w:tc>
           <w:tcPr>
-            <w:tcW w:type="dxa" w:w="7258"/>
-            <w:vAlign w:val="center"/>
+            <w:tcW w:type="dxa" w:w="6107"/>
+            <w:shd w:val="clear" w:fill="F3F5F8"/>
             <w:tcMar>
               <w:top w:w="65" w:type="dxa"/>
+              <w:left w:w="85" w:type="dxa"/>
               <w:bottom w:w="65" w:type="dxa"/>
-              <w:left w:w="85" w:type="dxa"/>
               <w:right w:w="85" w:type="dxa"/>
             </w:tcMar>
-            <w:shd w:fill="F3F5F8"/>
+            <w:vAlign w:val="center"/>
           </w:tcPr>
           <w:p>
             <w:pPr>
@@ -7120,7 +7256,7 @@
             </w:pPr>
             <w:r>
               <w:rPr>
-                <w:sz w:val="20"/>
+                <w:sz w:val="21"/>
               </w:rPr>
               <w:t>Table of probabilities for a node given its parent states</w:t>
             </w:r>
@@ -7133,15 +7269,15 @@
         </w:trPr>
         <w:tc>
           <w:tcPr>
-            <w:tcW w:type="dxa" w:w="2736"/>
-            <w:vAlign w:val="center"/>
+            <w:tcW w:type="dxa" w:w="3887"/>
+            <w:shd w:val="clear" w:fill="FFFFFF"/>
             <w:tcMar>
               <w:top w:w="65" w:type="dxa"/>
+              <w:left w:w="85" w:type="dxa"/>
               <w:bottom w:w="65" w:type="dxa"/>
-              <w:left w:w="85" w:type="dxa"/>
               <w:right w:w="85" w:type="dxa"/>
             </w:tcMar>
-            <w:shd w:fill="FFFFFF"/>
+            <w:vAlign w:val="center"/>
           </w:tcPr>
           <w:p>
             <w:pPr>
@@ -7150,7 +7286,7 @@
             </w:pPr>
             <w:r>
               <w:rPr>
-                <w:sz w:val="20"/>
+                <w:sz w:val="21"/>
               </w:rPr>
               <w:t>Inference</w:t>
             </w:r>
@@ -7158,15 +7294,15 @@
         </w:tc>
         <w:tc>
           <w:tcPr>
-            <w:tcW w:type="dxa" w:w="7258"/>
-            <w:vAlign w:val="center"/>
+            <w:tcW w:type="dxa" w:w="6107"/>
+            <w:shd w:val="clear" w:fill="FFFFFF"/>
             <w:tcMar>
               <w:top w:w="65" w:type="dxa"/>
+              <w:left w:w="85" w:type="dxa"/>
               <w:bottom w:w="65" w:type="dxa"/>
-              <w:left w:w="85" w:type="dxa"/>
               <w:right w:w="85" w:type="dxa"/>
             </w:tcMar>
-            <w:shd w:fill="FFFFFF"/>
+            <w:vAlign w:val="center"/>
           </w:tcPr>
           <w:p>
             <w:pPr>
@@ -7175,7 +7311,7 @@
             </w:pPr>
             <w:r>
               <w:rPr>
-                <w:sz w:val="20"/>
+                <w:sz w:val="21"/>
               </w:rPr>
               <w:t>Calculating a probability from the fitted model</w:t>
             </w:r>
@@ -7188,15 +7324,15 @@
         </w:trPr>
         <w:tc>
           <w:tcPr>
-            <w:tcW w:type="dxa" w:w="2736"/>
-            <w:vAlign w:val="center"/>
+            <w:tcW w:type="dxa" w:w="3887"/>
+            <w:shd w:val="clear" w:fill="F3F5F8"/>
             <w:tcMar>
               <w:top w:w="65" w:type="dxa"/>
+              <w:left w:w="85" w:type="dxa"/>
               <w:bottom w:w="65" w:type="dxa"/>
-              <w:left w:w="85" w:type="dxa"/>
               <w:right w:w="85" w:type="dxa"/>
             </w:tcMar>
-            <w:shd w:fill="F3F5F8"/>
+            <w:vAlign w:val="center"/>
           </w:tcPr>
           <w:p>
             <w:pPr>
@@ -7205,7 +7341,7 @@
             </w:pPr>
             <w:r>
               <w:rPr>
-                <w:sz w:val="20"/>
+                <w:sz w:val="21"/>
               </w:rPr>
               <w:t>Marginalization</w:t>
             </w:r>
@@ -7213,15 +7349,15 @@
         </w:tc>
         <w:tc>
           <w:tcPr>
-            <w:tcW w:type="dxa" w:w="7258"/>
-            <w:vAlign w:val="center"/>
+            <w:tcW w:type="dxa" w:w="6107"/>
+            <w:shd w:val="clear" w:fill="F3F5F8"/>
             <w:tcMar>
               <w:top w:w="65" w:type="dxa"/>
+              <w:left w:w="85" w:type="dxa"/>
               <w:bottom w:w="65" w:type="dxa"/>
-              <w:left w:w="85" w:type="dxa"/>
               <w:right w:w="85" w:type="dxa"/>
             </w:tcMar>
-            <w:shd w:fill="F3F5F8"/>
+            <w:vAlign w:val="center"/>
           </w:tcPr>
           <w:p>
             <w:pPr>
@@ -7230,7 +7366,7 @@
             </w:pPr>
             <w:r>
               <w:rPr>
-                <w:sz w:val="20"/>
+                <w:sz w:val="21"/>
               </w:rPr>
               <w:t>Adding over the possibilities for something unknown</w:t>
             </w:r>
@@ -7243,15 +7379,15 @@
         </w:trPr>
         <w:tc>
           <w:tcPr>
-            <w:tcW w:type="dxa" w:w="2736"/>
-            <w:vAlign w:val="center"/>
+            <w:tcW w:type="dxa" w:w="3887"/>
+            <w:shd w:val="clear" w:fill="FFFFFF"/>
             <w:tcMar>
               <w:top w:w="65" w:type="dxa"/>
+              <w:left w:w="85" w:type="dxa"/>
               <w:bottom w:w="65" w:type="dxa"/>
-              <w:left w:w="85" w:type="dxa"/>
               <w:right w:w="85" w:type="dxa"/>
             </w:tcMar>
-            <w:shd w:fill="FFFFFF"/>
+            <w:vAlign w:val="center"/>
           </w:tcPr>
           <w:p>
             <w:pPr>
@@ -7260,7 +7396,7 @@
             </w:pPr>
             <w:r>
               <w:rPr>
-                <w:sz w:val="20"/>
+                <w:sz w:val="21"/>
               </w:rPr>
               <w:t>Discretization</w:t>
             </w:r>
@@ -7268,15 +7404,15 @@
         </w:tc>
         <w:tc>
           <w:tcPr>
-            <w:tcW w:type="dxa" w:w="7258"/>
-            <w:vAlign w:val="center"/>
+            <w:tcW w:type="dxa" w:w="6107"/>
+            <w:shd w:val="clear" w:fill="FFFFFF"/>
             <w:tcMar>
               <w:top w:w="65" w:type="dxa"/>
+              <w:left w:w="85" w:type="dxa"/>
               <w:bottom w:w="65" w:type="dxa"/>
-              <w:left w:w="85" w:type="dxa"/>
               <w:right w:w="85" w:type="dxa"/>
             </w:tcMar>
-            <w:shd w:fill="FFFFFF"/>
+            <w:vAlign w:val="center"/>
           </w:tcPr>
           <w:p>
             <w:pPr>
@@ -7285,7 +7421,7 @@
             </w:pPr>
             <w:r>
               <w:rPr>
-                <w:sz w:val="20"/>
+                <w:sz w:val="21"/>
               </w:rPr>
               <w:t>Turning numerical values into categories</w:t>
             </w:r>
@@ -7298,15 +7434,15 @@
         </w:trPr>
         <w:tc>
           <w:tcPr>
-            <w:tcW w:type="dxa" w:w="2736"/>
-            <w:vAlign w:val="center"/>
+            <w:tcW w:type="dxa" w:w="3887"/>
+            <w:shd w:val="clear" w:fill="F3F5F8"/>
             <w:tcMar>
               <w:top w:w="65" w:type="dxa"/>
+              <w:left w:w="85" w:type="dxa"/>
               <w:bottom w:w="65" w:type="dxa"/>
-              <w:left w:w="85" w:type="dxa"/>
               <w:right w:w="85" w:type="dxa"/>
             </w:tcMar>
-            <w:shd w:fill="F3F5F8"/>
+            <w:vAlign w:val="center"/>
           </w:tcPr>
           <w:p>
             <w:pPr>
@@ -7315,7 +7451,7 @@
             </w:pPr>
             <w:r>
               <w:rPr>
-                <w:sz w:val="20"/>
+                <w:sz w:val="21"/>
               </w:rPr>
               <w:t>Cross validation</w:t>
             </w:r>
@@ -7323,15 +7459,15 @@
         </w:tc>
         <w:tc>
           <w:tcPr>
-            <w:tcW w:type="dxa" w:w="7258"/>
-            <w:vAlign w:val="center"/>
+            <w:tcW w:type="dxa" w:w="6107"/>
+            <w:shd w:val="clear" w:fill="F3F5F8"/>
             <w:tcMar>
               <w:top w:w="65" w:type="dxa"/>
+              <w:left w:w="85" w:type="dxa"/>
               <w:bottom w:w="65" w:type="dxa"/>
-              <w:left w:w="85" w:type="dxa"/>
               <w:right w:w="85" w:type="dxa"/>
             </w:tcMar>
-            <w:shd w:fill="F3F5F8"/>
+            <w:vAlign w:val="center"/>
           </w:tcPr>
           <w:p>
             <w:pPr>
@@ -7340,7 +7476,7 @@
             </w:pPr>
             <w:r>
               <w:rPr>
-                <w:sz w:val="20"/>
+                <w:sz w:val="21"/>
               </w:rPr>
               <w:t>Rotating separate learning and evaluation parts within development data</w:t>
             </w:r>
@@ -7353,15 +7489,15 @@
         </w:trPr>
         <w:tc>
           <w:tcPr>
-            <w:tcW w:type="dxa" w:w="2736"/>
-            <w:vAlign w:val="center"/>
+            <w:tcW w:type="dxa" w:w="3887"/>
+            <w:shd w:val="clear" w:fill="FFFFFF"/>
             <w:tcMar>
               <w:top w:w="65" w:type="dxa"/>
+              <w:left w:w="85" w:type="dxa"/>
               <w:bottom w:w="65" w:type="dxa"/>
-              <w:left w:w="85" w:type="dxa"/>
               <w:right w:w="85" w:type="dxa"/>
             </w:tcMar>
-            <w:shd w:fill="FFFFFF"/>
+            <w:vAlign w:val="center"/>
           </w:tcPr>
           <w:p>
             <w:pPr>
@@ -7370,7 +7506,7 @@
             </w:pPr>
             <w:r>
               <w:rPr>
-                <w:sz w:val="20"/>
+                <w:sz w:val="21"/>
               </w:rPr>
               <w:t>Holdout</w:t>
             </w:r>
@@ -7378,15 +7514,15 @@
         </w:tc>
         <w:tc>
           <w:tcPr>
-            <w:tcW w:type="dxa" w:w="7258"/>
-            <w:vAlign w:val="center"/>
+            <w:tcW w:type="dxa" w:w="6107"/>
+            <w:shd w:val="clear" w:fill="FFFFFF"/>
             <w:tcMar>
               <w:top w:w="65" w:type="dxa"/>
+              <w:left w:w="85" w:type="dxa"/>
               <w:bottom w:w="65" w:type="dxa"/>
-              <w:left w:w="85" w:type="dxa"/>
               <w:right w:w="85" w:type="dxa"/>
             </w:tcMar>
-            <w:shd w:fill="FFFFFF"/>
+            <w:vAlign w:val="center"/>
           </w:tcPr>
           <w:p>
             <w:pPr>
@@ -7395,7 +7531,7 @@
             </w:pPr>
             <w:r>
               <w:rPr>
-                <w:sz w:val="20"/>
+                <w:sz w:val="21"/>
               </w:rPr>
               <w:t>Rows reserved for final evaluation</w:t>
             </w:r>
@@ -7408,15 +7544,15 @@
         </w:trPr>
         <w:tc>
           <w:tcPr>
-            <w:tcW w:type="dxa" w:w="2736"/>
-            <w:vAlign w:val="center"/>
+            <w:tcW w:type="dxa" w:w="3887"/>
+            <w:shd w:val="clear" w:fill="F3F5F8"/>
             <w:tcMar>
               <w:top w:w="65" w:type="dxa"/>
+              <w:left w:w="85" w:type="dxa"/>
               <w:bottom w:w="65" w:type="dxa"/>
-              <w:left w:w="85" w:type="dxa"/>
               <w:right w:w="85" w:type="dxa"/>
             </w:tcMar>
-            <w:shd w:fill="F3F5F8"/>
+            <w:vAlign w:val="center"/>
           </w:tcPr>
           <w:p>
             <w:pPr>
@@ -7425,7 +7561,7 @@
             </w:pPr>
             <w:r>
               <w:rPr>
-                <w:sz w:val="20"/>
+                <w:sz w:val="21"/>
               </w:rPr>
               <w:t>Leakage</w:t>
             </w:r>
@@ -7433,15 +7569,15 @@
         </w:tc>
         <w:tc>
           <w:tcPr>
-            <w:tcW w:type="dxa" w:w="7258"/>
-            <w:vAlign w:val="center"/>
+            <w:tcW w:type="dxa" w:w="6107"/>
+            <w:shd w:val="clear" w:fill="F3F5F8"/>
             <w:tcMar>
               <w:top w:w="65" w:type="dxa"/>
+              <w:left w:w="85" w:type="dxa"/>
               <w:bottom w:w="65" w:type="dxa"/>
-              <w:left w:w="85" w:type="dxa"/>
               <w:right w:w="85" w:type="dxa"/>
             </w:tcMar>
-            <w:shd w:fill="F3F5F8"/>
+            <w:vAlign w:val="center"/>
           </w:tcPr>
           <w:p>
             <w:pPr>
@@ -7450,7 +7586,7 @@
             </w:pPr>
             <w:r>
               <w:rPr>
-                <w:sz w:val="20"/>
+                <w:sz w:val="21"/>
               </w:rPr>
               <w:t>Evaluation information entering model development</w:t>
             </w:r>
@@ -7463,15 +7599,15 @@
         </w:trPr>
         <w:tc>
           <w:tcPr>
-            <w:tcW w:type="dxa" w:w="2736"/>
-            <w:vAlign w:val="center"/>
+            <w:tcW w:type="dxa" w:w="3887"/>
+            <w:shd w:val="clear" w:fill="FFFFFF"/>
             <w:tcMar>
               <w:top w:w="65" w:type="dxa"/>
+              <w:left w:w="85" w:type="dxa"/>
               <w:bottom w:w="65" w:type="dxa"/>
-              <w:left w:w="85" w:type="dxa"/>
               <w:right w:w="85" w:type="dxa"/>
             </w:tcMar>
-            <w:shd w:fill="FFFFFF"/>
+            <w:vAlign w:val="center"/>
           </w:tcPr>
           <w:p>
             <w:pPr>
@@ -7480,7 +7616,7 @@
             </w:pPr>
             <w:r>
               <w:rPr>
-                <w:sz w:val="20"/>
+                <w:sz w:val="21"/>
               </w:rPr>
               <w:t>Overfitting</w:t>
             </w:r>
@@ -7488,15 +7624,15 @@
         </w:tc>
         <w:tc>
           <w:tcPr>
-            <w:tcW w:type="dxa" w:w="7258"/>
-            <w:vAlign w:val="center"/>
+            <w:tcW w:type="dxa" w:w="6107"/>
+            <w:shd w:val="clear" w:fill="FFFFFF"/>
             <w:tcMar>
               <w:top w:w="65" w:type="dxa"/>
+              <w:left w:w="85" w:type="dxa"/>
               <w:bottom w:w="65" w:type="dxa"/>
-              <w:left w:w="85" w:type="dxa"/>
               <w:right w:w="85" w:type="dxa"/>
             </w:tcMar>
-            <w:shd w:fill="FFFFFF"/>
+            <w:vAlign w:val="center"/>
           </w:tcPr>
           <w:p>
             <w:pPr>
@@ -7505,7 +7641,7 @@
             </w:pPr>
             <w:r>
               <w:rPr>
-                <w:sz w:val="20"/>
+                <w:sz w:val="21"/>
               </w:rPr>
               <w:t>Learning accidental training patterns that do not generalize</w:t>
             </w:r>
@@ -7518,15 +7654,15 @@
         </w:trPr>
         <w:tc>
           <w:tcPr>
-            <w:tcW w:type="dxa" w:w="2736"/>
-            <w:vAlign w:val="center"/>
+            <w:tcW w:type="dxa" w:w="3887"/>
+            <w:shd w:val="clear" w:fill="F3F5F8"/>
             <w:tcMar>
               <w:top w:w="65" w:type="dxa"/>
+              <w:left w:w="85" w:type="dxa"/>
               <w:bottom w:w="65" w:type="dxa"/>
-              <w:left w:w="85" w:type="dxa"/>
               <w:right w:w="85" w:type="dxa"/>
             </w:tcMar>
-            <w:shd w:fill="F3F5F8"/>
+            <w:vAlign w:val="center"/>
           </w:tcPr>
           <w:p>
             <w:pPr>
@@ -7535,7 +7671,7 @@
             </w:pPr>
             <w:r>
               <w:rPr>
-                <w:sz w:val="20"/>
+                <w:sz w:val="21"/>
               </w:rPr>
               <w:t>Baseline</w:t>
             </w:r>
@@ -7543,15 +7679,15 @@
         </w:tc>
         <w:tc>
           <w:tcPr>
-            <w:tcW w:type="dxa" w:w="7258"/>
-            <w:vAlign w:val="center"/>
+            <w:tcW w:type="dxa" w:w="6107"/>
+            <w:shd w:val="clear" w:fill="F3F5F8"/>
             <w:tcMar>
               <w:top w:w="65" w:type="dxa"/>
+              <w:left w:w="85" w:type="dxa"/>
               <w:bottom w:w="65" w:type="dxa"/>
-              <w:left w:w="85" w:type="dxa"/>
               <w:right w:w="85" w:type="dxa"/>
             </w:tcMar>
-            <w:shd w:fill="F3F5F8"/>
+            <w:vAlign w:val="center"/>
           </w:tcPr>
           <w:p>
             <w:pPr>
@@ -7560,7 +7696,7 @@
             </w:pPr>
             <w:r>
               <w:rPr>
-                <w:sz w:val="20"/>
+                <w:sz w:val="21"/>
               </w:rPr>
               <w:t>A reference method used to judge whether added complexity helps</w:t>
             </w:r>
@@ -7573,15 +7709,15 @@
         </w:trPr>
         <w:tc>
           <w:tcPr>
-            <w:tcW w:type="dxa" w:w="2736"/>
-            <w:vAlign w:val="center"/>
+            <w:tcW w:type="dxa" w:w="3887"/>
+            <w:shd w:val="clear" w:fill="FFFFFF"/>
             <w:tcMar>
               <w:top w:w="65" w:type="dxa"/>
+              <w:left w:w="85" w:type="dxa"/>
               <w:bottom w:w="65" w:type="dxa"/>
-              <w:left w:w="85" w:type="dxa"/>
               <w:right w:w="85" w:type="dxa"/>
             </w:tcMar>
-            <w:shd w:fill="FFFFFF"/>
+            <w:vAlign w:val="center"/>
           </w:tcPr>
           <w:p>
             <w:pPr>
@@ -7590,7 +7726,7 @@
             </w:pPr>
             <w:r>
               <w:rPr>
-                <w:sz w:val="20"/>
+                <w:sz w:val="21"/>
               </w:rPr>
               <w:t>Calibration</w:t>
             </w:r>
@@ -7598,15 +7734,15 @@
         </w:tc>
         <w:tc>
           <w:tcPr>
-            <w:tcW w:type="dxa" w:w="7258"/>
-            <w:vAlign w:val="center"/>
+            <w:tcW w:type="dxa" w:w="6107"/>
+            <w:shd w:val="clear" w:fill="FFFFFF"/>
             <w:tcMar>
               <w:top w:w="65" w:type="dxa"/>
+              <w:left w:w="85" w:type="dxa"/>
               <w:bottom w:w="65" w:type="dxa"/>
-              <w:left w:w="85" w:type="dxa"/>
               <w:right w:w="85" w:type="dxa"/>
             </w:tcMar>
-            <w:shd w:fill="FFFFFF"/>
+            <w:vAlign w:val="center"/>
           </w:tcPr>
           <w:p>
             <w:pPr>
@@ -7615,7 +7751,7 @@
             </w:pPr>
             <w:r>
               <w:rPr>
-                <w:sz w:val="20"/>
+                <w:sz w:val="21"/>
               </w:rPr>
               <w:t>Agreement between stated probability and observed frequency</w:t>
             </w:r>
@@ -7628,15 +7764,15 @@
         </w:trPr>
         <w:tc>
           <w:tcPr>
-            <w:tcW w:type="dxa" w:w="2736"/>
-            <w:vAlign w:val="center"/>
+            <w:tcW w:type="dxa" w:w="3887"/>
+            <w:shd w:val="clear" w:fill="F3F5F8"/>
             <w:tcMar>
               <w:top w:w="65" w:type="dxa"/>
+              <w:left w:w="85" w:type="dxa"/>
               <w:bottom w:w="65" w:type="dxa"/>
-              <w:left w:w="85" w:type="dxa"/>
               <w:right w:w="85" w:type="dxa"/>
             </w:tcMar>
-            <w:shd w:fill="F3F5F8"/>
+            <w:vAlign w:val="center"/>
           </w:tcPr>
           <w:p>
             <w:pPr>
@@ -7645,7 +7781,7 @@
             </w:pPr>
             <w:r>
               <w:rPr>
-                <w:sz w:val="20"/>
+                <w:sz w:val="21"/>
               </w:rPr>
               <w:t>Bootstrap</w:t>
             </w:r>
@@ -7653,15 +7789,15 @@
         </w:tc>
         <w:tc>
           <w:tcPr>
-            <w:tcW w:type="dxa" w:w="7258"/>
-            <w:vAlign w:val="center"/>
+            <w:tcW w:type="dxa" w:w="6107"/>
+            <w:shd w:val="clear" w:fill="F3F5F8"/>
             <w:tcMar>
               <w:top w:w="65" w:type="dxa"/>
+              <w:left w:w="85" w:type="dxa"/>
               <w:bottom w:w="65" w:type="dxa"/>
-              <w:left w:w="85" w:type="dxa"/>
               <w:right w:w="85" w:type="dxa"/>
             </w:tcMar>
-            <w:shd w:fill="F3F5F8"/>
+            <w:vAlign w:val="center"/>
           </w:tcPr>
           <w:p>
             <w:pPr>
@@ -7670,9 +7806,119 @@
             </w:pPr>
             <w:r>
               <w:rPr>
-                <w:sz w:val="20"/>
+                <w:sz w:val="21"/>
               </w:rPr>
               <w:t>Resampling observed units with replacement to study variation</w:t>
+            </w:r>
+          </w:p>
+        </w:tc>
+      </w:tr>
+      <w:tr>
+        <w:trPr>
+          <w:cantSplit/>
+        </w:trPr>
+        <w:tc>
+          <w:tcPr>
+            <w:tcW w:type="dxa" w:w="3887"/>
+            <w:shd w:val="clear" w:fill="FFFFFF"/>
+            <w:tcMar>
+              <w:top w:w="65" w:type="dxa"/>
+              <w:left w:w="85" w:type="dxa"/>
+              <w:bottom w:w="65" w:type="dxa"/>
+              <w:right w:w="85" w:type="dxa"/>
+            </w:tcMar>
+            <w:vAlign w:val="center"/>
+          </w:tcPr>
+          <w:p>
+            <w:pPr>
+              <w:spacing w:after="0" w:line="245" w:lineRule="auto"/>
+              <w:jc w:val="left"/>
+            </w:pPr>
+            <w:r>
+              <w:rPr>
+                <w:sz w:val="21"/>
+              </w:rPr>
+              <w:t>Prediction reference</w:t>
+            </w:r>
+          </w:p>
+        </w:tc>
+        <w:tc>
+          <w:tcPr>
+            <w:tcW w:type="dxa" w:w="6107"/>
+            <w:shd w:val="clear" w:fill="FFFFFF"/>
+            <w:tcMar>
+              <w:top w:w="65" w:type="dxa"/>
+              <w:left w:w="85" w:type="dxa"/>
+              <w:bottom w:w="65" w:type="dxa"/>
+              <w:right w:w="85" w:type="dxa"/>
+            </w:tcMar>
+            <w:vAlign w:val="center"/>
+          </w:tcPr>
+          <w:p>
+            <w:pPr>
+              <w:spacing w:after="0" w:line="245" w:lineRule="auto"/>
+              <w:jc w:val="left"/>
+            </w:pPr>
+            <w:r>
+              <w:rPr>
+                <w:sz w:val="21"/>
+              </w:rPr>
+              <w:t>The validation-selected model used to predict when every measurement is known; here logistic regression</w:t>
+            </w:r>
+          </w:p>
+        </w:tc>
+      </w:tr>
+      <w:tr>
+        <w:trPr>
+          <w:cantSplit/>
+        </w:trPr>
+        <w:tc>
+          <w:tcPr>
+            <w:tcW w:type="dxa" w:w="3887"/>
+            <w:shd w:val="clear" w:fill="F3F5F8"/>
+            <w:tcMar>
+              <w:top w:w="65" w:type="dxa"/>
+              <w:left w:w="85" w:type="dxa"/>
+              <w:bottom w:w="65" w:type="dxa"/>
+              <w:right w:w="85" w:type="dxa"/>
+            </w:tcMar>
+            <w:vAlign w:val="center"/>
+          </w:tcPr>
+          <w:p>
+            <w:pPr>
+              <w:spacing w:after="0" w:line="245" w:lineRule="auto"/>
+              <w:jc w:val="left"/>
+            </w:pPr>
+            <w:r>
+              <w:rPr>
+                <w:sz w:val="21"/>
+              </w:rPr>
+              <w:t>Reasoning model</w:t>
+            </w:r>
+          </w:p>
+        </w:tc>
+        <w:tc>
+          <w:tcPr>
+            <w:tcW w:type="dxa" w:w="6107"/>
+            <w:shd w:val="clear" w:fill="F3F5F8"/>
+            <w:tcMar>
+              <w:top w:w="65" w:type="dxa"/>
+              <w:left w:w="85" w:type="dxa"/>
+              <w:bottom w:w="65" w:type="dxa"/>
+              <w:right w:w="85" w:type="dxa"/>
+            </w:tcMar>
+            <w:vAlign w:val="center"/>
+          </w:tcPr>
+          <w:p>
+            <w:pPr>
+              <w:spacing w:after="0" w:line="245" w:lineRule="auto"/>
+              <w:jc w:val="left"/>
+            </w:pPr>
+            <w:r>
+              <w:rPr>
+                <w:sz w:val="21"/>
+              </w:rPr>
+              <w:t>The Bayesian network, used to answer with partial evidence and to inspect learned dependencies</w:t>
             </w:r>
           </w:p>
         </w:tc>
@@ -7720,6 +7966,16 @@
         <w:t>dist/results.json</w:t>
       </w:r>
       <w:r>
+        <w:t xml:space="preserve">. The Word edition of this guide is generated from its Markdown source by </w:t>
+      </w:r>
+      <w:r>
+        <w:rPr>
+          <w:rFonts w:ascii="Consolas" w:hAnsi="Consolas"/>
+          <w:sz w:val="19"/>
+        </w:rPr>
+        <w:t>build_guide.py</w:t>
+      </w:r>
+      <w:r>
         <w:t xml:space="preserve">. You can inspect row-level outputs in </w:t>
       </w:r>
       <w:r>
@@ -7778,7 +8034,7 @@
             <w:color w:val="752350"/>
             <w:u w:val="single"/>
           </w:rPr>
-          <w:t>UCI Wine Quality</w:t>
+          <w:t xml:space="preserve">UCI Wine Quality</w:t>
         </w:r>
       </w:hyperlink>
       <w:r>
@@ -7807,7 +8063,7 @@
             <w:color w:val="752350"/>
             <w:u w:val="single"/>
           </w:rPr>
-          <w:t>Avoiding data leakage</w:t>
+          <w:t xml:space="preserve">Avoiding data leakage</w:t>
         </w:r>
       </w:hyperlink>
       <w:r>
@@ -7836,7 +8092,7 @@
             <w:color w:val="752350"/>
             <w:u w:val="single"/>
           </w:rPr>
-          <w:t>bnlearn preprocessing</w:t>
+          <w:t xml:space="preserve">bnlearn preprocessing</w:t>
         </w:r>
       </w:hyperlink>
       <w:r>
@@ -7865,7 +8121,7 @@
             <w:color w:val="752350"/>
             <w:u w:val="single"/>
           </w:rPr>
-          <w:t>pyAgrum learning</w:t>
+          <w:t xml:space="preserve">pyAgrum learning</w:t>
         </w:r>
       </w:hyperlink>
       <w:r>
@@ -7903,7 +8159,7 @@
             <w:color w:val="752350"/>
             <w:u w:val="single"/>
           </w:rPr>
-          <w:t>bnlearn cross-validation</w:t>
+          <w:t xml:space="preserve">bnlearn cross-validation</w:t>
         </w:r>
       </w:hyperlink>
       <w:r>
@@ -7915,7 +8171,7 @@
             <w:color w:val="752350"/>
             <w:u w:val="single"/>
           </w:rPr>
-          <w:t>bnlearn prediction</w:t>
+          <w:t xml:space="preserve">bnlearn prediction</w:t>
         </w:r>
       </w:hyperlink>
       <w:r>
@@ -7932,7 +8188,7 @@
     </w:p>
     <w:p>
       <w:r>
-        <w:t>"I studied whether laboratory measurements can predict red-wine quality, while showing uncertainty over possible scores. I rebuilt my R study in Python and corrected leakage by learning all preprocessing and model structure within training data. I compared Bayesian networks with simple baselines, selected models through validation, and evaluated the frozen choices on grouped held-out data. The network supports interactive queries with missing measurements, but simpler models performed better on the chosen predictive criterion and rare quality scores remain difficult."</w:t>
+        <w:t>"I studied whether laboratory measurements can predict red-wine quality, while showing uncertainty over possible scores. I rebuilt my R study in Python and corrected leakage by learning all preprocessing and model structure within training data. I compared Bayesian networks with simple baselines, selected models through validation, and evaluated the frozen choices on grouped held-out data. Logistic regression performed better on the chosen predictive criterion, so the explorer shows it as the prediction reference, while the network is kept as the reasoning model because it supports queries with missing measurements. Rare quality scores remain difficult for both."</w:t>
       </w:r>
     </w:p>
     <w:p>
